--- a/1-Links/2-Education/1-Knowledge Base/1-Wikimedia.docx
+++ b/1-Links/2-Education/1-Knowledge Base/1-Wikimedia.docx
@@ -343,104 +343,1402 @@
       </w:pPr>
       <w:r>
         <w:rPr>
-          <w:rFonts w:ascii="Arial" w:eastAsia="Arial" w:hAnsi="Arial" w:cs="Arial"/>
-          <w:b/>
-          <w:color w:val="000000"/>
-          <w:sz w:val="18"/>
-          <w:highlight w:val="lightGray"/>
-        </w:rPr>
-        <w:lastRenderedPageBreak/>
-        <w:t># Source: AI Source: Provided by: [Data Path</w:t>
-      </w:r>
-      <w:r>
-        <w:rPr>
-          <w:rFonts w:ascii="Arial" w:eastAsia="Arial" w:hAnsi="Arial" w:cs="Arial"/>
-          <w:color w:val="000000"/>
-          <w:sz w:val="18"/>
-          <w:highlight w:val="lightGray"/>
-        </w:rPr>
-        <w:t xml:space="preserve">: Persons Table -&gt; ID Column: 1, </w:t>
-      </w:r>
-      <w:proofErr w:type="spellStart"/>
-      <w:r>
-        <w:rPr>
-          <w:rFonts w:ascii="Arial" w:eastAsia="Arial" w:hAnsi="Arial" w:cs="Arial"/>
-          <w:color w:val="000000"/>
-          <w:sz w:val="18"/>
-          <w:highlight w:val="lightGray"/>
-        </w:rPr>
-        <w:t>Name_En</w:t>
-      </w:r>
-      <w:proofErr w:type="spellEnd"/>
-      <w:r>
-        <w:rPr>
-          <w:rFonts w:ascii="Arial" w:eastAsia="Arial" w:hAnsi="Arial" w:cs="Arial"/>
-          <w:color w:val="000000"/>
-          <w:sz w:val="18"/>
-          <w:highlight w:val="lightGray"/>
-        </w:rPr>
-        <w:t xml:space="preserve"> Column: Motasem Essam] -&gt; </w:t>
-      </w:r>
-      <w:r>
-        <w:rPr>
-          <w:rFonts w:ascii="Arial" w:eastAsia="Arial" w:hAnsi="Arial" w:cs="Arial"/>
-          <w:b/>
-          <w:color w:val="000000"/>
-          <w:sz w:val="18"/>
-          <w:highlight w:val="lightGray"/>
-        </w:rPr>
-        <w:t>From:</w:t>
-      </w:r>
-      <w:r>
-        <w:rPr>
-          <w:rFonts w:ascii="Arial" w:eastAsia="Arial" w:hAnsi="Arial" w:cs="Arial"/>
-          <w:color w:val="000000"/>
-          <w:sz w:val="18"/>
-          <w:highlight w:val="lightGray"/>
-        </w:rPr>
-        <w:t xml:space="preserve"> [</w:t>
-      </w:r>
-      <w:proofErr w:type="spellStart"/>
-      <w:r>
-        <w:rPr>
-          <w:rFonts w:ascii="Arial" w:eastAsia="Arial" w:hAnsi="Arial" w:cs="Arial"/>
-          <w:color w:val="000000"/>
-          <w:sz w:val="18"/>
-          <w:highlight w:val="lightGray"/>
-        </w:rPr>
-        <w:t>Chatgpt</w:t>
-      </w:r>
-      <w:proofErr w:type="spellEnd"/>
-      <w:r>
-        <w:rPr>
-          <w:rFonts w:ascii="Arial" w:eastAsia="Arial" w:hAnsi="Arial" w:cs="Arial"/>
-          <w:color w:val="000000"/>
-          <w:sz w:val="18"/>
-          <w:highlight w:val="lightGray"/>
-        </w:rPr>
-        <w:t xml:space="preserve"> (GPT</w:t>
-      </w:r>
-      <w:r>
-        <w:rPr>
-          <w:rFonts w:ascii="Arial" w:eastAsia="Arial" w:hAnsi="Arial" w:cs="Cambria Math"/>
-          <w:color w:val="000000"/>
-          <w:sz w:val="18"/>
-          <w:highlight w:val="lightGray"/>
-        </w:rPr>
-        <w:t>‑</w:t>
-      </w:r>
-      <w:r>
-        <w:rPr>
-          <w:rFonts w:ascii="Arial" w:eastAsia="Arial" w:hAnsi="Arial" w:cs="Arial"/>
-          <w:color w:val="000000"/>
-          <w:sz w:val="18"/>
-          <w:highlight w:val="lightGray"/>
-        </w:rPr>
-        <w:t xml:space="preserve">5 Mini)] </w:t>
-      </w:r>
-      <w:r>
-        <w:rPr>
-          <w:rFonts w:ascii="Arial" w:eastAsia="Arial" w:hAnsi="Arial" w:cs="Arial"/>
+          <w:rFonts w:ascii="Arial" w:hAnsi="Arial" w:eastAsia="Arial" w:cs="Arial"/>
+          <w:b/>
+          <w:i w:val="0"/>
+          <w:color w:val="000000"/>
+          <w:sz w:val="18"/>
+          <w:highlight w:val="lightGray"/>
+        </w:rPr>
+        <w:t>#</w:t>
+      </w:r>
+      <w:r>
+        <w:rPr>
+          <w:rFonts w:ascii="Arial" w:hAnsi="Arial" w:eastAsia="Arial" w:cs="Arial"/>
+          <w:b/>
+          <w:i w:val="0"/>
+          <w:color w:val="000000"/>
+          <w:sz w:val="18"/>
+          <w:highlight w:val="lightGray"/>
+        </w:rPr>
+        <w:t xml:space="preserve"> </w:t>
+      </w:r>
+      <w:r>
+        <w:rPr>
+          <w:rFonts w:ascii="Arial" w:hAnsi="Arial" w:eastAsia="Arial" w:cs="Arial"/>
+          <w:b/>
+          <w:i w:val="0"/>
+          <w:color w:val="000000"/>
+          <w:sz w:val="18"/>
+          <w:highlight w:val="lightGray"/>
+        </w:rPr>
+        <w:t>S</w:t>
+      </w:r>
+      <w:r>
+        <w:rPr>
+          <w:rFonts w:ascii="Arial" w:hAnsi="Arial" w:eastAsia="Arial" w:cs="Arial"/>
+          <w:b/>
+          <w:i w:val="0"/>
+          <w:color w:val="000000"/>
+          <w:sz w:val="18"/>
+          <w:highlight w:val="lightGray"/>
+        </w:rPr>
+        <w:t>o</w:t>
+      </w:r>
+      <w:r>
+        <w:rPr>
+          <w:rFonts w:ascii="Arial" w:hAnsi="Arial" w:eastAsia="Arial" w:cs="Arial"/>
+          <w:b/>
+          <w:i w:val="0"/>
+          <w:color w:val="000000"/>
+          <w:sz w:val="18"/>
+          <w:highlight w:val="lightGray"/>
+        </w:rPr>
+        <w:t>u</w:t>
+      </w:r>
+      <w:r>
+        <w:rPr>
+          <w:rFonts w:ascii="Arial" w:hAnsi="Arial" w:eastAsia="Arial" w:cs="Arial"/>
+          <w:b/>
+          <w:i w:val="0"/>
+          <w:color w:val="000000"/>
+          <w:sz w:val="18"/>
+          <w:highlight w:val="lightGray"/>
+        </w:rPr>
+        <w:t>r</w:t>
+      </w:r>
+      <w:r>
+        <w:rPr>
+          <w:rFonts w:ascii="Arial" w:hAnsi="Arial" w:eastAsia="Arial" w:cs="Arial"/>
+          <w:b/>
+          <w:i w:val="0"/>
+          <w:color w:val="000000"/>
+          <w:sz w:val="18"/>
+          <w:highlight w:val="lightGray"/>
+        </w:rPr>
+        <w:t>c</w:t>
+      </w:r>
+      <w:r>
+        <w:rPr>
+          <w:rFonts w:ascii="Arial" w:hAnsi="Arial" w:eastAsia="Arial" w:cs="Arial"/>
+          <w:b/>
+          <w:i w:val="0"/>
+          <w:color w:val="000000"/>
+          <w:sz w:val="18"/>
+          <w:highlight w:val="lightGray"/>
+        </w:rPr>
+        <w:t>e</w:t>
+      </w:r>
+      <w:r>
+        <w:rPr>
+          <w:rFonts w:ascii="Arial" w:hAnsi="Arial" w:eastAsia="Arial" w:cs="Arial"/>
+          <w:b/>
+          <w:i w:val="0"/>
+          <w:color w:val="000000"/>
+          <w:sz w:val="18"/>
+          <w:highlight w:val="lightGray"/>
+        </w:rPr>
+        <w:t>:</w:t>
+      </w:r>
+      <w:r>
+        <w:rPr>
+          <w:rFonts w:ascii="Arial" w:hAnsi="Arial" w:eastAsia="Arial" w:cs="Arial"/>
+          <w:b/>
+          <w:i w:val="0"/>
+          <w:color w:val="000000"/>
+          <w:sz w:val="18"/>
+          <w:highlight w:val="lightGray"/>
+        </w:rPr>
+        <w:t xml:space="preserve"> </w:t>
+      </w:r>
+      <w:r>
+        <w:rPr>
+          <w:rFonts w:ascii="Arial" w:hAnsi="Arial" w:eastAsia="Arial" w:cs="Arial"/>
+          <w:b/>
+          <w:i w:val="0"/>
+          <w:color w:val="000000"/>
+          <w:sz w:val="18"/>
+          <w:highlight w:val="lightGray"/>
+        </w:rPr>
+        <w:t>A</w:t>
+      </w:r>
+      <w:r>
+        <w:rPr>
+          <w:rFonts w:ascii="Arial" w:hAnsi="Arial" w:eastAsia="Arial" w:cs="Arial"/>
+          <w:b/>
+          <w:i w:val="0"/>
+          <w:color w:val="000000"/>
+          <w:sz w:val="18"/>
+          <w:highlight w:val="lightGray"/>
+        </w:rPr>
+        <w:t>I</w:t>
+      </w:r>
+      <w:r>
+        <w:rPr>
+          <w:rFonts w:ascii="Arial" w:hAnsi="Arial" w:eastAsia="Arial" w:cs="Arial"/>
+          <w:b/>
+          <w:i w:val="0"/>
+          <w:color w:val="000000"/>
+          <w:sz w:val="18"/>
+          <w:highlight w:val="lightGray"/>
+        </w:rPr>
+        <w:t xml:space="preserve"> </w:t>
+      </w:r>
+      <w:r>
+        <w:rPr>
+          <w:rFonts w:ascii="Arial" w:hAnsi="Arial" w:eastAsia="Arial" w:cs="Arial"/>
+          <w:b/>
+          <w:i w:val="0"/>
+          <w:color w:val="000000"/>
+          <w:sz w:val="18"/>
+          <w:highlight w:val="lightGray"/>
+        </w:rPr>
+        <w:t>S</w:t>
+      </w:r>
+      <w:r>
+        <w:rPr>
+          <w:rFonts w:ascii="Arial" w:hAnsi="Arial" w:eastAsia="Arial" w:cs="Arial"/>
+          <w:b/>
+          <w:i w:val="0"/>
+          <w:color w:val="000000"/>
+          <w:sz w:val="18"/>
+          <w:highlight w:val="lightGray"/>
+        </w:rPr>
+        <w:t>o</w:t>
+      </w:r>
+      <w:r>
+        <w:rPr>
+          <w:rFonts w:ascii="Arial" w:hAnsi="Arial" w:eastAsia="Arial" w:cs="Arial"/>
+          <w:b/>
+          <w:i w:val="0"/>
+          <w:color w:val="000000"/>
+          <w:sz w:val="18"/>
+          <w:highlight w:val="lightGray"/>
+        </w:rPr>
+        <w:t>u</w:t>
+      </w:r>
+      <w:r>
+        <w:rPr>
+          <w:rFonts w:ascii="Arial" w:hAnsi="Arial" w:eastAsia="Arial" w:cs="Arial"/>
+          <w:b/>
+          <w:i w:val="0"/>
+          <w:color w:val="000000"/>
+          <w:sz w:val="18"/>
+          <w:highlight w:val="lightGray"/>
+        </w:rPr>
+        <w:t>r</w:t>
+      </w:r>
+      <w:r>
+        <w:rPr>
+          <w:rFonts w:ascii="Arial" w:hAnsi="Arial" w:eastAsia="Arial" w:cs="Arial"/>
+          <w:b/>
+          <w:i w:val="0"/>
+          <w:color w:val="000000"/>
+          <w:sz w:val="18"/>
+          <w:highlight w:val="lightGray"/>
+        </w:rPr>
+        <w:t>c</w:t>
+      </w:r>
+      <w:r>
+        <w:rPr>
+          <w:rFonts w:ascii="Arial" w:hAnsi="Arial" w:eastAsia="Arial" w:cs="Arial"/>
+          <w:b/>
+          <w:i w:val="0"/>
+          <w:color w:val="000000"/>
+          <w:sz w:val="18"/>
+          <w:highlight w:val="lightGray"/>
+        </w:rPr>
+        <w:t>e</w:t>
+      </w:r>
+      <w:r>
+        <w:rPr>
+          <w:rFonts w:ascii="Arial" w:hAnsi="Arial" w:eastAsia="Arial" w:cs="Arial"/>
+          <w:b/>
+          <w:i w:val="0"/>
+          <w:color w:val="000000"/>
+          <w:sz w:val="18"/>
+          <w:highlight w:val="lightGray"/>
+        </w:rPr>
+        <w:t>:</w:t>
+      </w:r>
+      <w:r>
+        <w:rPr>
+          <w:rFonts w:ascii="Arial" w:hAnsi="Arial" w:eastAsia="Arial" w:cs="Arial"/>
+          <w:b/>
+          <w:i w:val="0"/>
+          <w:color w:val="000000"/>
+          <w:sz w:val="18"/>
+          <w:highlight w:val="lightGray"/>
+        </w:rPr>
+        <w:t xml:space="preserve"> </w:t>
+      </w:r>
+      <w:r>
+        <w:rPr>
+          <w:rFonts w:ascii="Arial" w:hAnsi="Arial" w:eastAsia="Arial" w:cs="Arial"/>
+          <w:b/>
+          <w:i w:val="0"/>
+          <w:color w:val="000000"/>
+          <w:sz w:val="18"/>
+          <w:highlight w:val="lightGray"/>
+        </w:rPr>
+        <w:t>P</w:t>
+      </w:r>
+      <w:r>
+        <w:rPr>
+          <w:rFonts w:ascii="Arial" w:hAnsi="Arial" w:eastAsia="Arial" w:cs="Arial"/>
+          <w:b/>
+          <w:i w:val="0"/>
+          <w:color w:val="000000"/>
+          <w:sz w:val="18"/>
+          <w:highlight w:val="lightGray"/>
+        </w:rPr>
+        <w:t>r</w:t>
+      </w:r>
+      <w:r>
+        <w:rPr>
+          <w:rFonts w:ascii="Arial" w:hAnsi="Arial" w:eastAsia="Arial" w:cs="Arial"/>
+          <w:b/>
+          <w:i w:val="0"/>
+          <w:color w:val="000000"/>
+          <w:sz w:val="18"/>
+          <w:highlight w:val="lightGray"/>
+        </w:rPr>
+        <w:t>o</w:t>
+      </w:r>
+      <w:r>
+        <w:rPr>
+          <w:rFonts w:ascii="Arial" w:hAnsi="Arial" w:eastAsia="Arial" w:cs="Arial"/>
+          <w:b/>
+          <w:i w:val="0"/>
+          <w:color w:val="000000"/>
+          <w:sz w:val="18"/>
+          <w:highlight w:val="lightGray"/>
+        </w:rPr>
+        <w:t>v</w:t>
+      </w:r>
+      <w:r>
+        <w:rPr>
+          <w:rFonts w:ascii="Arial" w:hAnsi="Arial" w:eastAsia="Arial" w:cs="Arial"/>
+          <w:b/>
+          <w:i w:val="0"/>
+          <w:color w:val="000000"/>
+          <w:sz w:val="18"/>
+          <w:highlight w:val="lightGray"/>
+        </w:rPr>
+        <w:t>i</w:t>
+      </w:r>
+      <w:r>
+        <w:rPr>
+          <w:rFonts w:ascii="Arial" w:hAnsi="Arial" w:eastAsia="Arial" w:cs="Arial"/>
+          <w:b/>
+          <w:i w:val="0"/>
+          <w:color w:val="000000"/>
+          <w:sz w:val="18"/>
+          <w:highlight w:val="lightGray"/>
+        </w:rPr>
+        <w:t>d</w:t>
+      </w:r>
+      <w:r>
+        <w:rPr>
+          <w:rFonts w:ascii="Arial" w:hAnsi="Arial" w:eastAsia="Arial" w:cs="Arial"/>
+          <w:b/>
+          <w:i w:val="0"/>
+          <w:color w:val="000000"/>
+          <w:sz w:val="18"/>
+          <w:highlight w:val="lightGray"/>
+        </w:rPr>
+        <w:t>e</w:t>
+      </w:r>
+      <w:r>
+        <w:rPr>
+          <w:rFonts w:ascii="Arial" w:hAnsi="Arial" w:eastAsia="Arial" w:cs="Arial"/>
+          <w:b/>
+          <w:i w:val="0"/>
+          <w:color w:val="000000"/>
+          <w:sz w:val="18"/>
+          <w:highlight w:val="lightGray"/>
+        </w:rPr>
+        <w:t>d</w:t>
+      </w:r>
+      <w:r>
+        <w:rPr>
+          <w:rFonts w:ascii="Arial" w:hAnsi="Arial" w:eastAsia="Arial" w:cs="Arial"/>
+          <w:b/>
+          <w:i w:val="0"/>
+          <w:color w:val="000000"/>
+          <w:sz w:val="18"/>
+          <w:highlight w:val="lightGray"/>
+        </w:rPr>
+        <w:t xml:space="preserve"> </w:t>
+      </w:r>
+      <w:r>
+        <w:rPr>
+          <w:rFonts w:ascii="Arial" w:hAnsi="Arial" w:eastAsia="Arial" w:cs="Arial"/>
+          <w:b/>
+          <w:i w:val="0"/>
+          <w:color w:val="000000"/>
+          <w:sz w:val="18"/>
+          <w:highlight w:val="lightGray"/>
+        </w:rPr>
+        <w:t>b</w:t>
+      </w:r>
+      <w:r>
+        <w:rPr>
+          <w:rFonts w:ascii="Arial" w:hAnsi="Arial" w:eastAsia="Arial" w:cs="Arial"/>
+          <w:b/>
+          <w:i w:val="0"/>
+          <w:color w:val="000000"/>
+          <w:sz w:val="18"/>
+          <w:highlight w:val="lightGray"/>
+        </w:rPr>
+        <w:t>y</w:t>
+      </w:r>
+      <w:r>
+        <w:rPr>
+          <w:rFonts w:ascii="Arial" w:hAnsi="Arial" w:eastAsia="Arial" w:cs="Arial"/>
+          <w:b/>
+          <w:i w:val="0"/>
+          <w:color w:val="000000"/>
+          <w:sz w:val="18"/>
+          <w:highlight w:val="lightGray"/>
+        </w:rPr>
+        <w:t>:</w:t>
+      </w:r>
+      <w:r>
+        <w:rPr>
+          <w:rFonts w:ascii="Arial" w:hAnsi="Arial" w:eastAsia="Arial" w:cs="Arial"/>
+          <w:b/>
+          <w:i w:val="0"/>
+          <w:color w:val="000000"/>
+          <w:sz w:val="18"/>
+          <w:highlight w:val="lightGray"/>
+        </w:rPr>
+        <w:t xml:space="preserve"> </w:t>
+      </w:r>
+      <w:r>
+        <w:rPr>
+          <w:rFonts w:ascii="Arial" w:hAnsi="Arial" w:eastAsia="Arial" w:cs="Arial"/>
+          <w:b/>
+          <w:i w:val="0"/>
+          <w:color w:val="000000"/>
+          <w:sz w:val="18"/>
+          <w:highlight w:val="lightGray"/>
+        </w:rPr>
+        <w:t>[</w:t>
+      </w:r>
+      <w:r>
+        <w:rPr>
+          <w:rFonts w:ascii="Arial" w:hAnsi="Arial" w:eastAsia="Arial" w:cs="Arial"/>
+          <w:b/>
+          <w:i w:val="0"/>
+          <w:color w:val="000000"/>
+          <w:sz w:val="18"/>
+          <w:highlight w:val="lightGray"/>
+        </w:rPr>
+        <w:t>D</w:t>
+      </w:r>
+      <w:r>
+        <w:rPr>
+          <w:rFonts w:ascii="Arial" w:hAnsi="Arial" w:eastAsia="Arial" w:cs="Arial"/>
+          <w:b/>
+          <w:i w:val="0"/>
+          <w:color w:val="000000"/>
+          <w:sz w:val="18"/>
+          <w:highlight w:val="lightGray"/>
+        </w:rPr>
+        <w:t>a</w:t>
+      </w:r>
+      <w:r>
+        <w:rPr>
+          <w:rFonts w:ascii="Arial" w:hAnsi="Arial" w:eastAsia="Arial" w:cs="Arial"/>
+          <w:b/>
+          <w:i w:val="0"/>
+          <w:color w:val="000000"/>
+          <w:sz w:val="18"/>
+          <w:highlight w:val="lightGray"/>
+        </w:rPr>
+        <w:t>t</w:t>
+      </w:r>
+      <w:r>
+        <w:rPr>
+          <w:rFonts w:ascii="Arial" w:hAnsi="Arial" w:eastAsia="Arial" w:cs="Arial"/>
+          <w:b/>
+          <w:i w:val="0"/>
+          <w:color w:val="000000"/>
+          <w:sz w:val="18"/>
+          <w:highlight w:val="lightGray"/>
+        </w:rPr>
+        <w:t>a</w:t>
+      </w:r>
+      <w:r>
+        <w:rPr>
+          <w:rFonts w:ascii="Arial" w:hAnsi="Arial" w:eastAsia="Arial" w:cs="Arial"/>
+          <w:b/>
+          <w:i w:val="0"/>
+          <w:color w:val="000000"/>
+          <w:sz w:val="18"/>
+          <w:highlight w:val="lightGray"/>
+        </w:rPr>
+        <w:t xml:space="preserve"> </w:t>
+      </w:r>
+      <w:r>
+        <w:rPr>
+          <w:rFonts w:ascii="Arial" w:hAnsi="Arial" w:eastAsia="Arial" w:cs="Arial"/>
+          <w:b/>
+          <w:i w:val="0"/>
+          <w:color w:val="000000"/>
+          <w:sz w:val="18"/>
+          <w:highlight w:val="lightGray"/>
+        </w:rPr>
+        <w:t>P</w:t>
+      </w:r>
+      <w:r>
+        <w:rPr>
+          <w:rFonts w:ascii="Arial" w:hAnsi="Arial" w:eastAsia="Arial" w:cs="Arial"/>
+          <w:b/>
+          <w:i w:val="0"/>
+          <w:color w:val="000000"/>
+          <w:sz w:val="18"/>
+          <w:highlight w:val="lightGray"/>
+        </w:rPr>
+        <w:t>a</w:t>
+      </w:r>
+      <w:r>
+        <w:rPr>
+          <w:rFonts w:ascii="Arial" w:hAnsi="Arial" w:eastAsia="Arial" w:cs="Arial"/>
+          <w:b/>
+          <w:i w:val="0"/>
+          <w:color w:val="000000"/>
+          <w:sz w:val="18"/>
+          <w:highlight w:val="lightGray"/>
+        </w:rPr>
+        <w:t>t</w:t>
+      </w:r>
+      <w:r>
+        <w:rPr>
+          <w:rFonts w:ascii="Arial" w:hAnsi="Arial" w:eastAsia="Arial" w:cs="Arial"/>
+          <w:b/>
+          <w:i w:val="0"/>
+          <w:color w:val="000000"/>
+          <w:sz w:val="18"/>
+          <w:highlight w:val="lightGray"/>
+        </w:rPr>
+        <w:t>h</w:t>
+      </w:r>
+      <w:r>
+        <w:rPr>
+          <w:rFonts w:ascii="Arial" w:hAnsi="Arial" w:eastAsia="Arial" w:cs="Arial"/>
+          <w:b w:val="0"/>
+          <w:i w:val="0"/>
+          <w:color w:val="000000"/>
+          <w:sz w:val="18"/>
+          <w:highlight w:val="lightGray"/>
+        </w:rPr>
+        <w:t>:</w:t>
+      </w:r>
+      <w:r>
+        <w:rPr>
+          <w:rFonts w:ascii="Arial" w:hAnsi="Arial" w:eastAsia="Arial" w:cs="Arial"/>
+          <w:b w:val="0"/>
+          <w:i w:val="0"/>
+          <w:color w:val="000000"/>
+          <w:sz w:val="18"/>
+          <w:highlight w:val="lightGray"/>
+        </w:rPr>
+        <w:t xml:space="preserve"> </w:t>
+      </w:r>
+      <w:r>
+        <w:rPr>
+          <w:rFonts w:ascii="Arial" w:hAnsi="Arial" w:eastAsia="Arial" w:cs="Arial"/>
+          <w:b w:val="0"/>
+          <w:i w:val="0"/>
+          <w:color w:val="000000"/>
+          <w:sz w:val="18"/>
+          <w:highlight w:val="lightGray"/>
+        </w:rPr>
+        <w:t>P</w:t>
+      </w:r>
+      <w:r>
+        <w:rPr>
+          <w:rFonts w:ascii="Arial" w:hAnsi="Arial" w:eastAsia="Arial" w:cs="Arial"/>
+          <w:b w:val="0"/>
+          <w:i w:val="0"/>
+          <w:color w:val="000000"/>
+          <w:sz w:val="18"/>
+          <w:highlight w:val="lightGray"/>
+        </w:rPr>
+        <w:t>e</w:t>
+      </w:r>
+      <w:r>
+        <w:rPr>
+          <w:rFonts w:ascii="Arial" w:hAnsi="Arial" w:eastAsia="Arial" w:cs="Arial"/>
+          <w:b w:val="0"/>
+          <w:i w:val="0"/>
+          <w:color w:val="000000"/>
+          <w:sz w:val="18"/>
+          <w:highlight w:val="lightGray"/>
+        </w:rPr>
+        <w:t>r</w:t>
+      </w:r>
+      <w:r>
+        <w:rPr>
+          <w:rFonts w:ascii="Arial" w:hAnsi="Arial" w:eastAsia="Arial" w:cs="Arial"/>
+          <w:b w:val="0"/>
+          <w:i w:val="0"/>
+          <w:color w:val="000000"/>
+          <w:sz w:val="18"/>
+          <w:highlight w:val="lightGray"/>
+        </w:rPr>
+        <w:t>s</w:t>
+      </w:r>
+      <w:r>
+        <w:rPr>
+          <w:rFonts w:ascii="Arial" w:hAnsi="Arial" w:eastAsia="Arial" w:cs="Arial"/>
+          <w:b w:val="0"/>
+          <w:i w:val="0"/>
+          <w:color w:val="000000"/>
+          <w:sz w:val="18"/>
+          <w:highlight w:val="lightGray"/>
+        </w:rPr>
+        <w:t>o</w:t>
+      </w:r>
+      <w:r>
+        <w:rPr>
+          <w:rFonts w:ascii="Arial" w:hAnsi="Arial" w:eastAsia="Arial" w:cs="Arial"/>
+          <w:b w:val="0"/>
+          <w:i w:val="0"/>
+          <w:color w:val="000000"/>
+          <w:sz w:val="18"/>
+          <w:highlight w:val="lightGray"/>
+        </w:rPr>
+        <w:t>n</w:t>
+      </w:r>
+      <w:r>
+        <w:rPr>
+          <w:rFonts w:ascii="Arial" w:hAnsi="Arial" w:eastAsia="Arial" w:cs="Arial"/>
+          <w:b w:val="0"/>
+          <w:i w:val="0"/>
+          <w:color w:val="000000"/>
+          <w:sz w:val="18"/>
+          <w:highlight w:val="lightGray"/>
+        </w:rPr>
+        <w:t>s</w:t>
+      </w:r>
+      <w:r>
+        <w:rPr>
+          <w:rFonts w:ascii="Arial" w:hAnsi="Arial" w:eastAsia="Arial" w:cs="Arial"/>
+          <w:b w:val="0"/>
+          <w:i w:val="0"/>
+          <w:color w:val="000000"/>
+          <w:sz w:val="18"/>
+          <w:highlight w:val="lightGray"/>
+        </w:rPr>
+        <w:t xml:space="preserve"> </w:t>
+      </w:r>
+      <w:r>
+        <w:rPr>
+          <w:rFonts w:ascii="Arial" w:hAnsi="Arial" w:eastAsia="Arial" w:cs="Arial"/>
+          <w:b w:val="0"/>
+          <w:i w:val="0"/>
+          <w:color w:val="000000"/>
+          <w:sz w:val="18"/>
+          <w:highlight w:val="lightGray"/>
+        </w:rPr>
+        <w:t>T</w:t>
+      </w:r>
+      <w:r>
+        <w:rPr>
+          <w:rFonts w:ascii="Arial" w:hAnsi="Arial" w:eastAsia="Arial" w:cs="Arial"/>
+          <w:b w:val="0"/>
+          <w:i w:val="0"/>
+          <w:color w:val="000000"/>
+          <w:sz w:val="18"/>
+          <w:highlight w:val="lightGray"/>
+        </w:rPr>
+        <w:t>a</w:t>
+      </w:r>
+      <w:r>
+        <w:rPr>
+          <w:rFonts w:ascii="Arial" w:hAnsi="Arial" w:eastAsia="Arial" w:cs="Arial"/>
+          <w:b w:val="0"/>
+          <w:i w:val="0"/>
+          <w:color w:val="000000"/>
+          <w:sz w:val="18"/>
+          <w:highlight w:val="lightGray"/>
+        </w:rPr>
+        <w:t>b</w:t>
+      </w:r>
+      <w:r>
+        <w:rPr>
+          <w:rFonts w:ascii="Arial" w:hAnsi="Arial" w:eastAsia="Arial" w:cs="Arial"/>
+          <w:b w:val="0"/>
+          <w:i w:val="0"/>
+          <w:color w:val="000000"/>
+          <w:sz w:val="18"/>
+          <w:highlight w:val="lightGray"/>
+        </w:rPr>
+        <w:t>l</w:t>
+      </w:r>
+      <w:r>
+        <w:rPr>
+          <w:rFonts w:ascii="Arial" w:hAnsi="Arial" w:eastAsia="Arial" w:cs="Arial"/>
+          <w:b w:val="0"/>
+          <w:i w:val="0"/>
+          <w:color w:val="000000"/>
+          <w:sz w:val="18"/>
+          <w:highlight w:val="lightGray"/>
+        </w:rPr>
+        <w:t>e</w:t>
+      </w:r>
+      <w:r>
+        <w:rPr>
+          <w:rFonts w:ascii="Arial" w:hAnsi="Arial" w:eastAsia="Arial" w:cs="Arial"/>
+          <w:b w:val="0"/>
+          <w:i w:val="0"/>
+          <w:color w:val="000000"/>
+          <w:sz w:val="18"/>
+          <w:highlight w:val="lightGray"/>
+        </w:rPr>
+        <w:t xml:space="preserve"> </w:t>
+      </w:r>
+      <w:r>
+        <w:rPr>
+          <w:rFonts w:ascii="Arial" w:hAnsi="Arial" w:eastAsia="Arial" w:cs="Arial"/>
+          <w:b w:val="0"/>
+          <w:i w:val="0"/>
+          <w:color w:val="000000"/>
+          <w:sz w:val="18"/>
+          <w:highlight w:val="lightGray"/>
+        </w:rPr>
+        <w:t>-</w:t>
+      </w:r>
+      <w:r>
+        <w:rPr>
+          <w:rFonts w:ascii="Arial" w:hAnsi="Arial" w:eastAsia="Arial" w:cs="Arial"/>
+          <w:b w:val="0"/>
+          <w:i w:val="0"/>
+          <w:color w:val="000000"/>
+          <w:sz w:val="18"/>
+          <w:highlight w:val="lightGray"/>
+        </w:rPr>
+        <w:t>&gt;</w:t>
+      </w:r>
+      <w:r>
+        <w:rPr>
+          <w:rFonts w:ascii="Arial" w:hAnsi="Arial" w:eastAsia="Arial" w:cs="Arial"/>
+          <w:b w:val="0"/>
+          <w:i w:val="0"/>
+          <w:color w:val="000000"/>
+          <w:sz w:val="18"/>
+          <w:highlight w:val="lightGray"/>
+        </w:rPr>
+        <w:t xml:space="preserve"> </w:t>
+      </w:r>
+      <w:r>
+        <w:rPr>
+          <w:rFonts w:ascii="Arial" w:hAnsi="Arial" w:eastAsia="Arial" w:cs="Arial"/>
+          <w:b w:val="0"/>
+          <w:i w:val="0"/>
+          <w:color w:val="000000"/>
+          <w:sz w:val="18"/>
+          <w:highlight w:val="lightGray"/>
+        </w:rPr>
+        <w:t>I</w:t>
+      </w:r>
+      <w:r>
+        <w:rPr>
+          <w:rFonts w:ascii="Arial" w:hAnsi="Arial" w:eastAsia="Arial" w:cs="Arial"/>
+          <w:b w:val="0"/>
+          <w:i w:val="0"/>
+          <w:color w:val="000000"/>
+          <w:sz w:val="18"/>
+          <w:highlight w:val="lightGray"/>
+        </w:rPr>
+        <w:t>D</w:t>
+      </w:r>
+      <w:r>
+        <w:rPr>
+          <w:rFonts w:ascii="Arial" w:hAnsi="Arial" w:eastAsia="Arial" w:cs="Arial"/>
+          <w:b w:val="0"/>
+          <w:i w:val="0"/>
+          <w:color w:val="000000"/>
+          <w:sz w:val="18"/>
+          <w:highlight w:val="lightGray"/>
+        </w:rPr>
+        <w:t xml:space="preserve"> </w:t>
+      </w:r>
+      <w:r>
+        <w:rPr>
+          <w:rFonts w:ascii="Arial" w:hAnsi="Arial" w:eastAsia="Arial" w:cs="Arial"/>
+          <w:b w:val="0"/>
+          <w:i w:val="0"/>
+          <w:color w:val="000000"/>
+          <w:sz w:val="18"/>
+          <w:highlight w:val="lightGray"/>
+        </w:rPr>
+        <w:t>C</w:t>
+      </w:r>
+      <w:r>
+        <w:rPr>
+          <w:rFonts w:ascii="Arial" w:hAnsi="Arial" w:eastAsia="Arial" w:cs="Arial"/>
+          <w:b w:val="0"/>
+          <w:i w:val="0"/>
+          <w:color w:val="000000"/>
+          <w:sz w:val="18"/>
+          <w:highlight w:val="lightGray"/>
+        </w:rPr>
+        <w:t>o</w:t>
+      </w:r>
+      <w:r>
+        <w:rPr>
+          <w:rFonts w:ascii="Arial" w:hAnsi="Arial" w:eastAsia="Arial" w:cs="Arial"/>
+          <w:b w:val="0"/>
+          <w:i w:val="0"/>
+          <w:color w:val="000000"/>
+          <w:sz w:val="18"/>
+          <w:highlight w:val="lightGray"/>
+        </w:rPr>
+        <w:t>l</w:t>
+      </w:r>
+      <w:r>
+        <w:rPr>
+          <w:rFonts w:ascii="Arial" w:hAnsi="Arial" w:eastAsia="Arial" w:cs="Arial"/>
+          <w:b w:val="0"/>
+          <w:i w:val="0"/>
+          <w:color w:val="000000"/>
+          <w:sz w:val="18"/>
+          <w:highlight w:val="lightGray"/>
+        </w:rPr>
+        <w:t>u</w:t>
+      </w:r>
+      <w:r>
+        <w:rPr>
+          <w:rFonts w:ascii="Arial" w:hAnsi="Arial" w:eastAsia="Arial" w:cs="Arial"/>
+          <w:b w:val="0"/>
+          <w:i w:val="0"/>
+          <w:color w:val="000000"/>
+          <w:sz w:val="18"/>
+          <w:highlight w:val="lightGray"/>
+        </w:rPr>
+        <w:t>m</w:t>
+      </w:r>
+      <w:r>
+        <w:rPr>
+          <w:rFonts w:ascii="Arial" w:hAnsi="Arial" w:eastAsia="Arial" w:cs="Arial"/>
+          <w:b w:val="0"/>
+          <w:i w:val="0"/>
+          <w:color w:val="000000"/>
+          <w:sz w:val="18"/>
+          <w:highlight w:val="lightGray"/>
+        </w:rPr>
+        <w:t>n</w:t>
+      </w:r>
+      <w:r>
+        <w:rPr>
+          <w:rFonts w:ascii="Arial" w:hAnsi="Arial" w:eastAsia="Arial" w:cs="Arial"/>
+          <w:b w:val="0"/>
+          <w:i w:val="0"/>
+          <w:color w:val="000000"/>
+          <w:sz w:val="18"/>
+          <w:highlight w:val="lightGray"/>
+        </w:rPr>
+        <w:t>:</w:t>
+      </w:r>
+      <w:r>
+        <w:rPr>
+          <w:rFonts w:ascii="Arial" w:hAnsi="Arial" w:eastAsia="Arial" w:cs="Arial"/>
+          <w:b w:val="0"/>
+          <w:i w:val="0"/>
+          <w:color w:val="000000"/>
+          <w:sz w:val="18"/>
+          <w:highlight w:val="lightGray"/>
+        </w:rPr>
+        <w:t xml:space="preserve"> </w:t>
+      </w:r>
+      <w:r>
+        <w:rPr>
+          <w:rFonts w:ascii="Arial" w:hAnsi="Arial" w:eastAsia="Arial" w:cs="Arial"/>
+          <w:b w:val="0"/>
+          <w:i w:val="0"/>
+          <w:color w:val="000000"/>
+          <w:sz w:val="18"/>
+          <w:highlight w:val="lightGray"/>
+        </w:rPr>
+        <w:t>1</w:t>
+      </w:r>
+      <w:r>
+        <w:rPr>
+          <w:rFonts w:ascii="Arial" w:hAnsi="Arial" w:eastAsia="Arial" w:cs="Arial"/>
+          <w:b w:val="0"/>
+          <w:i w:val="0"/>
+          <w:color w:val="000000"/>
+          <w:sz w:val="18"/>
+          <w:highlight w:val="lightGray"/>
+        </w:rPr>
+        <w:t>,</w:t>
+      </w:r>
+      <w:r>
+        <w:rPr>
+          <w:rFonts w:ascii="Arial" w:hAnsi="Arial" w:eastAsia="Arial" w:cs="Arial"/>
+          <w:b w:val="0"/>
+          <w:i w:val="0"/>
+          <w:color w:val="000000"/>
+          <w:sz w:val="18"/>
+          <w:highlight w:val="lightGray"/>
+        </w:rPr>
+        <w:t xml:space="preserve"> </w:t>
+      </w:r>
+      <w:r>
+        <w:rPr>
+          <w:rFonts w:ascii="Arial" w:hAnsi="Arial" w:eastAsia="Arial" w:cs="Arial"/>
+          <w:b w:val="0"/>
+          <w:i w:val="0"/>
+          <w:color w:val="000000"/>
+          <w:sz w:val="18"/>
+          <w:highlight w:val="lightGray"/>
+        </w:rPr>
+        <w:t>N</w:t>
+      </w:r>
+      <w:r>
+        <w:rPr>
+          <w:rFonts w:ascii="Arial" w:hAnsi="Arial" w:eastAsia="Arial" w:cs="Arial"/>
+          <w:b w:val="0"/>
+          <w:i w:val="0"/>
+          <w:color w:val="000000"/>
+          <w:sz w:val="18"/>
+          <w:highlight w:val="lightGray"/>
+        </w:rPr>
+        <w:t>a</w:t>
+      </w:r>
+      <w:r>
+        <w:rPr>
+          <w:rFonts w:ascii="Arial" w:hAnsi="Arial" w:eastAsia="Arial" w:cs="Arial"/>
+          <w:b w:val="0"/>
+          <w:i w:val="0"/>
+          <w:color w:val="000000"/>
+          <w:sz w:val="18"/>
+          <w:highlight w:val="lightGray"/>
+        </w:rPr>
+        <w:t>m</w:t>
+      </w:r>
+      <w:r>
+        <w:rPr>
+          <w:rFonts w:ascii="Arial" w:hAnsi="Arial" w:eastAsia="Arial" w:cs="Arial"/>
+          <w:b w:val="0"/>
+          <w:i w:val="0"/>
+          <w:color w:val="000000"/>
+          <w:sz w:val="18"/>
+          <w:highlight w:val="lightGray"/>
+        </w:rPr>
+        <w:t>e</w:t>
+      </w:r>
+      <w:r>
+        <w:rPr>
+          <w:rFonts w:ascii="Arial" w:hAnsi="Arial" w:eastAsia="Arial" w:cs="Arial"/>
+          <w:b w:val="0"/>
+          <w:i w:val="0"/>
+          <w:color w:val="000000"/>
+          <w:sz w:val="18"/>
+          <w:highlight w:val="lightGray"/>
+        </w:rPr>
+        <w:t>_</w:t>
+      </w:r>
+      <w:r>
+        <w:rPr>
+          <w:rFonts w:ascii="Arial" w:hAnsi="Arial" w:eastAsia="Arial" w:cs="Arial"/>
+          <w:b w:val="0"/>
+          <w:i w:val="0"/>
+          <w:color w:val="000000"/>
+          <w:sz w:val="18"/>
+          <w:highlight w:val="lightGray"/>
+        </w:rPr>
+        <w:t>E</w:t>
+      </w:r>
+      <w:r>
+        <w:rPr>
+          <w:rFonts w:ascii="Arial" w:hAnsi="Arial" w:eastAsia="Arial" w:cs="Arial"/>
+          <w:b w:val="0"/>
+          <w:i w:val="0"/>
+          <w:color w:val="000000"/>
+          <w:sz w:val="18"/>
+          <w:highlight w:val="lightGray"/>
+        </w:rPr>
+        <w:t>n</w:t>
+      </w:r>
+      <w:r>
+        <w:rPr>
+          <w:rFonts w:ascii="Arial" w:hAnsi="Arial" w:eastAsia="Arial" w:cs="Arial"/>
+          <w:b w:val="0"/>
+          <w:i w:val="0"/>
+          <w:color w:val="000000"/>
+          <w:sz w:val="18"/>
+          <w:highlight w:val="lightGray"/>
+        </w:rPr>
+        <w:t xml:space="preserve"> </w:t>
+      </w:r>
+      <w:r>
+        <w:rPr>
+          <w:rFonts w:ascii="Arial" w:hAnsi="Arial" w:eastAsia="Arial" w:cs="Arial"/>
+          <w:b w:val="0"/>
+          <w:i w:val="0"/>
+          <w:color w:val="000000"/>
+          <w:sz w:val="18"/>
+          <w:highlight w:val="lightGray"/>
+        </w:rPr>
+        <w:t>C</w:t>
+      </w:r>
+      <w:r>
+        <w:rPr>
+          <w:rFonts w:ascii="Arial" w:hAnsi="Arial" w:eastAsia="Arial" w:cs="Arial"/>
+          <w:b w:val="0"/>
+          <w:i w:val="0"/>
+          <w:color w:val="000000"/>
+          <w:sz w:val="18"/>
+          <w:highlight w:val="lightGray"/>
+        </w:rPr>
+        <w:t>o</w:t>
+      </w:r>
+      <w:r>
+        <w:rPr>
+          <w:rFonts w:ascii="Arial" w:hAnsi="Arial" w:eastAsia="Arial" w:cs="Arial"/>
+          <w:b w:val="0"/>
+          <w:i w:val="0"/>
+          <w:color w:val="000000"/>
+          <w:sz w:val="18"/>
+          <w:highlight w:val="lightGray"/>
+        </w:rPr>
+        <w:t>l</w:t>
+      </w:r>
+      <w:r>
+        <w:rPr>
+          <w:rFonts w:ascii="Arial" w:hAnsi="Arial" w:eastAsia="Arial" w:cs="Arial"/>
+          <w:b w:val="0"/>
+          <w:i w:val="0"/>
+          <w:color w:val="000000"/>
+          <w:sz w:val="18"/>
+          <w:highlight w:val="lightGray"/>
+        </w:rPr>
+        <w:t>u</w:t>
+      </w:r>
+      <w:r>
+        <w:rPr>
+          <w:rFonts w:ascii="Arial" w:hAnsi="Arial" w:eastAsia="Arial" w:cs="Arial"/>
+          <w:b w:val="0"/>
+          <w:i w:val="0"/>
+          <w:color w:val="000000"/>
+          <w:sz w:val="18"/>
+          <w:highlight w:val="lightGray"/>
+        </w:rPr>
+        <w:t>m</w:t>
+      </w:r>
+      <w:r>
+        <w:rPr>
+          <w:rFonts w:ascii="Arial" w:hAnsi="Arial" w:eastAsia="Arial" w:cs="Arial"/>
+          <w:b w:val="0"/>
+          <w:i w:val="0"/>
+          <w:color w:val="000000"/>
+          <w:sz w:val="18"/>
+          <w:highlight w:val="lightGray"/>
+        </w:rPr>
+        <w:t>n</w:t>
+      </w:r>
+      <w:r>
+        <w:rPr>
+          <w:rFonts w:ascii="Arial" w:hAnsi="Arial" w:eastAsia="Arial" w:cs="Arial"/>
+          <w:b w:val="0"/>
+          <w:i w:val="0"/>
+          <w:color w:val="000000"/>
+          <w:sz w:val="18"/>
+          <w:highlight w:val="lightGray"/>
+        </w:rPr>
+        <w:t>:</w:t>
+      </w:r>
+      <w:r>
+        <w:rPr>
+          <w:rFonts w:ascii="Arial" w:hAnsi="Arial" w:eastAsia="Arial" w:cs="Arial"/>
+          <w:b w:val="0"/>
+          <w:i w:val="0"/>
+          <w:color w:val="000000"/>
+          <w:sz w:val="18"/>
+          <w:highlight w:val="lightGray"/>
+        </w:rPr>
+        <w:t xml:space="preserve"> </w:t>
+      </w:r>
+      <w:r>
+        <w:rPr>
+          <w:rFonts w:ascii="Arial" w:hAnsi="Arial" w:eastAsia="Arial" w:cs="Arial"/>
+          <w:b w:val="0"/>
+          <w:i w:val="0"/>
+          <w:color w:val="000000"/>
+          <w:sz w:val="18"/>
+          <w:highlight w:val="lightGray"/>
+        </w:rPr>
+        <w:t>M</w:t>
+      </w:r>
+      <w:r>
+        <w:rPr>
+          <w:rFonts w:ascii="Arial" w:hAnsi="Arial" w:eastAsia="Arial" w:cs="Arial"/>
+          <w:b w:val="0"/>
+          <w:i w:val="0"/>
+          <w:color w:val="000000"/>
+          <w:sz w:val="18"/>
+          <w:highlight w:val="lightGray"/>
+        </w:rPr>
+        <w:t>o</w:t>
+      </w:r>
+      <w:r>
+        <w:rPr>
+          <w:rFonts w:ascii="Arial" w:hAnsi="Arial" w:eastAsia="Arial" w:cs="Arial"/>
+          <w:b w:val="0"/>
+          <w:i w:val="0"/>
+          <w:color w:val="000000"/>
+          <w:sz w:val="18"/>
+          <w:highlight w:val="lightGray"/>
+        </w:rPr>
+        <w:t>t</w:t>
+      </w:r>
+      <w:r>
+        <w:rPr>
+          <w:rFonts w:ascii="Arial" w:hAnsi="Arial" w:eastAsia="Arial" w:cs="Arial"/>
+          <w:b w:val="0"/>
+          <w:i w:val="0"/>
+          <w:color w:val="000000"/>
+          <w:sz w:val="18"/>
+          <w:highlight w:val="lightGray"/>
+        </w:rPr>
+        <w:t>a</w:t>
+      </w:r>
+      <w:r>
+        <w:rPr>
+          <w:rFonts w:ascii="Arial" w:hAnsi="Arial" w:eastAsia="Arial" w:cs="Arial"/>
+          <w:b w:val="0"/>
+          <w:i w:val="0"/>
+          <w:color w:val="000000"/>
+          <w:sz w:val="18"/>
+          <w:highlight w:val="lightGray"/>
+        </w:rPr>
+        <w:t>s</w:t>
+      </w:r>
+      <w:r>
+        <w:rPr>
+          <w:rFonts w:ascii="Arial" w:hAnsi="Arial" w:eastAsia="Arial" w:cs="Arial"/>
+          <w:b w:val="0"/>
+          <w:i w:val="0"/>
+          <w:color w:val="000000"/>
+          <w:sz w:val="18"/>
+          <w:highlight w:val="lightGray"/>
+        </w:rPr>
+        <w:t>e</w:t>
+      </w:r>
+      <w:r>
+        <w:rPr>
+          <w:rFonts w:ascii="Arial" w:hAnsi="Arial" w:eastAsia="Arial" w:cs="Arial"/>
+          <w:b w:val="0"/>
+          <w:i w:val="0"/>
+          <w:color w:val="000000"/>
+          <w:sz w:val="18"/>
+          <w:highlight w:val="lightGray"/>
+        </w:rPr>
+        <w:t>m</w:t>
+      </w:r>
+      <w:r>
+        <w:rPr>
+          <w:rFonts w:ascii="Arial" w:hAnsi="Arial" w:eastAsia="Arial" w:cs="Arial"/>
+          <w:b w:val="0"/>
+          <w:i w:val="0"/>
+          <w:color w:val="000000"/>
+          <w:sz w:val="18"/>
+          <w:highlight w:val="lightGray"/>
+        </w:rPr>
+        <w:t xml:space="preserve"> </w:t>
+      </w:r>
+      <w:r>
+        <w:rPr>
+          <w:rFonts w:ascii="Arial" w:hAnsi="Arial" w:eastAsia="Arial" w:cs="Arial"/>
+          <w:b w:val="0"/>
+          <w:i w:val="0"/>
+          <w:color w:val="000000"/>
+          <w:sz w:val="18"/>
+          <w:highlight w:val="lightGray"/>
+        </w:rPr>
+        <w:t>E</w:t>
+      </w:r>
+      <w:r>
+        <w:rPr>
+          <w:rFonts w:ascii="Arial" w:hAnsi="Arial" w:eastAsia="Arial" w:cs="Arial"/>
+          <w:b w:val="0"/>
+          <w:i w:val="0"/>
+          <w:color w:val="000000"/>
+          <w:sz w:val="18"/>
+          <w:highlight w:val="lightGray"/>
+        </w:rPr>
+        <w:t>s</w:t>
+      </w:r>
+      <w:r>
+        <w:rPr>
+          <w:rFonts w:ascii="Arial" w:hAnsi="Arial" w:eastAsia="Arial" w:cs="Arial"/>
+          <w:b w:val="0"/>
+          <w:i w:val="0"/>
+          <w:color w:val="000000"/>
+          <w:sz w:val="18"/>
+          <w:highlight w:val="lightGray"/>
+        </w:rPr>
+        <w:t>s</w:t>
+      </w:r>
+      <w:r>
+        <w:rPr>
+          <w:rFonts w:ascii="Arial" w:hAnsi="Arial" w:eastAsia="Arial" w:cs="Arial"/>
+          <w:b w:val="0"/>
+          <w:i w:val="0"/>
+          <w:color w:val="000000"/>
+          <w:sz w:val="18"/>
+          <w:highlight w:val="lightGray"/>
+        </w:rPr>
+        <w:t>a</w:t>
+      </w:r>
+      <w:r>
+        <w:rPr>
+          <w:rFonts w:ascii="Arial" w:hAnsi="Arial" w:eastAsia="Arial" w:cs="Arial"/>
+          <w:b w:val="0"/>
+          <w:i w:val="0"/>
+          <w:color w:val="000000"/>
+          <w:sz w:val="18"/>
+          <w:highlight w:val="lightGray"/>
+        </w:rPr>
+        <w:t>m</w:t>
+      </w:r>
+      <w:r>
+        <w:rPr>
+          <w:rFonts w:ascii="Arial" w:hAnsi="Arial" w:eastAsia="Arial" w:cs="Arial"/>
+          <w:b w:val="0"/>
+          <w:i w:val="0"/>
+          <w:color w:val="000000"/>
+          <w:sz w:val="18"/>
+          <w:highlight w:val="lightGray"/>
+        </w:rPr>
+        <w:t>]</w:t>
+      </w:r>
+      <w:r>
+        <w:rPr>
+          <w:rFonts w:ascii="Arial" w:hAnsi="Arial" w:eastAsia="Arial" w:cs="Arial"/>
+          <w:b w:val="0"/>
+          <w:i w:val="0"/>
+          <w:color w:val="000000"/>
+          <w:sz w:val="18"/>
+          <w:highlight w:val="lightGray"/>
+        </w:rPr>
+        <w:t xml:space="preserve"> </w:t>
+      </w:r>
+      <w:r>
+        <w:rPr>
+          <w:rFonts w:ascii="Arial" w:hAnsi="Arial" w:eastAsia="Arial" w:cs="Arial"/>
+          <w:b w:val="0"/>
+          <w:i w:val="0"/>
+          <w:color w:val="000000"/>
+          <w:sz w:val="18"/>
+          <w:highlight w:val="lightGray"/>
+        </w:rPr>
+        <w:t>-</w:t>
+      </w:r>
+      <w:r>
+        <w:rPr>
+          <w:rFonts w:ascii="Arial" w:hAnsi="Arial" w:eastAsia="Arial" w:cs="Arial"/>
+          <w:b w:val="0"/>
+          <w:i w:val="0"/>
+          <w:color w:val="000000"/>
+          <w:sz w:val="18"/>
+          <w:highlight w:val="lightGray"/>
+        </w:rPr>
+        <w:t>&gt;</w:t>
+      </w:r>
+      <w:r>
+        <w:rPr>
+          <w:rFonts w:ascii="Arial" w:hAnsi="Arial" w:eastAsia="Arial" w:cs="Arial"/>
+          <w:b w:val="0"/>
+          <w:i w:val="0"/>
+          <w:color w:val="000000"/>
+          <w:sz w:val="18"/>
+          <w:highlight w:val="lightGray"/>
+        </w:rPr>
+        <w:t xml:space="preserve"> </w:t>
+      </w:r>
+      <w:r>
+        <w:rPr>
+          <w:rFonts w:ascii="Arial" w:hAnsi="Arial" w:eastAsia="Arial" w:cs="Arial"/>
+          <w:b/>
+          <w:i w:val="0"/>
+          <w:color w:val="000000"/>
+          <w:sz w:val="18"/>
+          <w:highlight w:val="lightGray"/>
+        </w:rPr>
+        <w:t>F</w:t>
+      </w:r>
+      <w:r>
+        <w:rPr>
+          <w:rFonts w:ascii="Arial" w:hAnsi="Arial" w:eastAsia="Arial" w:cs="Arial"/>
+          <w:b/>
+          <w:i w:val="0"/>
+          <w:color w:val="000000"/>
+          <w:sz w:val="18"/>
+          <w:highlight w:val="lightGray"/>
+        </w:rPr>
+        <w:t>r</w:t>
+      </w:r>
+      <w:r>
+        <w:rPr>
+          <w:rFonts w:ascii="Arial" w:hAnsi="Arial" w:eastAsia="Arial" w:cs="Arial"/>
+          <w:b/>
+          <w:i w:val="0"/>
+          <w:color w:val="000000"/>
+          <w:sz w:val="18"/>
+          <w:highlight w:val="lightGray"/>
+        </w:rPr>
+        <w:t>o</w:t>
+      </w:r>
+      <w:r>
+        <w:rPr>
+          <w:rFonts w:ascii="Arial" w:hAnsi="Arial" w:eastAsia="Arial" w:cs="Arial"/>
+          <w:b/>
+          <w:i w:val="0"/>
+          <w:color w:val="000000"/>
+          <w:sz w:val="18"/>
+          <w:highlight w:val="lightGray"/>
+        </w:rPr>
+        <w:t>m</w:t>
+      </w:r>
+      <w:r>
+        <w:rPr>
+          <w:rFonts w:ascii="Arial" w:hAnsi="Arial" w:eastAsia="Arial" w:cs="Arial"/>
+          <w:b/>
+          <w:i w:val="0"/>
+          <w:color w:val="000000"/>
+          <w:sz w:val="18"/>
+          <w:highlight w:val="lightGray"/>
+        </w:rPr>
+        <w:t>:</w:t>
+      </w:r>
+      <w:r>
+        <w:rPr>
+          <w:rFonts w:ascii="Arial" w:hAnsi="Arial" w:eastAsia="Arial" w:cs="Arial"/>
+          <w:b w:val="0"/>
+          <w:i w:val="0"/>
+          <w:color w:val="000000"/>
+          <w:sz w:val="18"/>
+          <w:highlight w:val="lightGray"/>
+        </w:rPr>
+        <w:t xml:space="preserve"> </w:t>
+      </w:r>
+      <w:r>
+        <w:rPr>
+          <w:rFonts w:ascii="Arial" w:hAnsi="Arial" w:eastAsia="Arial" w:cs="Arial"/>
+          <w:b w:val="0"/>
+          <w:i w:val="0"/>
+          <w:color w:val="000000"/>
+          <w:sz w:val="18"/>
+          <w:highlight w:val="lightGray"/>
+        </w:rPr>
+        <w:t>[</w:t>
+      </w:r>
+      <w:r>
+        <w:rPr>
+          <w:rFonts w:ascii="Arial" w:hAnsi="Arial" w:eastAsia="Arial" w:cs="Arial"/>
+          <w:b w:val="0"/>
+          <w:i w:val="0"/>
+          <w:color w:val="000000"/>
+          <w:sz w:val="18"/>
+          <w:highlight w:val="lightGray"/>
+        </w:rPr>
+        <w:t>C</w:t>
+      </w:r>
+      <w:r>
+        <w:rPr>
+          <w:rFonts w:ascii="Arial" w:hAnsi="Arial" w:eastAsia="Arial" w:cs="Arial"/>
+          <w:b w:val="0"/>
+          <w:i w:val="0"/>
+          <w:color w:val="000000"/>
+          <w:sz w:val="18"/>
+          <w:highlight w:val="lightGray"/>
+        </w:rPr>
+        <w:t>h</w:t>
+      </w:r>
+      <w:r>
+        <w:rPr>
+          <w:rFonts w:ascii="Arial" w:hAnsi="Arial" w:eastAsia="Arial" w:cs="Arial"/>
+          <w:b w:val="0"/>
+          <w:i w:val="0"/>
+          <w:color w:val="000000"/>
+          <w:sz w:val="18"/>
+          <w:highlight w:val="lightGray"/>
+        </w:rPr>
+        <w:t>a</w:t>
+      </w:r>
+      <w:r>
+        <w:rPr>
+          <w:rFonts w:ascii="Arial" w:hAnsi="Arial" w:eastAsia="Arial" w:cs="Arial"/>
+          <w:b w:val="0"/>
+          <w:i w:val="0"/>
+          <w:color w:val="000000"/>
+          <w:sz w:val="18"/>
+          <w:highlight w:val="lightGray"/>
+        </w:rPr>
+        <w:t>t</w:t>
+      </w:r>
+      <w:r>
+        <w:rPr>
+          <w:rFonts w:ascii="Arial" w:hAnsi="Arial" w:eastAsia="Arial" w:cs="Arial"/>
+          <w:b w:val="0"/>
+          <w:i w:val="0"/>
+          <w:color w:val="000000"/>
+          <w:sz w:val="18"/>
+          <w:highlight w:val="lightGray"/>
+        </w:rPr>
+        <w:t>G</w:t>
+      </w:r>
+      <w:r>
+        <w:rPr>
+          <w:rFonts w:ascii="Arial" w:hAnsi="Arial" w:eastAsia="Arial" w:cs="Arial"/>
+          <w:b w:val="0"/>
+          <w:i w:val="0"/>
+          <w:color w:val="000000"/>
+          <w:sz w:val="18"/>
+          <w:highlight w:val="lightGray"/>
+        </w:rPr>
+        <w:t>P</w:t>
+      </w:r>
+      <w:r>
+        <w:rPr>
+          <w:rFonts w:ascii="Arial" w:hAnsi="Arial" w:eastAsia="Arial" w:cs="Arial"/>
+          <w:b w:val="0"/>
+          <w:i w:val="0"/>
+          <w:color w:val="000000"/>
+          <w:sz w:val="18"/>
+          <w:highlight w:val="lightGray"/>
+        </w:rPr>
+        <w:t>T</w:t>
+      </w:r>
+      <w:r>
+        <w:rPr>
+          <w:rFonts w:ascii="Arial" w:hAnsi="Arial" w:eastAsia="Arial" w:cs="Arial"/>
+          <w:b w:val="0"/>
+          <w:i w:val="0"/>
+          <w:color w:val="000000"/>
+          <w:sz w:val="18"/>
+          <w:highlight w:val="lightGray"/>
+        </w:rPr>
+        <w:t>]</w:t>
+      </w:r>
+      <w:r>
+        <w:rPr>
+          <w:rFonts w:ascii="Arial" w:hAnsi="Arial"/>
+          <w:color w:val="000000"/>
+          <w:sz w:val="18"/>
+          <w:highlight w:val="lightGray"/>
+        </w:rPr>
+        <w:t xml:space="preserve"> </w:t>
+      </w:r>
+      <w:r>
+        <w:rPr>
+          <w:rFonts w:ascii="Arial" w:hAnsi="Arial"/>
           <w:b/>
           <w:color w:val="000000"/>
           <w:sz w:val="18"/>
@@ -450,7 +1748,7 @@
       </w:r>
       <w:r>
         <w:rPr>
-          <w:rFonts w:ascii="Arial" w:eastAsia="Arial" w:hAnsi="Arial"/>
+          <w:rFonts w:ascii="Arial" w:hAnsi="Arial"/>
           <w:sz w:val="18"/>
           <w:highlight w:val="lightGray"/>
         </w:rPr>
@@ -554,103 +1852,1402 @@
       </w:pPr>
       <w:r>
         <w:rPr>
-          <w:rFonts w:ascii="Arial" w:eastAsia="Arial" w:hAnsi="Arial" w:cs="Arial"/>
-          <w:b/>
-          <w:color w:val="000000"/>
-          <w:sz w:val="18"/>
-          <w:highlight w:val="lightGray"/>
-        </w:rPr>
-        <w:t># Source: AI Source: Provided by: [Data Path</w:t>
-      </w:r>
-      <w:r>
-        <w:rPr>
-          <w:rFonts w:ascii="Arial" w:eastAsia="Arial" w:hAnsi="Arial" w:cs="Arial"/>
-          <w:color w:val="000000"/>
-          <w:sz w:val="18"/>
-          <w:highlight w:val="lightGray"/>
-        </w:rPr>
-        <w:t xml:space="preserve">: Persons Table -&gt; ID Column: 1, </w:t>
-      </w:r>
-      <w:proofErr w:type="spellStart"/>
-      <w:r>
-        <w:rPr>
-          <w:rFonts w:ascii="Arial" w:eastAsia="Arial" w:hAnsi="Arial" w:cs="Arial"/>
-          <w:color w:val="000000"/>
-          <w:sz w:val="18"/>
-          <w:highlight w:val="lightGray"/>
-        </w:rPr>
-        <w:t>Name_En</w:t>
-      </w:r>
-      <w:proofErr w:type="spellEnd"/>
-      <w:r>
-        <w:rPr>
-          <w:rFonts w:ascii="Arial" w:eastAsia="Arial" w:hAnsi="Arial" w:cs="Arial"/>
-          <w:color w:val="000000"/>
-          <w:sz w:val="18"/>
-          <w:highlight w:val="lightGray"/>
-        </w:rPr>
-        <w:t xml:space="preserve"> Column: Motasem Essam] -&gt; </w:t>
-      </w:r>
-      <w:r>
-        <w:rPr>
-          <w:rFonts w:ascii="Arial" w:eastAsia="Arial" w:hAnsi="Arial" w:cs="Arial"/>
-          <w:b/>
-          <w:color w:val="000000"/>
-          <w:sz w:val="18"/>
-          <w:highlight w:val="lightGray"/>
-        </w:rPr>
-        <w:t>From:</w:t>
-      </w:r>
-      <w:r>
-        <w:rPr>
-          <w:rFonts w:ascii="Arial" w:eastAsia="Arial" w:hAnsi="Arial" w:cs="Arial"/>
-          <w:color w:val="000000"/>
-          <w:sz w:val="18"/>
-          <w:highlight w:val="lightGray"/>
-        </w:rPr>
-        <w:t xml:space="preserve"> [</w:t>
-      </w:r>
-      <w:proofErr w:type="spellStart"/>
-      <w:r>
-        <w:rPr>
-          <w:rFonts w:ascii="Arial" w:eastAsia="Arial" w:hAnsi="Arial" w:cs="Arial"/>
-          <w:color w:val="000000"/>
-          <w:sz w:val="18"/>
-          <w:highlight w:val="lightGray"/>
-        </w:rPr>
-        <w:t>Chatgpt</w:t>
-      </w:r>
-      <w:proofErr w:type="spellEnd"/>
-      <w:r>
-        <w:rPr>
-          <w:rFonts w:ascii="Arial" w:eastAsia="Arial" w:hAnsi="Arial" w:cs="Arial"/>
-          <w:color w:val="000000"/>
-          <w:sz w:val="18"/>
-          <w:highlight w:val="lightGray"/>
-        </w:rPr>
-        <w:t xml:space="preserve"> (GPT</w:t>
-      </w:r>
-      <w:r>
-        <w:rPr>
-          <w:rFonts w:ascii="Arial" w:eastAsia="Arial" w:hAnsi="Arial" w:cs="Cambria Math"/>
-          <w:color w:val="000000"/>
-          <w:sz w:val="18"/>
-          <w:highlight w:val="lightGray"/>
-        </w:rPr>
-        <w:t>‑</w:t>
-      </w:r>
-      <w:r>
-        <w:rPr>
-          <w:rFonts w:ascii="Arial" w:eastAsia="Arial" w:hAnsi="Arial" w:cs="Arial"/>
-          <w:color w:val="000000"/>
-          <w:sz w:val="18"/>
-          <w:highlight w:val="lightGray"/>
-        </w:rPr>
-        <w:t xml:space="preserve">5 Mini)] </w:t>
-      </w:r>
-      <w:r>
-        <w:rPr>
-          <w:rFonts w:ascii="Arial" w:eastAsia="Arial" w:hAnsi="Arial" w:cs="Arial"/>
+          <w:rFonts w:ascii="Arial" w:hAnsi="Arial" w:eastAsia="Arial" w:cs="Arial"/>
+          <w:b/>
+          <w:i w:val="0"/>
+          <w:color w:val="000000"/>
+          <w:sz w:val="18"/>
+          <w:highlight w:val="lightGray"/>
+        </w:rPr>
+        <w:t>#</w:t>
+      </w:r>
+      <w:r>
+        <w:rPr>
+          <w:rFonts w:ascii="Arial" w:hAnsi="Arial" w:eastAsia="Arial" w:cs="Arial"/>
+          <w:b/>
+          <w:i w:val="0"/>
+          <w:color w:val="000000"/>
+          <w:sz w:val="18"/>
+          <w:highlight w:val="lightGray"/>
+        </w:rPr>
+        <w:t xml:space="preserve"> </w:t>
+      </w:r>
+      <w:r>
+        <w:rPr>
+          <w:rFonts w:ascii="Arial" w:hAnsi="Arial" w:eastAsia="Arial" w:cs="Arial"/>
+          <w:b/>
+          <w:i w:val="0"/>
+          <w:color w:val="000000"/>
+          <w:sz w:val="18"/>
+          <w:highlight w:val="lightGray"/>
+        </w:rPr>
+        <w:t>S</w:t>
+      </w:r>
+      <w:r>
+        <w:rPr>
+          <w:rFonts w:ascii="Arial" w:hAnsi="Arial" w:eastAsia="Arial" w:cs="Arial"/>
+          <w:b/>
+          <w:i w:val="0"/>
+          <w:color w:val="000000"/>
+          <w:sz w:val="18"/>
+          <w:highlight w:val="lightGray"/>
+        </w:rPr>
+        <w:t>o</w:t>
+      </w:r>
+      <w:r>
+        <w:rPr>
+          <w:rFonts w:ascii="Arial" w:hAnsi="Arial" w:eastAsia="Arial" w:cs="Arial"/>
+          <w:b/>
+          <w:i w:val="0"/>
+          <w:color w:val="000000"/>
+          <w:sz w:val="18"/>
+          <w:highlight w:val="lightGray"/>
+        </w:rPr>
+        <w:t>u</w:t>
+      </w:r>
+      <w:r>
+        <w:rPr>
+          <w:rFonts w:ascii="Arial" w:hAnsi="Arial" w:eastAsia="Arial" w:cs="Arial"/>
+          <w:b/>
+          <w:i w:val="0"/>
+          <w:color w:val="000000"/>
+          <w:sz w:val="18"/>
+          <w:highlight w:val="lightGray"/>
+        </w:rPr>
+        <w:t>r</w:t>
+      </w:r>
+      <w:r>
+        <w:rPr>
+          <w:rFonts w:ascii="Arial" w:hAnsi="Arial" w:eastAsia="Arial" w:cs="Arial"/>
+          <w:b/>
+          <w:i w:val="0"/>
+          <w:color w:val="000000"/>
+          <w:sz w:val="18"/>
+          <w:highlight w:val="lightGray"/>
+        </w:rPr>
+        <w:t>c</w:t>
+      </w:r>
+      <w:r>
+        <w:rPr>
+          <w:rFonts w:ascii="Arial" w:hAnsi="Arial" w:eastAsia="Arial" w:cs="Arial"/>
+          <w:b/>
+          <w:i w:val="0"/>
+          <w:color w:val="000000"/>
+          <w:sz w:val="18"/>
+          <w:highlight w:val="lightGray"/>
+        </w:rPr>
+        <w:t>e</w:t>
+      </w:r>
+      <w:r>
+        <w:rPr>
+          <w:rFonts w:ascii="Arial" w:hAnsi="Arial" w:eastAsia="Arial" w:cs="Arial"/>
+          <w:b/>
+          <w:i w:val="0"/>
+          <w:color w:val="000000"/>
+          <w:sz w:val="18"/>
+          <w:highlight w:val="lightGray"/>
+        </w:rPr>
+        <w:t>:</w:t>
+      </w:r>
+      <w:r>
+        <w:rPr>
+          <w:rFonts w:ascii="Arial" w:hAnsi="Arial" w:eastAsia="Arial" w:cs="Arial"/>
+          <w:b/>
+          <w:i w:val="0"/>
+          <w:color w:val="000000"/>
+          <w:sz w:val="18"/>
+          <w:highlight w:val="lightGray"/>
+        </w:rPr>
+        <w:t xml:space="preserve"> </w:t>
+      </w:r>
+      <w:r>
+        <w:rPr>
+          <w:rFonts w:ascii="Arial" w:hAnsi="Arial" w:eastAsia="Arial" w:cs="Arial"/>
+          <w:b/>
+          <w:i w:val="0"/>
+          <w:color w:val="000000"/>
+          <w:sz w:val="18"/>
+          <w:highlight w:val="lightGray"/>
+        </w:rPr>
+        <w:t>A</w:t>
+      </w:r>
+      <w:r>
+        <w:rPr>
+          <w:rFonts w:ascii="Arial" w:hAnsi="Arial" w:eastAsia="Arial" w:cs="Arial"/>
+          <w:b/>
+          <w:i w:val="0"/>
+          <w:color w:val="000000"/>
+          <w:sz w:val="18"/>
+          <w:highlight w:val="lightGray"/>
+        </w:rPr>
+        <w:t>I</w:t>
+      </w:r>
+      <w:r>
+        <w:rPr>
+          <w:rFonts w:ascii="Arial" w:hAnsi="Arial" w:eastAsia="Arial" w:cs="Arial"/>
+          <w:b/>
+          <w:i w:val="0"/>
+          <w:color w:val="000000"/>
+          <w:sz w:val="18"/>
+          <w:highlight w:val="lightGray"/>
+        </w:rPr>
+        <w:t xml:space="preserve"> </w:t>
+      </w:r>
+      <w:r>
+        <w:rPr>
+          <w:rFonts w:ascii="Arial" w:hAnsi="Arial" w:eastAsia="Arial" w:cs="Arial"/>
+          <w:b/>
+          <w:i w:val="0"/>
+          <w:color w:val="000000"/>
+          <w:sz w:val="18"/>
+          <w:highlight w:val="lightGray"/>
+        </w:rPr>
+        <w:t>S</w:t>
+      </w:r>
+      <w:r>
+        <w:rPr>
+          <w:rFonts w:ascii="Arial" w:hAnsi="Arial" w:eastAsia="Arial" w:cs="Arial"/>
+          <w:b/>
+          <w:i w:val="0"/>
+          <w:color w:val="000000"/>
+          <w:sz w:val="18"/>
+          <w:highlight w:val="lightGray"/>
+        </w:rPr>
+        <w:t>o</w:t>
+      </w:r>
+      <w:r>
+        <w:rPr>
+          <w:rFonts w:ascii="Arial" w:hAnsi="Arial" w:eastAsia="Arial" w:cs="Arial"/>
+          <w:b/>
+          <w:i w:val="0"/>
+          <w:color w:val="000000"/>
+          <w:sz w:val="18"/>
+          <w:highlight w:val="lightGray"/>
+        </w:rPr>
+        <w:t>u</w:t>
+      </w:r>
+      <w:r>
+        <w:rPr>
+          <w:rFonts w:ascii="Arial" w:hAnsi="Arial" w:eastAsia="Arial" w:cs="Arial"/>
+          <w:b/>
+          <w:i w:val="0"/>
+          <w:color w:val="000000"/>
+          <w:sz w:val="18"/>
+          <w:highlight w:val="lightGray"/>
+        </w:rPr>
+        <w:t>r</w:t>
+      </w:r>
+      <w:r>
+        <w:rPr>
+          <w:rFonts w:ascii="Arial" w:hAnsi="Arial" w:eastAsia="Arial" w:cs="Arial"/>
+          <w:b/>
+          <w:i w:val="0"/>
+          <w:color w:val="000000"/>
+          <w:sz w:val="18"/>
+          <w:highlight w:val="lightGray"/>
+        </w:rPr>
+        <w:t>c</w:t>
+      </w:r>
+      <w:r>
+        <w:rPr>
+          <w:rFonts w:ascii="Arial" w:hAnsi="Arial" w:eastAsia="Arial" w:cs="Arial"/>
+          <w:b/>
+          <w:i w:val="0"/>
+          <w:color w:val="000000"/>
+          <w:sz w:val="18"/>
+          <w:highlight w:val="lightGray"/>
+        </w:rPr>
+        <w:t>e</w:t>
+      </w:r>
+      <w:r>
+        <w:rPr>
+          <w:rFonts w:ascii="Arial" w:hAnsi="Arial" w:eastAsia="Arial" w:cs="Arial"/>
+          <w:b/>
+          <w:i w:val="0"/>
+          <w:color w:val="000000"/>
+          <w:sz w:val="18"/>
+          <w:highlight w:val="lightGray"/>
+        </w:rPr>
+        <w:t>:</w:t>
+      </w:r>
+      <w:r>
+        <w:rPr>
+          <w:rFonts w:ascii="Arial" w:hAnsi="Arial" w:eastAsia="Arial" w:cs="Arial"/>
+          <w:b/>
+          <w:i w:val="0"/>
+          <w:color w:val="000000"/>
+          <w:sz w:val="18"/>
+          <w:highlight w:val="lightGray"/>
+        </w:rPr>
+        <w:t xml:space="preserve"> </w:t>
+      </w:r>
+      <w:r>
+        <w:rPr>
+          <w:rFonts w:ascii="Arial" w:hAnsi="Arial" w:eastAsia="Arial" w:cs="Arial"/>
+          <w:b/>
+          <w:i w:val="0"/>
+          <w:color w:val="000000"/>
+          <w:sz w:val="18"/>
+          <w:highlight w:val="lightGray"/>
+        </w:rPr>
+        <w:t>P</w:t>
+      </w:r>
+      <w:r>
+        <w:rPr>
+          <w:rFonts w:ascii="Arial" w:hAnsi="Arial" w:eastAsia="Arial" w:cs="Arial"/>
+          <w:b/>
+          <w:i w:val="0"/>
+          <w:color w:val="000000"/>
+          <w:sz w:val="18"/>
+          <w:highlight w:val="lightGray"/>
+        </w:rPr>
+        <w:t>r</w:t>
+      </w:r>
+      <w:r>
+        <w:rPr>
+          <w:rFonts w:ascii="Arial" w:hAnsi="Arial" w:eastAsia="Arial" w:cs="Arial"/>
+          <w:b/>
+          <w:i w:val="0"/>
+          <w:color w:val="000000"/>
+          <w:sz w:val="18"/>
+          <w:highlight w:val="lightGray"/>
+        </w:rPr>
+        <w:t>o</w:t>
+      </w:r>
+      <w:r>
+        <w:rPr>
+          <w:rFonts w:ascii="Arial" w:hAnsi="Arial" w:eastAsia="Arial" w:cs="Arial"/>
+          <w:b/>
+          <w:i w:val="0"/>
+          <w:color w:val="000000"/>
+          <w:sz w:val="18"/>
+          <w:highlight w:val="lightGray"/>
+        </w:rPr>
+        <w:t>v</w:t>
+      </w:r>
+      <w:r>
+        <w:rPr>
+          <w:rFonts w:ascii="Arial" w:hAnsi="Arial" w:eastAsia="Arial" w:cs="Arial"/>
+          <w:b/>
+          <w:i w:val="0"/>
+          <w:color w:val="000000"/>
+          <w:sz w:val="18"/>
+          <w:highlight w:val="lightGray"/>
+        </w:rPr>
+        <w:t>i</w:t>
+      </w:r>
+      <w:r>
+        <w:rPr>
+          <w:rFonts w:ascii="Arial" w:hAnsi="Arial" w:eastAsia="Arial" w:cs="Arial"/>
+          <w:b/>
+          <w:i w:val="0"/>
+          <w:color w:val="000000"/>
+          <w:sz w:val="18"/>
+          <w:highlight w:val="lightGray"/>
+        </w:rPr>
+        <w:t>d</w:t>
+      </w:r>
+      <w:r>
+        <w:rPr>
+          <w:rFonts w:ascii="Arial" w:hAnsi="Arial" w:eastAsia="Arial" w:cs="Arial"/>
+          <w:b/>
+          <w:i w:val="0"/>
+          <w:color w:val="000000"/>
+          <w:sz w:val="18"/>
+          <w:highlight w:val="lightGray"/>
+        </w:rPr>
+        <w:t>e</w:t>
+      </w:r>
+      <w:r>
+        <w:rPr>
+          <w:rFonts w:ascii="Arial" w:hAnsi="Arial" w:eastAsia="Arial" w:cs="Arial"/>
+          <w:b/>
+          <w:i w:val="0"/>
+          <w:color w:val="000000"/>
+          <w:sz w:val="18"/>
+          <w:highlight w:val="lightGray"/>
+        </w:rPr>
+        <w:t>d</w:t>
+      </w:r>
+      <w:r>
+        <w:rPr>
+          <w:rFonts w:ascii="Arial" w:hAnsi="Arial" w:eastAsia="Arial" w:cs="Arial"/>
+          <w:b/>
+          <w:i w:val="0"/>
+          <w:color w:val="000000"/>
+          <w:sz w:val="18"/>
+          <w:highlight w:val="lightGray"/>
+        </w:rPr>
+        <w:t xml:space="preserve"> </w:t>
+      </w:r>
+      <w:r>
+        <w:rPr>
+          <w:rFonts w:ascii="Arial" w:hAnsi="Arial" w:eastAsia="Arial" w:cs="Arial"/>
+          <w:b/>
+          <w:i w:val="0"/>
+          <w:color w:val="000000"/>
+          <w:sz w:val="18"/>
+          <w:highlight w:val="lightGray"/>
+        </w:rPr>
+        <w:t>b</w:t>
+      </w:r>
+      <w:r>
+        <w:rPr>
+          <w:rFonts w:ascii="Arial" w:hAnsi="Arial" w:eastAsia="Arial" w:cs="Arial"/>
+          <w:b/>
+          <w:i w:val="0"/>
+          <w:color w:val="000000"/>
+          <w:sz w:val="18"/>
+          <w:highlight w:val="lightGray"/>
+        </w:rPr>
+        <w:t>y</w:t>
+      </w:r>
+      <w:r>
+        <w:rPr>
+          <w:rFonts w:ascii="Arial" w:hAnsi="Arial" w:eastAsia="Arial" w:cs="Arial"/>
+          <w:b/>
+          <w:i w:val="0"/>
+          <w:color w:val="000000"/>
+          <w:sz w:val="18"/>
+          <w:highlight w:val="lightGray"/>
+        </w:rPr>
+        <w:t>:</w:t>
+      </w:r>
+      <w:r>
+        <w:rPr>
+          <w:rFonts w:ascii="Arial" w:hAnsi="Arial" w:eastAsia="Arial" w:cs="Arial"/>
+          <w:b/>
+          <w:i w:val="0"/>
+          <w:color w:val="000000"/>
+          <w:sz w:val="18"/>
+          <w:highlight w:val="lightGray"/>
+        </w:rPr>
+        <w:t xml:space="preserve"> </w:t>
+      </w:r>
+      <w:r>
+        <w:rPr>
+          <w:rFonts w:ascii="Arial" w:hAnsi="Arial" w:eastAsia="Arial" w:cs="Arial"/>
+          <w:b/>
+          <w:i w:val="0"/>
+          <w:color w:val="000000"/>
+          <w:sz w:val="18"/>
+          <w:highlight w:val="lightGray"/>
+        </w:rPr>
+        <w:t>[</w:t>
+      </w:r>
+      <w:r>
+        <w:rPr>
+          <w:rFonts w:ascii="Arial" w:hAnsi="Arial" w:eastAsia="Arial" w:cs="Arial"/>
+          <w:b/>
+          <w:i w:val="0"/>
+          <w:color w:val="000000"/>
+          <w:sz w:val="18"/>
+          <w:highlight w:val="lightGray"/>
+        </w:rPr>
+        <w:t>D</w:t>
+      </w:r>
+      <w:r>
+        <w:rPr>
+          <w:rFonts w:ascii="Arial" w:hAnsi="Arial" w:eastAsia="Arial" w:cs="Arial"/>
+          <w:b/>
+          <w:i w:val="0"/>
+          <w:color w:val="000000"/>
+          <w:sz w:val="18"/>
+          <w:highlight w:val="lightGray"/>
+        </w:rPr>
+        <w:t>a</w:t>
+      </w:r>
+      <w:r>
+        <w:rPr>
+          <w:rFonts w:ascii="Arial" w:hAnsi="Arial" w:eastAsia="Arial" w:cs="Arial"/>
+          <w:b/>
+          <w:i w:val="0"/>
+          <w:color w:val="000000"/>
+          <w:sz w:val="18"/>
+          <w:highlight w:val="lightGray"/>
+        </w:rPr>
+        <w:t>t</w:t>
+      </w:r>
+      <w:r>
+        <w:rPr>
+          <w:rFonts w:ascii="Arial" w:hAnsi="Arial" w:eastAsia="Arial" w:cs="Arial"/>
+          <w:b/>
+          <w:i w:val="0"/>
+          <w:color w:val="000000"/>
+          <w:sz w:val="18"/>
+          <w:highlight w:val="lightGray"/>
+        </w:rPr>
+        <w:t>a</w:t>
+      </w:r>
+      <w:r>
+        <w:rPr>
+          <w:rFonts w:ascii="Arial" w:hAnsi="Arial" w:eastAsia="Arial" w:cs="Arial"/>
+          <w:b/>
+          <w:i w:val="0"/>
+          <w:color w:val="000000"/>
+          <w:sz w:val="18"/>
+          <w:highlight w:val="lightGray"/>
+        </w:rPr>
+        <w:t xml:space="preserve"> </w:t>
+      </w:r>
+      <w:r>
+        <w:rPr>
+          <w:rFonts w:ascii="Arial" w:hAnsi="Arial" w:eastAsia="Arial" w:cs="Arial"/>
+          <w:b/>
+          <w:i w:val="0"/>
+          <w:color w:val="000000"/>
+          <w:sz w:val="18"/>
+          <w:highlight w:val="lightGray"/>
+        </w:rPr>
+        <w:t>P</w:t>
+      </w:r>
+      <w:r>
+        <w:rPr>
+          <w:rFonts w:ascii="Arial" w:hAnsi="Arial" w:eastAsia="Arial" w:cs="Arial"/>
+          <w:b/>
+          <w:i w:val="0"/>
+          <w:color w:val="000000"/>
+          <w:sz w:val="18"/>
+          <w:highlight w:val="lightGray"/>
+        </w:rPr>
+        <w:t>a</w:t>
+      </w:r>
+      <w:r>
+        <w:rPr>
+          <w:rFonts w:ascii="Arial" w:hAnsi="Arial" w:eastAsia="Arial" w:cs="Arial"/>
+          <w:b/>
+          <w:i w:val="0"/>
+          <w:color w:val="000000"/>
+          <w:sz w:val="18"/>
+          <w:highlight w:val="lightGray"/>
+        </w:rPr>
+        <w:t>t</w:t>
+      </w:r>
+      <w:r>
+        <w:rPr>
+          <w:rFonts w:ascii="Arial" w:hAnsi="Arial" w:eastAsia="Arial" w:cs="Arial"/>
+          <w:b/>
+          <w:i w:val="0"/>
+          <w:color w:val="000000"/>
+          <w:sz w:val="18"/>
+          <w:highlight w:val="lightGray"/>
+        </w:rPr>
+        <w:t>h</w:t>
+      </w:r>
+      <w:r>
+        <w:rPr>
+          <w:rFonts w:ascii="Arial" w:hAnsi="Arial" w:eastAsia="Arial" w:cs="Arial"/>
+          <w:b w:val="0"/>
+          <w:i w:val="0"/>
+          <w:color w:val="000000"/>
+          <w:sz w:val="18"/>
+          <w:highlight w:val="lightGray"/>
+        </w:rPr>
+        <w:t>:</w:t>
+      </w:r>
+      <w:r>
+        <w:rPr>
+          <w:rFonts w:ascii="Arial" w:hAnsi="Arial" w:eastAsia="Arial" w:cs="Arial"/>
+          <w:b w:val="0"/>
+          <w:i w:val="0"/>
+          <w:color w:val="000000"/>
+          <w:sz w:val="18"/>
+          <w:highlight w:val="lightGray"/>
+        </w:rPr>
+        <w:t xml:space="preserve"> </w:t>
+      </w:r>
+      <w:r>
+        <w:rPr>
+          <w:rFonts w:ascii="Arial" w:hAnsi="Arial" w:eastAsia="Arial" w:cs="Arial"/>
+          <w:b w:val="0"/>
+          <w:i w:val="0"/>
+          <w:color w:val="000000"/>
+          <w:sz w:val="18"/>
+          <w:highlight w:val="lightGray"/>
+        </w:rPr>
+        <w:t>P</w:t>
+      </w:r>
+      <w:r>
+        <w:rPr>
+          <w:rFonts w:ascii="Arial" w:hAnsi="Arial" w:eastAsia="Arial" w:cs="Arial"/>
+          <w:b w:val="0"/>
+          <w:i w:val="0"/>
+          <w:color w:val="000000"/>
+          <w:sz w:val="18"/>
+          <w:highlight w:val="lightGray"/>
+        </w:rPr>
+        <w:t>e</w:t>
+      </w:r>
+      <w:r>
+        <w:rPr>
+          <w:rFonts w:ascii="Arial" w:hAnsi="Arial" w:eastAsia="Arial" w:cs="Arial"/>
+          <w:b w:val="0"/>
+          <w:i w:val="0"/>
+          <w:color w:val="000000"/>
+          <w:sz w:val="18"/>
+          <w:highlight w:val="lightGray"/>
+        </w:rPr>
+        <w:t>r</w:t>
+      </w:r>
+      <w:r>
+        <w:rPr>
+          <w:rFonts w:ascii="Arial" w:hAnsi="Arial" w:eastAsia="Arial" w:cs="Arial"/>
+          <w:b w:val="0"/>
+          <w:i w:val="0"/>
+          <w:color w:val="000000"/>
+          <w:sz w:val="18"/>
+          <w:highlight w:val="lightGray"/>
+        </w:rPr>
+        <w:t>s</w:t>
+      </w:r>
+      <w:r>
+        <w:rPr>
+          <w:rFonts w:ascii="Arial" w:hAnsi="Arial" w:eastAsia="Arial" w:cs="Arial"/>
+          <w:b w:val="0"/>
+          <w:i w:val="0"/>
+          <w:color w:val="000000"/>
+          <w:sz w:val="18"/>
+          <w:highlight w:val="lightGray"/>
+        </w:rPr>
+        <w:t>o</w:t>
+      </w:r>
+      <w:r>
+        <w:rPr>
+          <w:rFonts w:ascii="Arial" w:hAnsi="Arial" w:eastAsia="Arial" w:cs="Arial"/>
+          <w:b w:val="0"/>
+          <w:i w:val="0"/>
+          <w:color w:val="000000"/>
+          <w:sz w:val="18"/>
+          <w:highlight w:val="lightGray"/>
+        </w:rPr>
+        <w:t>n</w:t>
+      </w:r>
+      <w:r>
+        <w:rPr>
+          <w:rFonts w:ascii="Arial" w:hAnsi="Arial" w:eastAsia="Arial" w:cs="Arial"/>
+          <w:b w:val="0"/>
+          <w:i w:val="0"/>
+          <w:color w:val="000000"/>
+          <w:sz w:val="18"/>
+          <w:highlight w:val="lightGray"/>
+        </w:rPr>
+        <w:t>s</w:t>
+      </w:r>
+      <w:r>
+        <w:rPr>
+          <w:rFonts w:ascii="Arial" w:hAnsi="Arial" w:eastAsia="Arial" w:cs="Arial"/>
+          <w:b w:val="0"/>
+          <w:i w:val="0"/>
+          <w:color w:val="000000"/>
+          <w:sz w:val="18"/>
+          <w:highlight w:val="lightGray"/>
+        </w:rPr>
+        <w:t xml:space="preserve"> </w:t>
+      </w:r>
+      <w:r>
+        <w:rPr>
+          <w:rFonts w:ascii="Arial" w:hAnsi="Arial" w:eastAsia="Arial" w:cs="Arial"/>
+          <w:b w:val="0"/>
+          <w:i w:val="0"/>
+          <w:color w:val="000000"/>
+          <w:sz w:val="18"/>
+          <w:highlight w:val="lightGray"/>
+        </w:rPr>
+        <w:t>T</w:t>
+      </w:r>
+      <w:r>
+        <w:rPr>
+          <w:rFonts w:ascii="Arial" w:hAnsi="Arial" w:eastAsia="Arial" w:cs="Arial"/>
+          <w:b w:val="0"/>
+          <w:i w:val="0"/>
+          <w:color w:val="000000"/>
+          <w:sz w:val="18"/>
+          <w:highlight w:val="lightGray"/>
+        </w:rPr>
+        <w:t>a</w:t>
+      </w:r>
+      <w:r>
+        <w:rPr>
+          <w:rFonts w:ascii="Arial" w:hAnsi="Arial" w:eastAsia="Arial" w:cs="Arial"/>
+          <w:b w:val="0"/>
+          <w:i w:val="0"/>
+          <w:color w:val="000000"/>
+          <w:sz w:val="18"/>
+          <w:highlight w:val="lightGray"/>
+        </w:rPr>
+        <w:t>b</w:t>
+      </w:r>
+      <w:r>
+        <w:rPr>
+          <w:rFonts w:ascii="Arial" w:hAnsi="Arial" w:eastAsia="Arial" w:cs="Arial"/>
+          <w:b w:val="0"/>
+          <w:i w:val="0"/>
+          <w:color w:val="000000"/>
+          <w:sz w:val="18"/>
+          <w:highlight w:val="lightGray"/>
+        </w:rPr>
+        <w:t>l</w:t>
+      </w:r>
+      <w:r>
+        <w:rPr>
+          <w:rFonts w:ascii="Arial" w:hAnsi="Arial" w:eastAsia="Arial" w:cs="Arial"/>
+          <w:b w:val="0"/>
+          <w:i w:val="0"/>
+          <w:color w:val="000000"/>
+          <w:sz w:val="18"/>
+          <w:highlight w:val="lightGray"/>
+        </w:rPr>
+        <w:t>e</w:t>
+      </w:r>
+      <w:r>
+        <w:rPr>
+          <w:rFonts w:ascii="Arial" w:hAnsi="Arial" w:eastAsia="Arial" w:cs="Arial"/>
+          <w:b w:val="0"/>
+          <w:i w:val="0"/>
+          <w:color w:val="000000"/>
+          <w:sz w:val="18"/>
+          <w:highlight w:val="lightGray"/>
+        </w:rPr>
+        <w:t xml:space="preserve"> </w:t>
+      </w:r>
+      <w:r>
+        <w:rPr>
+          <w:rFonts w:ascii="Arial" w:hAnsi="Arial" w:eastAsia="Arial" w:cs="Arial"/>
+          <w:b w:val="0"/>
+          <w:i w:val="0"/>
+          <w:color w:val="000000"/>
+          <w:sz w:val="18"/>
+          <w:highlight w:val="lightGray"/>
+        </w:rPr>
+        <w:t>-</w:t>
+      </w:r>
+      <w:r>
+        <w:rPr>
+          <w:rFonts w:ascii="Arial" w:hAnsi="Arial" w:eastAsia="Arial" w:cs="Arial"/>
+          <w:b w:val="0"/>
+          <w:i w:val="0"/>
+          <w:color w:val="000000"/>
+          <w:sz w:val="18"/>
+          <w:highlight w:val="lightGray"/>
+        </w:rPr>
+        <w:t>&gt;</w:t>
+      </w:r>
+      <w:r>
+        <w:rPr>
+          <w:rFonts w:ascii="Arial" w:hAnsi="Arial" w:eastAsia="Arial" w:cs="Arial"/>
+          <w:b w:val="0"/>
+          <w:i w:val="0"/>
+          <w:color w:val="000000"/>
+          <w:sz w:val="18"/>
+          <w:highlight w:val="lightGray"/>
+        </w:rPr>
+        <w:t xml:space="preserve"> </w:t>
+      </w:r>
+      <w:r>
+        <w:rPr>
+          <w:rFonts w:ascii="Arial" w:hAnsi="Arial" w:eastAsia="Arial" w:cs="Arial"/>
+          <w:b w:val="0"/>
+          <w:i w:val="0"/>
+          <w:color w:val="000000"/>
+          <w:sz w:val="18"/>
+          <w:highlight w:val="lightGray"/>
+        </w:rPr>
+        <w:t>I</w:t>
+      </w:r>
+      <w:r>
+        <w:rPr>
+          <w:rFonts w:ascii="Arial" w:hAnsi="Arial" w:eastAsia="Arial" w:cs="Arial"/>
+          <w:b w:val="0"/>
+          <w:i w:val="0"/>
+          <w:color w:val="000000"/>
+          <w:sz w:val="18"/>
+          <w:highlight w:val="lightGray"/>
+        </w:rPr>
+        <w:t>D</w:t>
+      </w:r>
+      <w:r>
+        <w:rPr>
+          <w:rFonts w:ascii="Arial" w:hAnsi="Arial" w:eastAsia="Arial" w:cs="Arial"/>
+          <w:b w:val="0"/>
+          <w:i w:val="0"/>
+          <w:color w:val="000000"/>
+          <w:sz w:val="18"/>
+          <w:highlight w:val="lightGray"/>
+        </w:rPr>
+        <w:t xml:space="preserve"> </w:t>
+      </w:r>
+      <w:r>
+        <w:rPr>
+          <w:rFonts w:ascii="Arial" w:hAnsi="Arial" w:eastAsia="Arial" w:cs="Arial"/>
+          <w:b w:val="0"/>
+          <w:i w:val="0"/>
+          <w:color w:val="000000"/>
+          <w:sz w:val="18"/>
+          <w:highlight w:val="lightGray"/>
+        </w:rPr>
+        <w:t>C</w:t>
+      </w:r>
+      <w:r>
+        <w:rPr>
+          <w:rFonts w:ascii="Arial" w:hAnsi="Arial" w:eastAsia="Arial" w:cs="Arial"/>
+          <w:b w:val="0"/>
+          <w:i w:val="0"/>
+          <w:color w:val="000000"/>
+          <w:sz w:val="18"/>
+          <w:highlight w:val="lightGray"/>
+        </w:rPr>
+        <w:t>o</w:t>
+      </w:r>
+      <w:r>
+        <w:rPr>
+          <w:rFonts w:ascii="Arial" w:hAnsi="Arial" w:eastAsia="Arial" w:cs="Arial"/>
+          <w:b w:val="0"/>
+          <w:i w:val="0"/>
+          <w:color w:val="000000"/>
+          <w:sz w:val="18"/>
+          <w:highlight w:val="lightGray"/>
+        </w:rPr>
+        <w:t>l</w:t>
+      </w:r>
+      <w:r>
+        <w:rPr>
+          <w:rFonts w:ascii="Arial" w:hAnsi="Arial" w:eastAsia="Arial" w:cs="Arial"/>
+          <w:b w:val="0"/>
+          <w:i w:val="0"/>
+          <w:color w:val="000000"/>
+          <w:sz w:val="18"/>
+          <w:highlight w:val="lightGray"/>
+        </w:rPr>
+        <w:t>u</w:t>
+      </w:r>
+      <w:r>
+        <w:rPr>
+          <w:rFonts w:ascii="Arial" w:hAnsi="Arial" w:eastAsia="Arial" w:cs="Arial"/>
+          <w:b w:val="0"/>
+          <w:i w:val="0"/>
+          <w:color w:val="000000"/>
+          <w:sz w:val="18"/>
+          <w:highlight w:val="lightGray"/>
+        </w:rPr>
+        <w:t>m</w:t>
+      </w:r>
+      <w:r>
+        <w:rPr>
+          <w:rFonts w:ascii="Arial" w:hAnsi="Arial" w:eastAsia="Arial" w:cs="Arial"/>
+          <w:b w:val="0"/>
+          <w:i w:val="0"/>
+          <w:color w:val="000000"/>
+          <w:sz w:val="18"/>
+          <w:highlight w:val="lightGray"/>
+        </w:rPr>
+        <w:t>n</w:t>
+      </w:r>
+      <w:r>
+        <w:rPr>
+          <w:rFonts w:ascii="Arial" w:hAnsi="Arial" w:eastAsia="Arial" w:cs="Arial"/>
+          <w:b w:val="0"/>
+          <w:i w:val="0"/>
+          <w:color w:val="000000"/>
+          <w:sz w:val="18"/>
+          <w:highlight w:val="lightGray"/>
+        </w:rPr>
+        <w:t>:</w:t>
+      </w:r>
+      <w:r>
+        <w:rPr>
+          <w:rFonts w:ascii="Arial" w:hAnsi="Arial" w:eastAsia="Arial" w:cs="Arial"/>
+          <w:b w:val="0"/>
+          <w:i w:val="0"/>
+          <w:color w:val="000000"/>
+          <w:sz w:val="18"/>
+          <w:highlight w:val="lightGray"/>
+        </w:rPr>
+        <w:t xml:space="preserve"> </w:t>
+      </w:r>
+      <w:r>
+        <w:rPr>
+          <w:rFonts w:ascii="Arial" w:hAnsi="Arial" w:eastAsia="Arial" w:cs="Arial"/>
+          <w:b w:val="0"/>
+          <w:i w:val="0"/>
+          <w:color w:val="000000"/>
+          <w:sz w:val="18"/>
+          <w:highlight w:val="lightGray"/>
+        </w:rPr>
+        <w:t>1</w:t>
+      </w:r>
+      <w:r>
+        <w:rPr>
+          <w:rFonts w:ascii="Arial" w:hAnsi="Arial" w:eastAsia="Arial" w:cs="Arial"/>
+          <w:b w:val="0"/>
+          <w:i w:val="0"/>
+          <w:color w:val="000000"/>
+          <w:sz w:val="18"/>
+          <w:highlight w:val="lightGray"/>
+        </w:rPr>
+        <w:t>,</w:t>
+      </w:r>
+      <w:r>
+        <w:rPr>
+          <w:rFonts w:ascii="Arial" w:hAnsi="Arial" w:eastAsia="Arial" w:cs="Arial"/>
+          <w:b w:val="0"/>
+          <w:i w:val="0"/>
+          <w:color w:val="000000"/>
+          <w:sz w:val="18"/>
+          <w:highlight w:val="lightGray"/>
+        </w:rPr>
+        <w:t xml:space="preserve"> </w:t>
+      </w:r>
+      <w:r>
+        <w:rPr>
+          <w:rFonts w:ascii="Arial" w:hAnsi="Arial" w:eastAsia="Arial" w:cs="Arial"/>
+          <w:b w:val="0"/>
+          <w:i w:val="0"/>
+          <w:color w:val="000000"/>
+          <w:sz w:val="18"/>
+          <w:highlight w:val="lightGray"/>
+        </w:rPr>
+        <w:t>N</w:t>
+      </w:r>
+      <w:r>
+        <w:rPr>
+          <w:rFonts w:ascii="Arial" w:hAnsi="Arial" w:eastAsia="Arial" w:cs="Arial"/>
+          <w:b w:val="0"/>
+          <w:i w:val="0"/>
+          <w:color w:val="000000"/>
+          <w:sz w:val="18"/>
+          <w:highlight w:val="lightGray"/>
+        </w:rPr>
+        <w:t>a</w:t>
+      </w:r>
+      <w:r>
+        <w:rPr>
+          <w:rFonts w:ascii="Arial" w:hAnsi="Arial" w:eastAsia="Arial" w:cs="Arial"/>
+          <w:b w:val="0"/>
+          <w:i w:val="0"/>
+          <w:color w:val="000000"/>
+          <w:sz w:val="18"/>
+          <w:highlight w:val="lightGray"/>
+        </w:rPr>
+        <w:t>m</w:t>
+      </w:r>
+      <w:r>
+        <w:rPr>
+          <w:rFonts w:ascii="Arial" w:hAnsi="Arial" w:eastAsia="Arial" w:cs="Arial"/>
+          <w:b w:val="0"/>
+          <w:i w:val="0"/>
+          <w:color w:val="000000"/>
+          <w:sz w:val="18"/>
+          <w:highlight w:val="lightGray"/>
+        </w:rPr>
+        <w:t>e</w:t>
+      </w:r>
+      <w:r>
+        <w:rPr>
+          <w:rFonts w:ascii="Arial" w:hAnsi="Arial" w:eastAsia="Arial" w:cs="Arial"/>
+          <w:b w:val="0"/>
+          <w:i w:val="0"/>
+          <w:color w:val="000000"/>
+          <w:sz w:val="18"/>
+          <w:highlight w:val="lightGray"/>
+        </w:rPr>
+        <w:t>_</w:t>
+      </w:r>
+      <w:r>
+        <w:rPr>
+          <w:rFonts w:ascii="Arial" w:hAnsi="Arial" w:eastAsia="Arial" w:cs="Arial"/>
+          <w:b w:val="0"/>
+          <w:i w:val="0"/>
+          <w:color w:val="000000"/>
+          <w:sz w:val="18"/>
+          <w:highlight w:val="lightGray"/>
+        </w:rPr>
+        <w:t>E</w:t>
+      </w:r>
+      <w:r>
+        <w:rPr>
+          <w:rFonts w:ascii="Arial" w:hAnsi="Arial" w:eastAsia="Arial" w:cs="Arial"/>
+          <w:b w:val="0"/>
+          <w:i w:val="0"/>
+          <w:color w:val="000000"/>
+          <w:sz w:val="18"/>
+          <w:highlight w:val="lightGray"/>
+        </w:rPr>
+        <w:t>n</w:t>
+      </w:r>
+      <w:r>
+        <w:rPr>
+          <w:rFonts w:ascii="Arial" w:hAnsi="Arial" w:eastAsia="Arial" w:cs="Arial"/>
+          <w:b w:val="0"/>
+          <w:i w:val="0"/>
+          <w:color w:val="000000"/>
+          <w:sz w:val="18"/>
+          <w:highlight w:val="lightGray"/>
+        </w:rPr>
+        <w:t xml:space="preserve"> </w:t>
+      </w:r>
+      <w:r>
+        <w:rPr>
+          <w:rFonts w:ascii="Arial" w:hAnsi="Arial" w:eastAsia="Arial" w:cs="Arial"/>
+          <w:b w:val="0"/>
+          <w:i w:val="0"/>
+          <w:color w:val="000000"/>
+          <w:sz w:val="18"/>
+          <w:highlight w:val="lightGray"/>
+        </w:rPr>
+        <w:t>C</w:t>
+      </w:r>
+      <w:r>
+        <w:rPr>
+          <w:rFonts w:ascii="Arial" w:hAnsi="Arial" w:eastAsia="Arial" w:cs="Arial"/>
+          <w:b w:val="0"/>
+          <w:i w:val="0"/>
+          <w:color w:val="000000"/>
+          <w:sz w:val="18"/>
+          <w:highlight w:val="lightGray"/>
+        </w:rPr>
+        <w:t>o</w:t>
+      </w:r>
+      <w:r>
+        <w:rPr>
+          <w:rFonts w:ascii="Arial" w:hAnsi="Arial" w:eastAsia="Arial" w:cs="Arial"/>
+          <w:b w:val="0"/>
+          <w:i w:val="0"/>
+          <w:color w:val="000000"/>
+          <w:sz w:val="18"/>
+          <w:highlight w:val="lightGray"/>
+        </w:rPr>
+        <w:t>l</w:t>
+      </w:r>
+      <w:r>
+        <w:rPr>
+          <w:rFonts w:ascii="Arial" w:hAnsi="Arial" w:eastAsia="Arial" w:cs="Arial"/>
+          <w:b w:val="0"/>
+          <w:i w:val="0"/>
+          <w:color w:val="000000"/>
+          <w:sz w:val="18"/>
+          <w:highlight w:val="lightGray"/>
+        </w:rPr>
+        <w:t>u</w:t>
+      </w:r>
+      <w:r>
+        <w:rPr>
+          <w:rFonts w:ascii="Arial" w:hAnsi="Arial" w:eastAsia="Arial" w:cs="Arial"/>
+          <w:b w:val="0"/>
+          <w:i w:val="0"/>
+          <w:color w:val="000000"/>
+          <w:sz w:val="18"/>
+          <w:highlight w:val="lightGray"/>
+        </w:rPr>
+        <w:t>m</w:t>
+      </w:r>
+      <w:r>
+        <w:rPr>
+          <w:rFonts w:ascii="Arial" w:hAnsi="Arial" w:eastAsia="Arial" w:cs="Arial"/>
+          <w:b w:val="0"/>
+          <w:i w:val="0"/>
+          <w:color w:val="000000"/>
+          <w:sz w:val="18"/>
+          <w:highlight w:val="lightGray"/>
+        </w:rPr>
+        <w:t>n</w:t>
+      </w:r>
+      <w:r>
+        <w:rPr>
+          <w:rFonts w:ascii="Arial" w:hAnsi="Arial" w:eastAsia="Arial" w:cs="Arial"/>
+          <w:b w:val="0"/>
+          <w:i w:val="0"/>
+          <w:color w:val="000000"/>
+          <w:sz w:val="18"/>
+          <w:highlight w:val="lightGray"/>
+        </w:rPr>
+        <w:t>:</w:t>
+      </w:r>
+      <w:r>
+        <w:rPr>
+          <w:rFonts w:ascii="Arial" w:hAnsi="Arial" w:eastAsia="Arial" w:cs="Arial"/>
+          <w:b w:val="0"/>
+          <w:i w:val="0"/>
+          <w:color w:val="000000"/>
+          <w:sz w:val="18"/>
+          <w:highlight w:val="lightGray"/>
+        </w:rPr>
+        <w:t xml:space="preserve"> </w:t>
+      </w:r>
+      <w:r>
+        <w:rPr>
+          <w:rFonts w:ascii="Arial" w:hAnsi="Arial" w:eastAsia="Arial" w:cs="Arial"/>
+          <w:b w:val="0"/>
+          <w:i w:val="0"/>
+          <w:color w:val="000000"/>
+          <w:sz w:val="18"/>
+          <w:highlight w:val="lightGray"/>
+        </w:rPr>
+        <w:t>M</w:t>
+      </w:r>
+      <w:r>
+        <w:rPr>
+          <w:rFonts w:ascii="Arial" w:hAnsi="Arial" w:eastAsia="Arial" w:cs="Arial"/>
+          <w:b w:val="0"/>
+          <w:i w:val="0"/>
+          <w:color w:val="000000"/>
+          <w:sz w:val="18"/>
+          <w:highlight w:val="lightGray"/>
+        </w:rPr>
+        <w:t>o</w:t>
+      </w:r>
+      <w:r>
+        <w:rPr>
+          <w:rFonts w:ascii="Arial" w:hAnsi="Arial" w:eastAsia="Arial" w:cs="Arial"/>
+          <w:b w:val="0"/>
+          <w:i w:val="0"/>
+          <w:color w:val="000000"/>
+          <w:sz w:val="18"/>
+          <w:highlight w:val="lightGray"/>
+        </w:rPr>
+        <w:t>t</w:t>
+      </w:r>
+      <w:r>
+        <w:rPr>
+          <w:rFonts w:ascii="Arial" w:hAnsi="Arial" w:eastAsia="Arial" w:cs="Arial"/>
+          <w:b w:val="0"/>
+          <w:i w:val="0"/>
+          <w:color w:val="000000"/>
+          <w:sz w:val="18"/>
+          <w:highlight w:val="lightGray"/>
+        </w:rPr>
+        <w:t>a</w:t>
+      </w:r>
+      <w:r>
+        <w:rPr>
+          <w:rFonts w:ascii="Arial" w:hAnsi="Arial" w:eastAsia="Arial" w:cs="Arial"/>
+          <w:b w:val="0"/>
+          <w:i w:val="0"/>
+          <w:color w:val="000000"/>
+          <w:sz w:val="18"/>
+          <w:highlight w:val="lightGray"/>
+        </w:rPr>
+        <w:t>s</w:t>
+      </w:r>
+      <w:r>
+        <w:rPr>
+          <w:rFonts w:ascii="Arial" w:hAnsi="Arial" w:eastAsia="Arial" w:cs="Arial"/>
+          <w:b w:val="0"/>
+          <w:i w:val="0"/>
+          <w:color w:val="000000"/>
+          <w:sz w:val="18"/>
+          <w:highlight w:val="lightGray"/>
+        </w:rPr>
+        <w:t>e</w:t>
+      </w:r>
+      <w:r>
+        <w:rPr>
+          <w:rFonts w:ascii="Arial" w:hAnsi="Arial" w:eastAsia="Arial" w:cs="Arial"/>
+          <w:b w:val="0"/>
+          <w:i w:val="0"/>
+          <w:color w:val="000000"/>
+          <w:sz w:val="18"/>
+          <w:highlight w:val="lightGray"/>
+        </w:rPr>
+        <w:t>m</w:t>
+      </w:r>
+      <w:r>
+        <w:rPr>
+          <w:rFonts w:ascii="Arial" w:hAnsi="Arial" w:eastAsia="Arial" w:cs="Arial"/>
+          <w:b w:val="0"/>
+          <w:i w:val="0"/>
+          <w:color w:val="000000"/>
+          <w:sz w:val="18"/>
+          <w:highlight w:val="lightGray"/>
+        </w:rPr>
+        <w:t xml:space="preserve"> </w:t>
+      </w:r>
+      <w:r>
+        <w:rPr>
+          <w:rFonts w:ascii="Arial" w:hAnsi="Arial" w:eastAsia="Arial" w:cs="Arial"/>
+          <w:b w:val="0"/>
+          <w:i w:val="0"/>
+          <w:color w:val="000000"/>
+          <w:sz w:val="18"/>
+          <w:highlight w:val="lightGray"/>
+        </w:rPr>
+        <w:t>E</w:t>
+      </w:r>
+      <w:r>
+        <w:rPr>
+          <w:rFonts w:ascii="Arial" w:hAnsi="Arial" w:eastAsia="Arial" w:cs="Arial"/>
+          <w:b w:val="0"/>
+          <w:i w:val="0"/>
+          <w:color w:val="000000"/>
+          <w:sz w:val="18"/>
+          <w:highlight w:val="lightGray"/>
+        </w:rPr>
+        <w:t>s</w:t>
+      </w:r>
+      <w:r>
+        <w:rPr>
+          <w:rFonts w:ascii="Arial" w:hAnsi="Arial" w:eastAsia="Arial" w:cs="Arial"/>
+          <w:b w:val="0"/>
+          <w:i w:val="0"/>
+          <w:color w:val="000000"/>
+          <w:sz w:val="18"/>
+          <w:highlight w:val="lightGray"/>
+        </w:rPr>
+        <w:t>s</w:t>
+      </w:r>
+      <w:r>
+        <w:rPr>
+          <w:rFonts w:ascii="Arial" w:hAnsi="Arial" w:eastAsia="Arial" w:cs="Arial"/>
+          <w:b w:val="0"/>
+          <w:i w:val="0"/>
+          <w:color w:val="000000"/>
+          <w:sz w:val="18"/>
+          <w:highlight w:val="lightGray"/>
+        </w:rPr>
+        <w:t>a</w:t>
+      </w:r>
+      <w:r>
+        <w:rPr>
+          <w:rFonts w:ascii="Arial" w:hAnsi="Arial" w:eastAsia="Arial" w:cs="Arial"/>
+          <w:b w:val="0"/>
+          <w:i w:val="0"/>
+          <w:color w:val="000000"/>
+          <w:sz w:val="18"/>
+          <w:highlight w:val="lightGray"/>
+        </w:rPr>
+        <w:t>m</w:t>
+      </w:r>
+      <w:r>
+        <w:rPr>
+          <w:rFonts w:ascii="Arial" w:hAnsi="Arial" w:eastAsia="Arial" w:cs="Arial"/>
+          <w:b w:val="0"/>
+          <w:i w:val="0"/>
+          <w:color w:val="000000"/>
+          <w:sz w:val="18"/>
+          <w:highlight w:val="lightGray"/>
+        </w:rPr>
+        <w:t>]</w:t>
+      </w:r>
+      <w:r>
+        <w:rPr>
+          <w:rFonts w:ascii="Arial" w:hAnsi="Arial" w:eastAsia="Arial" w:cs="Arial"/>
+          <w:b w:val="0"/>
+          <w:i w:val="0"/>
+          <w:color w:val="000000"/>
+          <w:sz w:val="18"/>
+          <w:highlight w:val="lightGray"/>
+        </w:rPr>
+        <w:t xml:space="preserve"> </w:t>
+      </w:r>
+      <w:r>
+        <w:rPr>
+          <w:rFonts w:ascii="Arial" w:hAnsi="Arial" w:eastAsia="Arial" w:cs="Arial"/>
+          <w:b w:val="0"/>
+          <w:i w:val="0"/>
+          <w:color w:val="000000"/>
+          <w:sz w:val="18"/>
+          <w:highlight w:val="lightGray"/>
+        </w:rPr>
+        <w:t>-</w:t>
+      </w:r>
+      <w:r>
+        <w:rPr>
+          <w:rFonts w:ascii="Arial" w:hAnsi="Arial" w:eastAsia="Arial" w:cs="Arial"/>
+          <w:b w:val="0"/>
+          <w:i w:val="0"/>
+          <w:color w:val="000000"/>
+          <w:sz w:val="18"/>
+          <w:highlight w:val="lightGray"/>
+        </w:rPr>
+        <w:t>&gt;</w:t>
+      </w:r>
+      <w:r>
+        <w:rPr>
+          <w:rFonts w:ascii="Arial" w:hAnsi="Arial" w:eastAsia="Arial" w:cs="Arial"/>
+          <w:b w:val="0"/>
+          <w:i w:val="0"/>
+          <w:color w:val="000000"/>
+          <w:sz w:val="18"/>
+          <w:highlight w:val="lightGray"/>
+        </w:rPr>
+        <w:t xml:space="preserve"> </w:t>
+      </w:r>
+      <w:r>
+        <w:rPr>
+          <w:rFonts w:ascii="Arial" w:hAnsi="Arial" w:eastAsia="Arial" w:cs="Arial"/>
+          <w:b/>
+          <w:i w:val="0"/>
+          <w:color w:val="000000"/>
+          <w:sz w:val="18"/>
+          <w:highlight w:val="lightGray"/>
+        </w:rPr>
+        <w:t>F</w:t>
+      </w:r>
+      <w:r>
+        <w:rPr>
+          <w:rFonts w:ascii="Arial" w:hAnsi="Arial" w:eastAsia="Arial" w:cs="Arial"/>
+          <w:b/>
+          <w:i w:val="0"/>
+          <w:color w:val="000000"/>
+          <w:sz w:val="18"/>
+          <w:highlight w:val="lightGray"/>
+        </w:rPr>
+        <w:t>r</w:t>
+      </w:r>
+      <w:r>
+        <w:rPr>
+          <w:rFonts w:ascii="Arial" w:hAnsi="Arial" w:eastAsia="Arial" w:cs="Arial"/>
+          <w:b/>
+          <w:i w:val="0"/>
+          <w:color w:val="000000"/>
+          <w:sz w:val="18"/>
+          <w:highlight w:val="lightGray"/>
+        </w:rPr>
+        <w:t>o</w:t>
+      </w:r>
+      <w:r>
+        <w:rPr>
+          <w:rFonts w:ascii="Arial" w:hAnsi="Arial" w:eastAsia="Arial" w:cs="Arial"/>
+          <w:b/>
+          <w:i w:val="0"/>
+          <w:color w:val="000000"/>
+          <w:sz w:val="18"/>
+          <w:highlight w:val="lightGray"/>
+        </w:rPr>
+        <w:t>m</w:t>
+      </w:r>
+      <w:r>
+        <w:rPr>
+          <w:rFonts w:ascii="Arial" w:hAnsi="Arial" w:eastAsia="Arial" w:cs="Arial"/>
+          <w:b/>
+          <w:i w:val="0"/>
+          <w:color w:val="000000"/>
+          <w:sz w:val="18"/>
+          <w:highlight w:val="lightGray"/>
+        </w:rPr>
+        <w:t>:</w:t>
+      </w:r>
+      <w:r>
+        <w:rPr>
+          <w:rFonts w:ascii="Arial" w:hAnsi="Arial" w:eastAsia="Arial" w:cs="Arial"/>
+          <w:b w:val="0"/>
+          <w:i w:val="0"/>
+          <w:color w:val="000000"/>
+          <w:sz w:val="18"/>
+          <w:highlight w:val="lightGray"/>
+        </w:rPr>
+        <w:t xml:space="preserve"> </w:t>
+      </w:r>
+      <w:r>
+        <w:rPr>
+          <w:rFonts w:ascii="Arial" w:hAnsi="Arial" w:eastAsia="Arial" w:cs="Arial"/>
+          <w:b w:val="0"/>
+          <w:i w:val="0"/>
+          <w:color w:val="000000"/>
+          <w:sz w:val="18"/>
+          <w:highlight w:val="lightGray"/>
+        </w:rPr>
+        <w:t>[</w:t>
+      </w:r>
+      <w:r>
+        <w:rPr>
+          <w:rFonts w:ascii="Arial" w:hAnsi="Arial" w:eastAsia="Arial" w:cs="Arial"/>
+          <w:b w:val="0"/>
+          <w:i w:val="0"/>
+          <w:color w:val="000000"/>
+          <w:sz w:val="18"/>
+          <w:highlight w:val="lightGray"/>
+        </w:rPr>
+        <w:t>C</w:t>
+      </w:r>
+      <w:r>
+        <w:rPr>
+          <w:rFonts w:ascii="Arial" w:hAnsi="Arial" w:eastAsia="Arial" w:cs="Arial"/>
+          <w:b w:val="0"/>
+          <w:i w:val="0"/>
+          <w:color w:val="000000"/>
+          <w:sz w:val="18"/>
+          <w:highlight w:val="lightGray"/>
+        </w:rPr>
+        <w:t>h</w:t>
+      </w:r>
+      <w:r>
+        <w:rPr>
+          <w:rFonts w:ascii="Arial" w:hAnsi="Arial" w:eastAsia="Arial" w:cs="Arial"/>
+          <w:b w:val="0"/>
+          <w:i w:val="0"/>
+          <w:color w:val="000000"/>
+          <w:sz w:val="18"/>
+          <w:highlight w:val="lightGray"/>
+        </w:rPr>
+        <w:t>a</w:t>
+      </w:r>
+      <w:r>
+        <w:rPr>
+          <w:rFonts w:ascii="Arial" w:hAnsi="Arial" w:eastAsia="Arial" w:cs="Arial"/>
+          <w:b w:val="0"/>
+          <w:i w:val="0"/>
+          <w:color w:val="000000"/>
+          <w:sz w:val="18"/>
+          <w:highlight w:val="lightGray"/>
+        </w:rPr>
+        <w:t>t</w:t>
+      </w:r>
+      <w:r>
+        <w:rPr>
+          <w:rFonts w:ascii="Arial" w:hAnsi="Arial" w:eastAsia="Arial" w:cs="Arial"/>
+          <w:b w:val="0"/>
+          <w:i w:val="0"/>
+          <w:color w:val="000000"/>
+          <w:sz w:val="18"/>
+          <w:highlight w:val="lightGray"/>
+        </w:rPr>
+        <w:t>G</w:t>
+      </w:r>
+      <w:r>
+        <w:rPr>
+          <w:rFonts w:ascii="Arial" w:hAnsi="Arial" w:eastAsia="Arial" w:cs="Arial"/>
+          <w:b w:val="0"/>
+          <w:i w:val="0"/>
+          <w:color w:val="000000"/>
+          <w:sz w:val="18"/>
+          <w:highlight w:val="lightGray"/>
+        </w:rPr>
+        <w:t>P</w:t>
+      </w:r>
+      <w:r>
+        <w:rPr>
+          <w:rFonts w:ascii="Arial" w:hAnsi="Arial" w:eastAsia="Arial" w:cs="Arial"/>
+          <w:b w:val="0"/>
+          <w:i w:val="0"/>
+          <w:color w:val="000000"/>
+          <w:sz w:val="18"/>
+          <w:highlight w:val="lightGray"/>
+        </w:rPr>
+        <w:t>T</w:t>
+      </w:r>
+      <w:r>
+        <w:rPr>
+          <w:rFonts w:ascii="Arial" w:hAnsi="Arial" w:eastAsia="Arial" w:cs="Arial"/>
+          <w:b w:val="0"/>
+          <w:i w:val="0"/>
+          <w:color w:val="000000"/>
+          <w:sz w:val="18"/>
+          <w:highlight w:val="lightGray"/>
+        </w:rPr>
+        <w:t>]</w:t>
+      </w:r>
+      <w:r>
+        <w:rPr>
+          <w:rFonts w:ascii="Arial" w:hAnsi="Arial"/>
+          <w:color w:val="000000"/>
+          <w:sz w:val="18"/>
+          <w:highlight w:val="lightGray"/>
+        </w:rPr>
+        <w:t xml:space="preserve"> </w:t>
+      </w:r>
+      <w:r>
+        <w:rPr>
+          <w:rFonts w:ascii="Arial" w:hAnsi="Arial"/>
           <w:b/>
           <w:color w:val="000000"/>
           <w:sz w:val="18"/>
@@ -660,7 +3257,7 @@
       </w:r>
       <w:r>
         <w:rPr>
-          <w:rFonts w:ascii="Arial" w:eastAsia="Arial" w:hAnsi="Arial"/>
+          <w:rFonts w:ascii="Arial" w:hAnsi="Arial"/>
           <w:sz w:val="18"/>
           <w:highlight w:val="lightGray"/>
         </w:rPr>
@@ -806,103 +3403,1402 @@
       </w:pPr>
       <w:r>
         <w:rPr>
-          <w:rFonts w:ascii="Arial" w:eastAsia="Arial" w:hAnsi="Arial" w:cs="Arial"/>
-          <w:b/>
-          <w:color w:val="000000"/>
-          <w:sz w:val="18"/>
-          <w:highlight w:val="lightGray"/>
-        </w:rPr>
-        <w:t># Source: AI Source: Provided by: [Data Path</w:t>
-      </w:r>
-      <w:r>
-        <w:rPr>
-          <w:rFonts w:ascii="Arial" w:eastAsia="Arial" w:hAnsi="Arial" w:cs="Arial"/>
-          <w:color w:val="000000"/>
-          <w:sz w:val="18"/>
-          <w:highlight w:val="lightGray"/>
-        </w:rPr>
-        <w:t xml:space="preserve">: Persons Table -&gt; ID Column: 1, </w:t>
-      </w:r>
-      <w:proofErr w:type="spellStart"/>
-      <w:r>
-        <w:rPr>
-          <w:rFonts w:ascii="Arial" w:eastAsia="Arial" w:hAnsi="Arial" w:cs="Arial"/>
-          <w:color w:val="000000"/>
-          <w:sz w:val="18"/>
-          <w:highlight w:val="lightGray"/>
-        </w:rPr>
-        <w:t>Name_En</w:t>
-      </w:r>
-      <w:proofErr w:type="spellEnd"/>
-      <w:r>
-        <w:rPr>
-          <w:rFonts w:ascii="Arial" w:eastAsia="Arial" w:hAnsi="Arial" w:cs="Arial"/>
-          <w:color w:val="000000"/>
-          <w:sz w:val="18"/>
-          <w:highlight w:val="lightGray"/>
-        </w:rPr>
-        <w:t xml:space="preserve"> Column: Motasem Essam] -&gt; </w:t>
-      </w:r>
-      <w:r>
-        <w:rPr>
-          <w:rFonts w:ascii="Arial" w:eastAsia="Arial" w:hAnsi="Arial" w:cs="Arial"/>
-          <w:b/>
-          <w:color w:val="000000"/>
-          <w:sz w:val="18"/>
-          <w:highlight w:val="lightGray"/>
-        </w:rPr>
-        <w:t>From:</w:t>
-      </w:r>
-      <w:r>
-        <w:rPr>
-          <w:rFonts w:ascii="Arial" w:eastAsia="Arial" w:hAnsi="Arial" w:cs="Arial"/>
-          <w:color w:val="000000"/>
-          <w:sz w:val="18"/>
-          <w:highlight w:val="lightGray"/>
-        </w:rPr>
-        <w:t xml:space="preserve"> [</w:t>
-      </w:r>
-      <w:proofErr w:type="spellStart"/>
-      <w:r>
-        <w:rPr>
-          <w:rFonts w:ascii="Arial" w:eastAsia="Arial" w:hAnsi="Arial" w:cs="Arial"/>
-          <w:color w:val="000000"/>
-          <w:sz w:val="18"/>
-          <w:highlight w:val="lightGray"/>
-        </w:rPr>
-        <w:t>Chatgpt</w:t>
-      </w:r>
-      <w:proofErr w:type="spellEnd"/>
-      <w:r>
-        <w:rPr>
-          <w:rFonts w:ascii="Arial" w:eastAsia="Arial" w:hAnsi="Arial" w:cs="Arial"/>
-          <w:color w:val="000000"/>
-          <w:sz w:val="18"/>
-          <w:highlight w:val="lightGray"/>
-        </w:rPr>
-        <w:t xml:space="preserve"> (GPT</w:t>
-      </w:r>
-      <w:r>
-        <w:rPr>
-          <w:rFonts w:ascii="Arial" w:eastAsia="Arial" w:hAnsi="Arial" w:cs="Cambria Math"/>
-          <w:color w:val="000000"/>
-          <w:sz w:val="18"/>
-          <w:highlight w:val="lightGray"/>
-        </w:rPr>
-        <w:t>‑</w:t>
-      </w:r>
-      <w:r>
-        <w:rPr>
-          <w:rFonts w:ascii="Arial" w:eastAsia="Arial" w:hAnsi="Arial" w:cs="Arial"/>
-          <w:color w:val="000000"/>
-          <w:sz w:val="18"/>
-          <w:highlight w:val="lightGray"/>
-        </w:rPr>
-        <w:t xml:space="preserve">5 Mini)] </w:t>
-      </w:r>
-      <w:r>
-        <w:rPr>
-          <w:rFonts w:ascii="Arial" w:eastAsia="Arial" w:hAnsi="Arial" w:cs="Arial"/>
+          <w:rFonts w:ascii="Arial" w:hAnsi="Arial" w:eastAsia="Arial" w:cs="Arial"/>
+          <w:b/>
+          <w:i w:val="0"/>
+          <w:color w:val="000000"/>
+          <w:sz w:val="18"/>
+          <w:highlight w:val="lightGray"/>
+        </w:rPr>
+        <w:t>#</w:t>
+      </w:r>
+      <w:r>
+        <w:rPr>
+          <w:rFonts w:ascii="Arial" w:hAnsi="Arial" w:eastAsia="Arial" w:cs="Arial"/>
+          <w:b/>
+          <w:i w:val="0"/>
+          <w:color w:val="000000"/>
+          <w:sz w:val="18"/>
+          <w:highlight w:val="lightGray"/>
+        </w:rPr>
+        <w:t xml:space="preserve"> </w:t>
+      </w:r>
+      <w:r>
+        <w:rPr>
+          <w:rFonts w:ascii="Arial" w:hAnsi="Arial" w:eastAsia="Arial" w:cs="Arial"/>
+          <w:b/>
+          <w:i w:val="0"/>
+          <w:color w:val="000000"/>
+          <w:sz w:val="18"/>
+          <w:highlight w:val="lightGray"/>
+        </w:rPr>
+        <w:t>S</w:t>
+      </w:r>
+      <w:r>
+        <w:rPr>
+          <w:rFonts w:ascii="Arial" w:hAnsi="Arial" w:eastAsia="Arial" w:cs="Arial"/>
+          <w:b/>
+          <w:i w:val="0"/>
+          <w:color w:val="000000"/>
+          <w:sz w:val="18"/>
+          <w:highlight w:val="lightGray"/>
+        </w:rPr>
+        <w:t>o</w:t>
+      </w:r>
+      <w:r>
+        <w:rPr>
+          <w:rFonts w:ascii="Arial" w:hAnsi="Arial" w:eastAsia="Arial" w:cs="Arial"/>
+          <w:b/>
+          <w:i w:val="0"/>
+          <w:color w:val="000000"/>
+          <w:sz w:val="18"/>
+          <w:highlight w:val="lightGray"/>
+        </w:rPr>
+        <w:t>u</w:t>
+      </w:r>
+      <w:r>
+        <w:rPr>
+          <w:rFonts w:ascii="Arial" w:hAnsi="Arial" w:eastAsia="Arial" w:cs="Arial"/>
+          <w:b/>
+          <w:i w:val="0"/>
+          <w:color w:val="000000"/>
+          <w:sz w:val="18"/>
+          <w:highlight w:val="lightGray"/>
+        </w:rPr>
+        <w:t>r</w:t>
+      </w:r>
+      <w:r>
+        <w:rPr>
+          <w:rFonts w:ascii="Arial" w:hAnsi="Arial" w:eastAsia="Arial" w:cs="Arial"/>
+          <w:b/>
+          <w:i w:val="0"/>
+          <w:color w:val="000000"/>
+          <w:sz w:val="18"/>
+          <w:highlight w:val="lightGray"/>
+        </w:rPr>
+        <w:t>c</w:t>
+      </w:r>
+      <w:r>
+        <w:rPr>
+          <w:rFonts w:ascii="Arial" w:hAnsi="Arial" w:eastAsia="Arial" w:cs="Arial"/>
+          <w:b/>
+          <w:i w:val="0"/>
+          <w:color w:val="000000"/>
+          <w:sz w:val="18"/>
+          <w:highlight w:val="lightGray"/>
+        </w:rPr>
+        <w:t>e</w:t>
+      </w:r>
+      <w:r>
+        <w:rPr>
+          <w:rFonts w:ascii="Arial" w:hAnsi="Arial" w:eastAsia="Arial" w:cs="Arial"/>
+          <w:b/>
+          <w:i w:val="0"/>
+          <w:color w:val="000000"/>
+          <w:sz w:val="18"/>
+          <w:highlight w:val="lightGray"/>
+        </w:rPr>
+        <w:t>:</w:t>
+      </w:r>
+      <w:r>
+        <w:rPr>
+          <w:rFonts w:ascii="Arial" w:hAnsi="Arial" w:eastAsia="Arial" w:cs="Arial"/>
+          <w:b/>
+          <w:i w:val="0"/>
+          <w:color w:val="000000"/>
+          <w:sz w:val="18"/>
+          <w:highlight w:val="lightGray"/>
+        </w:rPr>
+        <w:t xml:space="preserve"> </w:t>
+      </w:r>
+      <w:r>
+        <w:rPr>
+          <w:rFonts w:ascii="Arial" w:hAnsi="Arial" w:eastAsia="Arial" w:cs="Arial"/>
+          <w:b/>
+          <w:i w:val="0"/>
+          <w:color w:val="000000"/>
+          <w:sz w:val="18"/>
+          <w:highlight w:val="lightGray"/>
+        </w:rPr>
+        <w:t>A</w:t>
+      </w:r>
+      <w:r>
+        <w:rPr>
+          <w:rFonts w:ascii="Arial" w:hAnsi="Arial" w:eastAsia="Arial" w:cs="Arial"/>
+          <w:b/>
+          <w:i w:val="0"/>
+          <w:color w:val="000000"/>
+          <w:sz w:val="18"/>
+          <w:highlight w:val="lightGray"/>
+        </w:rPr>
+        <w:t>I</w:t>
+      </w:r>
+      <w:r>
+        <w:rPr>
+          <w:rFonts w:ascii="Arial" w:hAnsi="Arial" w:eastAsia="Arial" w:cs="Arial"/>
+          <w:b/>
+          <w:i w:val="0"/>
+          <w:color w:val="000000"/>
+          <w:sz w:val="18"/>
+          <w:highlight w:val="lightGray"/>
+        </w:rPr>
+        <w:t xml:space="preserve"> </w:t>
+      </w:r>
+      <w:r>
+        <w:rPr>
+          <w:rFonts w:ascii="Arial" w:hAnsi="Arial" w:eastAsia="Arial" w:cs="Arial"/>
+          <w:b/>
+          <w:i w:val="0"/>
+          <w:color w:val="000000"/>
+          <w:sz w:val="18"/>
+          <w:highlight w:val="lightGray"/>
+        </w:rPr>
+        <w:t>S</w:t>
+      </w:r>
+      <w:r>
+        <w:rPr>
+          <w:rFonts w:ascii="Arial" w:hAnsi="Arial" w:eastAsia="Arial" w:cs="Arial"/>
+          <w:b/>
+          <w:i w:val="0"/>
+          <w:color w:val="000000"/>
+          <w:sz w:val="18"/>
+          <w:highlight w:val="lightGray"/>
+        </w:rPr>
+        <w:t>o</w:t>
+      </w:r>
+      <w:r>
+        <w:rPr>
+          <w:rFonts w:ascii="Arial" w:hAnsi="Arial" w:eastAsia="Arial" w:cs="Arial"/>
+          <w:b/>
+          <w:i w:val="0"/>
+          <w:color w:val="000000"/>
+          <w:sz w:val="18"/>
+          <w:highlight w:val="lightGray"/>
+        </w:rPr>
+        <w:t>u</w:t>
+      </w:r>
+      <w:r>
+        <w:rPr>
+          <w:rFonts w:ascii="Arial" w:hAnsi="Arial" w:eastAsia="Arial" w:cs="Arial"/>
+          <w:b/>
+          <w:i w:val="0"/>
+          <w:color w:val="000000"/>
+          <w:sz w:val="18"/>
+          <w:highlight w:val="lightGray"/>
+        </w:rPr>
+        <w:t>r</w:t>
+      </w:r>
+      <w:r>
+        <w:rPr>
+          <w:rFonts w:ascii="Arial" w:hAnsi="Arial" w:eastAsia="Arial" w:cs="Arial"/>
+          <w:b/>
+          <w:i w:val="0"/>
+          <w:color w:val="000000"/>
+          <w:sz w:val="18"/>
+          <w:highlight w:val="lightGray"/>
+        </w:rPr>
+        <w:t>c</w:t>
+      </w:r>
+      <w:r>
+        <w:rPr>
+          <w:rFonts w:ascii="Arial" w:hAnsi="Arial" w:eastAsia="Arial" w:cs="Arial"/>
+          <w:b/>
+          <w:i w:val="0"/>
+          <w:color w:val="000000"/>
+          <w:sz w:val="18"/>
+          <w:highlight w:val="lightGray"/>
+        </w:rPr>
+        <w:t>e</w:t>
+      </w:r>
+      <w:r>
+        <w:rPr>
+          <w:rFonts w:ascii="Arial" w:hAnsi="Arial" w:eastAsia="Arial" w:cs="Arial"/>
+          <w:b/>
+          <w:i w:val="0"/>
+          <w:color w:val="000000"/>
+          <w:sz w:val="18"/>
+          <w:highlight w:val="lightGray"/>
+        </w:rPr>
+        <w:t>:</w:t>
+      </w:r>
+      <w:r>
+        <w:rPr>
+          <w:rFonts w:ascii="Arial" w:hAnsi="Arial" w:eastAsia="Arial" w:cs="Arial"/>
+          <w:b/>
+          <w:i w:val="0"/>
+          <w:color w:val="000000"/>
+          <w:sz w:val="18"/>
+          <w:highlight w:val="lightGray"/>
+        </w:rPr>
+        <w:t xml:space="preserve"> </w:t>
+      </w:r>
+      <w:r>
+        <w:rPr>
+          <w:rFonts w:ascii="Arial" w:hAnsi="Arial" w:eastAsia="Arial" w:cs="Arial"/>
+          <w:b/>
+          <w:i w:val="0"/>
+          <w:color w:val="000000"/>
+          <w:sz w:val="18"/>
+          <w:highlight w:val="lightGray"/>
+        </w:rPr>
+        <w:t>P</w:t>
+      </w:r>
+      <w:r>
+        <w:rPr>
+          <w:rFonts w:ascii="Arial" w:hAnsi="Arial" w:eastAsia="Arial" w:cs="Arial"/>
+          <w:b/>
+          <w:i w:val="0"/>
+          <w:color w:val="000000"/>
+          <w:sz w:val="18"/>
+          <w:highlight w:val="lightGray"/>
+        </w:rPr>
+        <w:t>r</w:t>
+      </w:r>
+      <w:r>
+        <w:rPr>
+          <w:rFonts w:ascii="Arial" w:hAnsi="Arial" w:eastAsia="Arial" w:cs="Arial"/>
+          <w:b/>
+          <w:i w:val="0"/>
+          <w:color w:val="000000"/>
+          <w:sz w:val="18"/>
+          <w:highlight w:val="lightGray"/>
+        </w:rPr>
+        <w:t>o</w:t>
+      </w:r>
+      <w:r>
+        <w:rPr>
+          <w:rFonts w:ascii="Arial" w:hAnsi="Arial" w:eastAsia="Arial" w:cs="Arial"/>
+          <w:b/>
+          <w:i w:val="0"/>
+          <w:color w:val="000000"/>
+          <w:sz w:val="18"/>
+          <w:highlight w:val="lightGray"/>
+        </w:rPr>
+        <w:t>v</w:t>
+      </w:r>
+      <w:r>
+        <w:rPr>
+          <w:rFonts w:ascii="Arial" w:hAnsi="Arial" w:eastAsia="Arial" w:cs="Arial"/>
+          <w:b/>
+          <w:i w:val="0"/>
+          <w:color w:val="000000"/>
+          <w:sz w:val="18"/>
+          <w:highlight w:val="lightGray"/>
+        </w:rPr>
+        <w:t>i</w:t>
+      </w:r>
+      <w:r>
+        <w:rPr>
+          <w:rFonts w:ascii="Arial" w:hAnsi="Arial" w:eastAsia="Arial" w:cs="Arial"/>
+          <w:b/>
+          <w:i w:val="0"/>
+          <w:color w:val="000000"/>
+          <w:sz w:val="18"/>
+          <w:highlight w:val="lightGray"/>
+        </w:rPr>
+        <w:t>d</w:t>
+      </w:r>
+      <w:r>
+        <w:rPr>
+          <w:rFonts w:ascii="Arial" w:hAnsi="Arial" w:eastAsia="Arial" w:cs="Arial"/>
+          <w:b/>
+          <w:i w:val="0"/>
+          <w:color w:val="000000"/>
+          <w:sz w:val="18"/>
+          <w:highlight w:val="lightGray"/>
+        </w:rPr>
+        <w:t>e</w:t>
+      </w:r>
+      <w:r>
+        <w:rPr>
+          <w:rFonts w:ascii="Arial" w:hAnsi="Arial" w:eastAsia="Arial" w:cs="Arial"/>
+          <w:b/>
+          <w:i w:val="0"/>
+          <w:color w:val="000000"/>
+          <w:sz w:val="18"/>
+          <w:highlight w:val="lightGray"/>
+        </w:rPr>
+        <w:t>d</w:t>
+      </w:r>
+      <w:r>
+        <w:rPr>
+          <w:rFonts w:ascii="Arial" w:hAnsi="Arial" w:eastAsia="Arial" w:cs="Arial"/>
+          <w:b/>
+          <w:i w:val="0"/>
+          <w:color w:val="000000"/>
+          <w:sz w:val="18"/>
+          <w:highlight w:val="lightGray"/>
+        </w:rPr>
+        <w:t xml:space="preserve"> </w:t>
+      </w:r>
+      <w:r>
+        <w:rPr>
+          <w:rFonts w:ascii="Arial" w:hAnsi="Arial" w:eastAsia="Arial" w:cs="Arial"/>
+          <w:b/>
+          <w:i w:val="0"/>
+          <w:color w:val="000000"/>
+          <w:sz w:val="18"/>
+          <w:highlight w:val="lightGray"/>
+        </w:rPr>
+        <w:t>b</w:t>
+      </w:r>
+      <w:r>
+        <w:rPr>
+          <w:rFonts w:ascii="Arial" w:hAnsi="Arial" w:eastAsia="Arial" w:cs="Arial"/>
+          <w:b/>
+          <w:i w:val="0"/>
+          <w:color w:val="000000"/>
+          <w:sz w:val="18"/>
+          <w:highlight w:val="lightGray"/>
+        </w:rPr>
+        <w:t>y</w:t>
+      </w:r>
+      <w:r>
+        <w:rPr>
+          <w:rFonts w:ascii="Arial" w:hAnsi="Arial" w:eastAsia="Arial" w:cs="Arial"/>
+          <w:b/>
+          <w:i w:val="0"/>
+          <w:color w:val="000000"/>
+          <w:sz w:val="18"/>
+          <w:highlight w:val="lightGray"/>
+        </w:rPr>
+        <w:t>:</w:t>
+      </w:r>
+      <w:r>
+        <w:rPr>
+          <w:rFonts w:ascii="Arial" w:hAnsi="Arial" w:eastAsia="Arial" w:cs="Arial"/>
+          <w:b/>
+          <w:i w:val="0"/>
+          <w:color w:val="000000"/>
+          <w:sz w:val="18"/>
+          <w:highlight w:val="lightGray"/>
+        </w:rPr>
+        <w:t xml:space="preserve"> </w:t>
+      </w:r>
+      <w:r>
+        <w:rPr>
+          <w:rFonts w:ascii="Arial" w:hAnsi="Arial" w:eastAsia="Arial" w:cs="Arial"/>
+          <w:b/>
+          <w:i w:val="0"/>
+          <w:color w:val="000000"/>
+          <w:sz w:val="18"/>
+          <w:highlight w:val="lightGray"/>
+        </w:rPr>
+        <w:t>[</w:t>
+      </w:r>
+      <w:r>
+        <w:rPr>
+          <w:rFonts w:ascii="Arial" w:hAnsi="Arial" w:eastAsia="Arial" w:cs="Arial"/>
+          <w:b/>
+          <w:i w:val="0"/>
+          <w:color w:val="000000"/>
+          <w:sz w:val="18"/>
+          <w:highlight w:val="lightGray"/>
+        </w:rPr>
+        <w:t>D</w:t>
+      </w:r>
+      <w:r>
+        <w:rPr>
+          <w:rFonts w:ascii="Arial" w:hAnsi="Arial" w:eastAsia="Arial" w:cs="Arial"/>
+          <w:b/>
+          <w:i w:val="0"/>
+          <w:color w:val="000000"/>
+          <w:sz w:val="18"/>
+          <w:highlight w:val="lightGray"/>
+        </w:rPr>
+        <w:t>a</w:t>
+      </w:r>
+      <w:r>
+        <w:rPr>
+          <w:rFonts w:ascii="Arial" w:hAnsi="Arial" w:eastAsia="Arial" w:cs="Arial"/>
+          <w:b/>
+          <w:i w:val="0"/>
+          <w:color w:val="000000"/>
+          <w:sz w:val="18"/>
+          <w:highlight w:val="lightGray"/>
+        </w:rPr>
+        <w:t>t</w:t>
+      </w:r>
+      <w:r>
+        <w:rPr>
+          <w:rFonts w:ascii="Arial" w:hAnsi="Arial" w:eastAsia="Arial" w:cs="Arial"/>
+          <w:b/>
+          <w:i w:val="0"/>
+          <w:color w:val="000000"/>
+          <w:sz w:val="18"/>
+          <w:highlight w:val="lightGray"/>
+        </w:rPr>
+        <w:t>a</w:t>
+      </w:r>
+      <w:r>
+        <w:rPr>
+          <w:rFonts w:ascii="Arial" w:hAnsi="Arial" w:eastAsia="Arial" w:cs="Arial"/>
+          <w:b/>
+          <w:i w:val="0"/>
+          <w:color w:val="000000"/>
+          <w:sz w:val="18"/>
+          <w:highlight w:val="lightGray"/>
+        </w:rPr>
+        <w:t xml:space="preserve"> </w:t>
+      </w:r>
+      <w:r>
+        <w:rPr>
+          <w:rFonts w:ascii="Arial" w:hAnsi="Arial" w:eastAsia="Arial" w:cs="Arial"/>
+          <w:b/>
+          <w:i w:val="0"/>
+          <w:color w:val="000000"/>
+          <w:sz w:val="18"/>
+          <w:highlight w:val="lightGray"/>
+        </w:rPr>
+        <w:t>P</w:t>
+      </w:r>
+      <w:r>
+        <w:rPr>
+          <w:rFonts w:ascii="Arial" w:hAnsi="Arial" w:eastAsia="Arial" w:cs="Arial"/>
+          <w:b/>
+          <w:i w:val="0"/>
+          <w:color w:val="000000"/>
+          <w:sz w:val="18"/>
+          <w:highlight w:val="lightGray"/>
+        </w:rPr>
+        <w:t>a</w:t>
+      </w:r>
+      <w:r>
+        <w:rPr>
+          <w:rFonts w:ascii="Arial" w:hAnsi="Arial" w:eastAsia="Arial" w:cs="Arial"/>
+          <w:b/>
+          <w:i w:val="0"/>
+          <w:color w:val="000000"/>
+          <w:sz w:val="18"/>
+          <w:highlight w:val="lightGray"/>
+        </w:rPr>
+        <w:t>t</w:t>
+      </w:r>
+      <w:r>
+        <w:rPr>
+          <w:rFonts w:ascii="Arial" w:hAnsi="Arial" w:eastAsia="Arial" w:cs="Arial"/>
+          <w:b/>
+          <w:i w:val="0"/>
+          <w:color w:val="000000"/>
+          <w:sz w:val="18"/>
+          <w:highlight w:val="lightGray"/>
+        </w:rPr>
+        <w:t>h</w:t>
+      </w:r>
+      <w:r>
+        <w:rPr>
+          <w:rFonts w:ascii="Arial" w:hAnsi="Arial" w:eastAsia="Arial" w:cs="Arial"/>
+          <w:b w:val="0"/>
+          <w:i w:val="0"/>
+          <w:color w:val="000000"/>
+          <w:sz w:val="18"/>
+          <w:highlight w:val="lightGray"/>
+        </w:rPr>
+        <w:t>:</w:t>
+      </w:r>
+      <w:r>
+        <w:rPr>
+          <w:rFonts w:ascii="Arial" w:hAnsi="Arial" w:eastAsia="Arial" w:cs="Arial"/>
+          <w:b w:val="0"/>
+          <w:i w:val="0"/>
+          <w:color w:val="000000"/>
+          <w:sz w:val="18"/>
+          <w:highlight w:val="lightGray"/>
+        </w:rPr>
+        <w:t xml:space="preserve"> </w:t>
+      </w:r>
+      <w:r>
+        <w:rPr>
+          <w:rFonts w:ascii="Arial" w:hAnsi="Arial" w:eastAsia="Arial" w:cs="Arial"/>
+          <w:b w:val="0"/>
+          <w:i w:val="0"/>
+          <w:color w:val="000000"/>
+          <w:sz w:val="18"/>
+          <w:highlight w:val="lightGray"/>
+        </w:rPr>
+        <w:t>P</w:t>
+      </w:r>
+      <w:r>
+        <w:rPr>
+          <w:rFonts w:ascii="Arial" w:hAnsi="Arial" w:eastAsia="Arial" w:cs="Arial"/>
+          <w:b w:val="0"/>
+          <w:i w:val="0"/>
+          <w:color w:val="000000"/>
+          <w:sz w:val="18"/>
+          <w:highlight w:val="lightGray"/>
+        </w:rPr>
+        <w:t>e</w:t>
+      </w:r>
+      <w:r>
+        <w:rPr>
+          <w:rFonts w:ascii="Arial" w:hAnsi="Arial" w:eastAsia="Arial" w:cs="Arial"/>
+          <w:b w:val="0"/>
+          <w:i w:val="0"/>
+          <w:color w:val="000000"/>
+          <w:sz w:val="18"/>
+          <w:highlight w:val="lightGray"/>
+        </w:rPr>
+        <w:t>r</w:t>
+      </w:r>
+      <w:r>
+        <w:rPr>
+          <w:rFonts w:ascii="Arial" w:hAnsi="Arial" w:eastAsia="Arial" w:cs="Arial"/>
+          <w:b w:val="0"/>
+          <w:i w:val="0"/>
+          <w:color w:val="000000"/>
+          <w:sz w:val="18"/>
+          <w:highlight w:val="lightGray"/>
+        </w:rPr>
+        <w:t>s</w:t>
+      </w:r>
+      <w:r>
+        <w:rPr>
+          <w:rFonts w:ascii="Arial" w:hAnsi="Arial" w:eastAsia="Arial" w:cs="Arial"/>
+          <w:b w:val="0"/>
+          <w:i w:val="0"/>
+          <w:color w:val="000000"/>
+          <w:sz w:val="18"/>
+          <w:highlight w:val="lightGray"/>
+        </w:rPr>
+        <w:t>o</w:t>
+      </w:r>
+      <w:r>
+        <w:rPr>
+          <w:rFonts w:ascii="Arial" w:hAnsi="Arial" w:eastAsia="Arial" w:cs="Arial"/>
+          <w:b w:val="0"/>
+          <w:i w:val="0"/>
+          <w:color w:val="000000"/>
+          <w:sz w:val="18"/>
+          <w:highlight w:val="lightGray"/>
+        </w:rPr>
+        <w:t>n</w:t>
+      </w:r>
+      <w:r>
+        <w:rPr>
+          <w:rFonts w:ascii="Arial" w:hAnsi="Arial" w:eastAsia="Arial" w:cs="Arial"/>
+          <w:b w:val="0"/>
+          <w:i w:val="0"/>
+          <w:color w:val="000000"/>
+          <w:sz w:val="18"/>
+          <w:highlight w:val="lightGray"/>
+        </w:rPr>
+        <w:t>s</w:t>
+      </w:r>
+      <w:r>
+        <w:rPr>
+          <w:rFonts w:ascii="Arial" w:hAnsi="Arial" w:eastAsia="Arial" w:cs="Arial"/>
+          <w:b w:val="0"/>
+          <w:i w:val="0"/>
+          <w:color w:val="000000"/>
+          <w:sz w:val="18"/>
+          <w:highlight w:val="lightGray"/>
+        </w:rPr>
+        <w:t xml:space="preserve"> </w:t>
+      </w:r>
+      <w:r>
+        <w:rPr>
+          <w:rFonts w:ascii="Arial" w:hAnsi="Arial" w:eastAsia="Arial" w:cs="Arial"/>
+          <w:b w:val="0"/>
+          <w:i w:val="0"/>
+          <w:color w:val="000000"/>
+          <w:sz w:val="18"/>
+          <w:highlight w:val="lightGray"/>
+        </w:rPr>
+        <w:t>T</w:t>
+      </w:r>
+      <w:r>
+        <w:rPr>
+          <w:rFonts w:ascii="Arial" w:hAnsi="Arial" w:eastAsia="Arial" w:cs="Arial"/>
+          <w:b w:val="0"/>
+          <w:i w:val="0"/>
+          <w:color w:val="000000"/>
+          <w:sz w:val="18"/>
+          <w:highlight w:val="lightGray"/>
+        </w:rPr>
+        <w:t>a</w:t>
+      </w:r>
+      <w:r>
+        <w:rPr>
+          <w:rFonts w:ascii="Arial" w:hAnsi="Arial" w:eastAsia="Arial" w:cs="Arial"/>
+          <w:b w:val="0"/>
+          <w:i w:val="0"/>
+          <w:color w:val="000000"/>
+          <w:sz w:val="18"/>
+          <w:highlight w:val="lightGray"/>
+        </w:rPr>
+        <w:t>b</w:t>
+      </w:r>
+      <w:r>
+        <w:rPr>
+          <w:rFonts w:ascii="Arial" w:hAnsi="Arial" w:eastAsia="Arial" w:cs="Arial"/>
+          <w:b w:val="0"/>
+          <w:i w:val="0"/>
+          <w:color w:val="000000"/>
+          <w:sz w:val="18"/>
+          <w:highlight w:val="lightGray"/>
+        </w:rPr>
+        <w:t>l</w:t>
+      </w:r>
+      <w:r>
+        <w:rPr>
+          <w:rFonts w:ascii="Arial" w:hAnsi="Arial" w:eastAsia="Arial" w:cs="Arial"/>
+          <w:b w:val="0"/>
+          <w:i w:val="0"/>
+          <w:color w:val="000000"/>
+          <w:sz w:val="18"/>
+          <w:highlight w:val="lightGray"/>
+        </w:rPr>
+        <w:t>e</w:t>
+      </w:r>
+      <w:r>
+        <w:rPr>
+          <w:rFonts w:ascii="Arial" w:hAnsi="Arial" w:eastAsia="Arial" w:cs="Arial"/>
+          <w:b w:val="0"/>
+          <w:i w:val="0"/>
+          <w:color w:val="000000"/>
+          <w:sz w:val="18"/>
+          <w:highlight w:val="lightGray"/>
+        </w:rPr>
+        <w:t xml:space="preserve"> </w:t>
+      </w:r>
+      <w:r>
+        <w:rPr>
+          <w:rFonts w:ascii="Arial" w:hAnsi="Arial" w:eastAsia="Arial" w:cs="Arial"/>
+          <w:b w:val="0"/>
+          <w:i w:val="0"/>
+          <w:color w:val="000000"/>
+          <w:sz w:val="18"/>
+          <w:highlight w:val="lightGray"/>
+        </w:rPr>
+        <w:t>-</w:t>
+      </w:r>
+      <w:r>
+        <w:rPr>
+          <w:rFonts w:ascii="Arial" w:hAnsi="Arial" w:eastAsia="Arial" w:cs="Arial"/>
+          <w:b w:val="0"/>
+          <w:i w:val="0"/>
+          <w:color w:val="000000"/>
+          <w:sz w:val="18"/>
+          <w:highlight w:val="lightGray"/>
+        </w:rPr>
+        <w:t>&gt;</w:t>
+      </w:r>
+      <w:r>
+        <w:rPr>
+          <w:rFonts w:ascii="Arial" w:hAnsi="Arial" w:eastAsia="Arial" w:cs="Arial"/>
+          <w:b w:val="0"/>
+          <w:i w:val="0"/>
+          <w:color w:val="000000"/>
+          <w:sz w:val="18"/>
+          <w:highlight w:val="lightGray"/>
+        </w:rPr>
+        <w:t xml:space="preserve"> </w:t>
+      </w:r>
+      <w:r>
+        <w:rPr>
+          <w:rFonts w:ascii="Arial" w:hAnsi="Arial" w:eastAsia="Arial" w:cs="Arial"/>
+          <w:b w:val="0"/>
+          <w:i w:val="0"/>
+          <w:color w:val="000000"/>
+          <w:sz w:val="18"/>
+          <w:highlight w:val="lightGray"/>
+        </w:rPr>
+        <w:t>I</w:t>
+      </w:r>
+      <w:r>
+        <w:rPr>
+          <w:rFonts w:ascii="Arial" w:hAnsi="Arial" w:eastAsia="Arial" w:cs="Arial"/>
+          <w:b w:val="0"/>
+          <w:i w:val="0"/>
+          <w:color w:val="000000"/>
+          <w:sz w:val="18"/>
+          <w:highlight w:val="lightGray"/>
+        </w:rPr>
+        <w:t>D</w:t>
+      </w:r>
+      <w:r>
+        <w:rPr>
+          <w:rFonts w:ascii="Arial" w:hAnsi="Arial" w:eastAsia="Arial" w:cs="Arial"/>
+          <w:b w:val="0"/>
+          <w:i w:val="0"/>
+          <w:color w:val="000000"/>
+          <w:sz w:val="18"/>
+          <w:highlight w:val="lightGray"/>
+        </w:rPr>
+        <w:t xml:space="preserve"> </w:t>
+      </w:r>
+      <w:r>
+        <w:rPr>
+          <w:rFonts w:ascii="Arial" w:hAnsi="Arial" w:eastAsia="Arial" w:cs="Arial"/>
+          <w:b w:val="0"/>
+          <w:i w:val="0"/>
+          <w:color w:val="000000"/>
+          <w:sz w:val="18"/>
+          <w:highlight w:val="lightGray"/>
+        </w:rPr>
+        <w:t>C</w:t>
+      </w:r>
+      <w:r>
+        <w:rPr>
+          <w:rFonts w:ascii="Arial" w:hAnsi="Arial" w:eastAsia="Arial" w:cs="Arial"/>
+          <w:b w:val="0"/>
+          <w:i w:val="0"/>
+          <w:color w:val="000000"/>
+          <w:sz w:val="18"/>
+          <w:highlight w:val="lightGray"/>
+        </w:rPr>
+        <w:t>o</w:t>
+      </w:r>
+      <w:r>
+        <w:rPr>
+          <w:rFonts w:ascii="Arial" w:hAnsi="Arial" w:eastAsia="Arial" w:cs="Arial"/>
+          <w:b w:val="0"/>
+          <w:i w:val="0"/>
+          <w:color w:val="000000"/>
+          <w:sz w:val="18"/>
+          <w:highlight w:val="lightGray"/>
+        </w:rPr>
+        <w:t>l</w:t>
+      </w:r>
+      <w:r>
+        <w:rPr>
+          <w:rFonts w:ascii="Arial" w:hAnsi="Arial" w:eastAsia="Arial" w:cs="Arial"/>
+          <w:b w:val="0"/>
+          <w:i w:val="0"/>
+          <w:color w:val="000000"/>
+          <w:sz w:val="18"/>
+          <w:highlight w:val="lightGray"/>
+        </w:rPr>
+        <w:t>u</w:t>
+      </w:r>
+      <w:r>
+        <w:rPr>
+          <w:rFonts w:ascii="Arial" w:hAnsi="Arial" w:eastAsia="Arial" w:cs="Arial"/>
+          <w:b w:val="0"/>
+          <w:i w:val="0"/>
+          <w:color w:val="000000"/>
+          <w:sz w:val="18"/>
+          <w:highlight w:val="lightGray"/>
+        </w:rPr>
+        <w:t>m</w:t>
+      </w:r>
+      <w:r>
+        <w:rPr>
+          <w:rFonts w:ascii="Arial" w:hAnsi="Arial" w:eastAsia="Arial" w:cs="Arial"/>
+          <w:b w:val="0"/>
+          <w:i w:val="0"/>
+          <w:color w:val="000000"/>
+          <w:sz w:val="18"/>
+          <w:highlight w:val="lightGray"/>
+        </w:rPr>
+        <w:t>n</w:t>
+      </w:r>
+      <w:r>
+        <w:rPr>
+          <w:rFonts w:ascii="Arial" w:hAnsi="Arial" w:eastAsia="Arial" w:cs="Arial"/>
+          <w:b w:val="0"/>
+          <w:i w:val="0"/>
+          <w:color w:val="000000"/>
+          <w:sz w:val="18"/>
+          <w:highlight w:val="lightGray"/>
+        </w:rPr>
+        <w:t>:</w:t>
+      </w:r>
+      <w:r>
+        <w:rPr>
+          <w:rFonts w:ascii="Arial" w:hAnsi="Arial" w:eastAsia="Arial" w:cs="Arial"/>
+          <w:b w:val="0"/>
+          <w:i w:val="0"/>
+          <w:color w:val="000000"/>
+          <w:sz w:val="18"/>
+          <w:highlight w:val="lightGray"/>
+        </w:rPr>
+        <w:t xml:space="preserve"> </w:t>
+      </w:r>
+      <w:r>
+        <w:rPr>
+          <w:rFonts w:ascii="Arial" w:hAnsi="Arial" w:eastAsia="Arial" w:cs="Arial"/>
+          <w:b w:val="0"/>
+          <w:i w:val="0"/>
+          <w:color w:val="000000"/>
+          <w:sz w:val="18"/>
+          <w:highlight w:val="lightGray"/>
+        </w:rPr>
+        <w:t>1</w:t>
+      </w:r>
+      <w:r>
+        <w:rPr>
+          <w:rFonts w:ascii="Arial" w:hAnsi="Arial" w:eastAsia="Arial" w:cs="Arial"/>
+          <w:b w:val="0"/>
+          <w:i w:val="0"/>
+          <w:color w:val="000000"/>
+          <w:sz w:val="18"/>
+          <w:highlight w:val="lightGray"/>
+        </w:rPr>
+        <w:t>,</w:t>
+      </w:r>
+      <w:r>
+        <w:rPr>
+          <w:rFonts w:ascii="Arial" w:hAnsi="Arial" w:eastAsia="Arial" w:cs="Arial"/>
+          <w:b w:val="0"/>
+          <w:i w:val="0"/>
+          <w:color w:val="000000"/>
+          <w:sz w:val="18"/>
+          <w:highlight w:val="lightGray"/>
+        </w:rPr>
+        <w:t xml:space="preserve"> </w:t>
+      </w:r>
+      <w:r>
+        <w:rPr>
+          <w:rFonts w:ascii="Arial" w:hAnsi="Arial" w:eastAsia="Arial" w:cs="Arial"/>
+          <w:b w:val="0"/>
+          <w:i w:val="0"/>
+          <w:color w:val="000000"/>
+          <w:sz w:val="18"/>
+          <w:highlight w:val="lightGray"/>
+        </w:rPr>
+        <w:t>N</w:t>
+      </w:r>
+      <w:r>
+        <w:rPr>
+          <w:rFonts w:ascii="Arial" w:hAnsi="Arial" w:eastAsia="Arial" w:cs="Arial"/>
+          <w:b w:val="0"/>
+          <w:i w:val="0"/>
+          <w:color w:val="000000"/>
+          <w:sz w:val="18"/>
+          <w:highlight w:val="lightGray"/>
+        </w:rPr>
+        <w:t>a</w:t>
+      </w:r>
+      <w:r>
+        <w:rPr>
+          <w:rFonts w:ascii="Arial" w:hAnsi="Arial" w:eastAsia="Arial" w:cs="Arial"/>
+          <w:b w:val="0"/>
+          <w:i w:val="0"/>
+          <w:color w:val="000000"/>
+          <w:sz w:val="18"/>
+          <w:highlight w:val="lightGray"/>
+        </w:rPr>
+        <w:t>m</w:t>
+      </w:r>
+      <w:r>
+        <w:rPr>
+          <w:rFonts w:ascii="Arial" w:hAnsi="Arial" w:eastAsia="Arial" w:cs="Arial"/>
+          <w:b w:val="0"/>
+          <w:i w:val="0"/>
+          <w:color w:val="000000"/>
+          <w:sz w:val="18"/>
+          <w:highlight w:val="lightGray"/>
+        </w:rPr>
+        <w:t>e</w:t>
+      </w:r>
+      <w:r>
+        <w:rPr>
+          <w:rFonts w:ascii="Arial" w:hAnsi="Arial" w:eastAsia="Arial" w:cs="Arial"/>
+          <w:b w:val="0"/>
+          <w:i w:val="0"/>
+          <w:color w:val="000000"/>
+          <w:sz w:val="18"/>
+          <w:highlight w:val="lightGray"/>
+        </w:rPr>
+        <w:t>_</w:t>
+      </w:r>
+      <w:r>
+        <w:rPr>
+          <w:rFonts w:ascii="Arial" w:hAnsi="Arial" w:eastAsia="Arial" w:cs="Arial"/>
+          <w:b w:val="0"/>
+          <w:i w:val="0"/>
+          <w:color w:val="000000"/>
+          <w:sz w:val="18"/>
+          <w:highlight w:val="lightGray"/>
+        </w:rPr>
+        <w:t>E</w:t>
+      </w:r>
+      <w:r>
+        <w:rPr>
+          <w:rFonts w:ascii="Arial" w:hAnsi="Arial" w:eastAsia="Arial" w:cs="Arial"/>
+          <w:b w:val="0"/>
+          <w:i w:val="0"/>
+          <w:color w:val="000000"/>
+          <w:sz w:val="18"/>
+          <w:highlight w:val="lightGray"/>
+        </w:rPr>
+        <w:t>n</w:t>
+      </w:r>
+      <w:r>
+        <w:rPr>
+          <w:rFonts w:ascii="Arial" w:hAnsi="Arial" w:eastAsia="Arial" w:cs="Arial"/>
+          <w:b w:val="0"/>
+          <w:i w:val="0"/>
+          <w:color w:val="000000"/>
+          <w:sz w:val="18"/>
+          <w:highlight w:val="lightGray"/>
+        </w:rPr>
+        <w:t xml:space="preserve"> </w:t>
+      </w:r>
+      <w:r>
+        <w:rPr>
+          <w:rFonts w:ascii="Arial" w:hAnsi="Arial" w:eastAsia="Arial" w:cs="Arial"/>
+          <w:b w:val="0"/>
+          <w:i w:val="0"/>
+          <w:color w:val="000000"/>
+          <w:sz w:val="18"/>
+          <w:highlight w:val="lightGray"/>
+        </w:rPr>
+        <w:t>C</w:t>
+      </w:r>
+      <w:r>
+        <w:rPr>
+          <w:rFonts w:ascii="Arial" w:hAnsi="Arial" w:eastAsia="Arial" w:cs="Arial"/>
+          <w:b w:val="0"/>
+          <w:i w:val="0"/>
+          <w:color w:val="000000"/>
+          <w:sz w:val="18"/>
+          <w:highlight w:val="lightGray"/>
+        </w:rPr>
+        <w:t>o</w:t>
+      </w:r>
+      <w:r>
+        <w:rPr>
+          <w:rFonts w:ascii="Arial" w:hAnsi="Arial" w:eastAsia="Arial" w:cs="Arial"/>
+          <w:b w:val="0"/>
+          <w:i w:val="0"/>
+          <w:color w:val="000000"/>
+          <w:sz w:val="18"/>
+          <w:highlight w:val="lightGray"/>
+        </w:rPr>
+        <w:t>l</w:t>
+      </w:r>
+      <w:r>
+        <w:rPr>
+          <w:rFonts w:ascii="Arial" w:hAnsi="Arial" w:eastAsia="Arial" w:cs="Arial"/>
+          <w:b w:val="0"/>
+          <w:i w:val="0"/>
+          <w:color w:val="000000"/>
+          <w:sz w:val="18"/>
+          <w:highlight w:val="lightGray"/>
+        </w:rPr>
+        <w:t>u</w:t>
+      </w:r>
+      <w:r>
+        <w:rPr>
+          <w:rFonts w:ascii="Arial" w:hAnsi="Arial" w:eastAsia="Arial" w:cs="Arial"/>
+          <w:b w:val="0"/>
+          <w:i w:val="0"/>
+          <w:color w:val="000000"/>
+          <w:sz w:val="18"/>
+          <w:highlight w:val="lightGray"/>
+        </w:rPr>
+        <w:t>m</w:t>
+      </w:r>
+      <w:r>
+        <w:rPr>
+          <w:rFonts w:ascii="Arial" w:hAnsi="Arial" w:eastAsia="Arial" w:cs="Arial"/>
+          <w:b w:val="0"/>
+          <w:i w:val="0"/>
+          <w:color w:val="000000"/>
+          <w:sz w:val="18"/>
+          <w:highlight w:val="lightGray"/>
+        </w:rPr>
+        <w:t>n</w:t>
+      </w:r>
+      <w:r>
+        <w:rPr>
+          <w:rFonts w:ascii="Arial" w:hAnsi="Arial" w:eastAsia="Arial" w:cs="Arial"/>
+          <w:b w:val="0"/>
+          <w:i w:val="0"/>
+          <w:color w:val="000000"/>
+          <w:sz w:val="18"/>
+          <w:highlight w:val="lightGray"/>
+        </w:rPr>
+        <w:t>:</w:t>
+      </w:r>
+      <w:r>
+        <w:rPr>
+          <w:rFonts w:ascii="Arial" w:hAnsi="Arial" w:eastAsia="Arial" w:cs="Arial"/>
+          <w:b w:val="0"/>
+          <w:i w:val="0"/>
+          <w:color w:val="000000"/>
+          <w:sz w:val="18"/>
+          <w:highlight w:val="lightGray"/>
+        </w:rPr>
+        <w:t xml:space="preserve"> </w:t>
+      </w:r>
+      <w:r>
+        <w:rPr>
+          <w:rFonts w:ascii="Arial" w:hAnsi="Arial" w:eastAsia="Arial" w:cs="Arial"/>
+          <w:b w:val="0"/>
+          <w:i w:val="0"/>
+          <w:color w:val="000000"/>
+          <w:sz w:val="18"/>
+          <w:highlight w:val="lightGray"/>
+        </w:rPr>
+        <w:t>M</w:t>
+      </w:r>
+      <w:r>
+        <w:rPr>
+          <w:rFonts w:ascii="Arial" w:hAnsi="Arial" w:eastAsia="Arial" w:cs="Arial"/>
+          <w:b w:val="0"/>
+          <w:i w:val="0"/>
+          <w:color w:val="000000"/>
+          <w:sz w:val="18"/>
+          <w:highlight w:val="lightGray"/>
+        </w:rPr>
+        <w:t>o</w:t>
+      </w:r>
+      <w:r>
+        <w:rPr>
+          <w:rFonts w:ascii="Arial" w:hAnsi="Arial" w:eastAsia="Arial" w:cs="Arial"/>
+          <w:b w:val="0"/>
+          <w:i w:val="0"/>
+          <w:color w:val="000000"/>
+          <w:sz w:val="18"/>
+          <w:highlight w:val="lightGray"/>
+        </w:rPr>
+        <w:t>t</w:t>
+      </w:r>
+      <w:r>
+        <w:rPr>
+          <w:rFonts w:ascii="Arial" w:hAnsi="Arial" w:eastAsia="Arial" w:cs="Arial"/>
+          <w:b w:val="0"/>
+          <w:i w:val="0"/>
+          <w:color w:val="000000"/>
+          <w:sz w:val="18"/>
+          <w:highlight w:val="lightGray"/>
+        </w:rPr>
+        <w:t>a</w:t>
+      </w:r>
+      <w:r>
+        <w:rPr>
+          <w:rFonts w:ascii="Arial" w:hAnsi="Arial" w:eastAsia="Arial" w:cs="Arial"/>
+          <w:b w:val="0"/>
+          <w:i w:val="0"/>
+          <w:color w:val="000000"/>
+          <w:sz w:val="18"/>
+          <w:highlight w:val="lightGray"/>
+        </w:rPr>
+        <w:t>s</w:t>
+      </w:r>
+      <w:r>
+        <w:rPr>
+          <w:rFonts w:ascii="Arial" w:hAnsi="Arial" w:eastAsia="Arial" w:cs="Arial"/>
+          <w:b w:val="0"/>
+          <w:i w:val="0"/>
+          <w:color w:val="000000"/>
+          <w:sz w:val="18"/>
+          <w:highlight w:val="lightGray"/>
+        </w:rPr>
+        <w:t>e</w:t>
+      </w:r>
+      <w:r>
+        <w:rPr>
+          <w:rFonts w:ascii="Arial" w:hAnsi="Arial" w:eastAsia="Arial" w:cs="Arial"/>
+          <w:b w:val="0"/>
+          <w:i w:val="0"/>
+          <w:color w:val="000000"/>
+          <w:sz w:val="18"/>
+          <w:highlight w:val="lightGray"/>
+        </w:rPr>
+        <w:t>m</w:t>
+      </w:r>
+      <w:r>
+        <w:rPr>
+          <w:rFonts w:ascii="Arial" w:hAnsi="Arial" w:eastAsia="Arial" w:cs="Arial"/>
+          <w:b w:val="0"/>
+          <w:i w:val="0"/>
+          <w:color w:val="000000"/>
+          <w:sz w:val="18"/>
+          <w:highlight w:val="lightGray"/>
+        </w:rPr>
+        <w:t xml:space="preserve"> </w:t>
+      </w:r>
+      <w:r>
+        <w:rPr>
+          <w:rFonts w:ascii="Arial" w:hAnsi="Arial" w:eastAsia="Arial" w:cs="Arial"/>
+          <w:b w:val="0"/>
+          <w:i w:val="0"/>
+          <w:color w:val="000000"/>
+          <w:sz w:val="18"/>
+          <w:highlight w:val="lightGray"/>
+        </w:rPr>
+        <w:t>E</w:t>
+      </w:r>
+      <w:r>
+        <w:rPr>
+          <w:rFonts w:ascii="Arial" w:hAnsi="Arial" w:eastAsia="Arial" w:cs="Arial"/>
+          <w:b w:val="0"/>
+          <w:i w:val="0"/>
+          <w:color w:val="000000"/>
+          <w:sz w:val="18"/>
+          <w:highlight w:val="lightGray"/>
+        </w:rPr>
+        <w:t>s</w:t>
+      </w:r>
+      <w:r>
+        <w:rPr>
+          <w:rFonts w:ascii="Arial" w:hAnsi="Arial" w:eastAsia="Arial" w:cs="Arial"/>
+          <w:b w:val="0"/>
+          <w:i w:val="0"/>
+          <w:color w:val="000000"/>
+          <w:sz w:val="18"/>
+          <w:highlight w:val="lightGray"/>
+        </w:rPr>
+        <w:t>s</w:t>
+      </w:r>
+      <w:r>
+        <w:rPr>
+          <w:rFonts w:ascii="Arial" w:hAnsi="Arial" w:eastAsia="Arial" w:cs="Arial"/>
+          <w:b w:val="0"/>
+          <w:i w:val="0"/>
+          <w:color w:val="000000"/>
+          <w:sz w:val="18"/>
+          <w:highlight w:val="lightGray"/>
+        </w:rPr>
+        <w:t>a</w:t>
+      </w:r>
+      <w:r>
+        <w:rPr>
+          <w:rFonts w:ascii="Arial" w:hAnsi="Arial" w:eastAsia="Arial" w:cs="Arial"/>
+          <w:b w:val="0"/>
+          <w:i w:val="0"/>
+          <w:color w:val="000000"/>
+          <w:sz w:val="18"/>
+          <w:highlight w:val="lightGray"/>
+        </w:rPr>
+        <w:t>m</w:t>
+      </w:r>
+      <w:r>
+        <w:rPr>
+          <w:rFonts w:ascii="Arial" w:hAnsi="Arial" w:eastAsia="Arial" w:cs="Arial"/>
+          <w:b w:val="0"/>
+          <w:i w:val="0"/>
+          <w:color w:val="000000"/>
+          <w:sz w:val="18"/>
+          <w:highlight w:val="lightGray"/>
+        </w:rPr>
+        <w:t>]</w:t>
+      </w:r>
+      <w:r>
+        <w:rPr>
+          <w:rFonts w:ascii="Arial" w:hAnsi="Arial" w:eastAsia="Arial" w:cs="Arial"/>
+          <w:b w:val="0"/>
+          <w:i w:val="0"/>
+          <w:color w:val="000000"/>
+          <w:sz w:val="18"/>
+          <w:highlight w:val="lightGray"/>
+        </w:rPr>
+        <w:t xml:space="preserve"> </w:t>
+      </w:r>
+      <w:r>
+        <w:rPr>
+          <w:rFonts w:ascii="Arial" w:hAnsi="Arial" w:eastAsia="Arial" w:cs="Arial"/>
+          <w:b w:val="0"/>
+          <w:i w:val="0"/>
+          <w:color w:val="000000"/>
+          <w:sz w:val="18"/>
+          <w:highlight w:val="lightGray"/>
+        </w:rPr>
+        <w:t>-</w:t>
+      </w:r>
+      <w:r>
+        <w:rPr>
+          <w:rFonts w:ascii="Arial" w:hAnsi="Arial" w:eastAsia="Arial" w:cs="Arial"/>
+          <w:b w:val="0"/>
+          <w:i w:val="0"/>
+          <w:color w:val="000000"/>
+          <w:sz w:val="18"/>
+          <w:highlight w:val="lightGray"/>
+        </w:rPr>
+        <w:t>&gt;</w:t>
+      </w:r>
+      <w:r>
+        <w:rPr>
+          <w:rFonts w:ascii="Arial" w:hAnsi="Arial" w:eastAsia="Arial" w:cs="Arial"/>
+          <w:b w:val="0"/>
+          <w:i w:val="0"/>
+          <w:color w:val="000000"/>
+          <w:sz w:val="18"/>
+          <w:highlight w:val="lightGray"/>
+        </w:rPr>
+        <w:t xml:space="preserve"> </w:t>
+      </w:r>
+      <w:r>
+        <w:rPr>
+          <w:rFonts w:ascii="Arial" w:hAnsi="Arial" w:eastAsia="Arial" w:cs="Arial"/>
+          <w:b/>
+          <w:i w:val="0"/>
+          <w:color w:val="000000"/>
+          <w:sz w:val="18"/>
+          <w:highlight w:val="lightGray"/>
+        </w:rPr>
+        <w:t>F</w:t>
+      </w:r>
+      <w:r>
+        <w:rPr>
+          <w:rFonts w:ascii="Arial" w:hAnsi="Arial" w:eastAsia="Arial" w:cs="Arial"/>
+          <w:b/>
+          <w:i w:val="0"/>
+          <w:color w:val="000000"/>
+          <w:sz w:val="18"/>
+          <w:highlight w:val="lightGray"/>
+        </w:rPr>
+        <w:t>r</w:t>
+      </w:r>
+      <w:r>
+        <w:rPr>
+          <w:rFonts w:ascii="Arial" w:hAnsi="Arial" w:eastAsia="Arial" w:cs="Arial"/>
+          <w:b/>
+          <w:i w:val="0"/>
+          <w:color w:val="000000"/>
+          <w:sz w:val="18"/>
+          <w:highlight w:val="lightGray"/>
+        </w:rPr>
+        <w:t>o</w:t>
+      </w:r>
+      <w:r>
+        <w:rPr>
+          <w:rFonts w:ascii="Arial" w:hAnsi="Arial" w:eastAsia="Arial" w:cs="Arial"/>
+          <w:b/>
+          <w:i w:val="0"/>
+          <w:color w:val="000000"/>
+          <w:sz w:val="18"/>
+          <w:highlight w:val="lightGray"/>
+        </w:rPr>
+        <w:t>m</w:t>
+      </w:r>
+      <w:r>
+        <w:rPr>
+          <w:rFonts w:ascii="Arial" w:hAnsi="Arial" w:eastAsia="Arial" w:cs="Arial"/>
+          <w:b/>
+          <w:i w:val="0"/>
+          <w:color w:val="000000"/>
+          <w:sz w:val="18"/>
+          <w:highlight w:val="lightGray"/>
+        </w:rPr>
+        <w:t>:</w:t>
+      </w:r>
+      <w:r>
+        <w:rPr>
+          <w:rFonts w:ascii="Arial" w:hAnsi="Arial" w:eastAsia="Arial" w:cs="Arial"/>
+          <w:b w:val="0"/>
+          <w:i w:val="0"/>
+          <w:color w:val="000000"/>
+          <w:sz w:val="18"/>
+          <w:highlight w:val="lightGray"/>
+        </w:rPr>
+        <w:t xml:space="preserve"> </w:t>
+      </w:r>
+      <w:r>
+        <w:rPr>
+          <w:rFonts w:ascii="Arial" w:hAnsi="Arial" w:eastAsia="Arial" w:cs="Arial"/>
+          <w:b w:val="0"/>
+          <w:i w:val="0"/>
+          <w:color w:val="000000"/>
+          <w:sz w:val="18"/>
+          <w:highlight w:val="lightGray"/>
+        </w:rPr>
+        <w:t>[</w:t>
+      </w:r>
+      <w:r>
+        <w:rPr>
+          <w:rFonts w:ascii="Arial" w:hAnsi="Arial" w:eastAsia="Arial" w:cs="Arial"/>
+          <w:b w:val="0"/>
+          <w:i w:val="0"/>
+          <w:color w:val="000000"/>
+          <w:sz w:val="18"/>
+          <w:highlight w:val="lightGray"/>
+        </w:rPr>
+        <w:t>C</w:t>
+      </w:r>
+      <w:r>
+        <w:rPr>
+          <w:rFonts w:ascii="Arial" w:hAnsi="Arial" w:eastAsia="Arial" w:cs="Arial"/>
+          <w:b w:val="0"/>
+          <w:i w:val="0"/>
+          <w:color w:val="000000"/>
+          <w:sz w:val="18"/>
+          <w:highlight w:val="lightGray"/>
+        </w:rPr>
+        <w:t>h</w:t>
+      </w:r>
+      <w:r>
+        <w:rPr>
+          <w:rFonts w:ascii="Arial" w:hAnsi="Arial" w:eastAsia="Arial" w:cs="Arial"/>
+          <w:b w:val="0"/>
+          <w:i w:val="0"/>
+          <w:color w:val="000000"/>
+          <w:sz w:val="18"/>
+          <w:highlight w:val="lightGray"/>
+        </w:rPr>
+        <w:t>a</w:t>
+      </w:r>
+      <w:r>
+        <w:rPr>
+          <w:rFonts w:ascii="Arial" w:hAnsi="Arial" w:eastAsia="Arial" w:cs="Arial"/>
+          <w:b w:val="0"/>
+          <w:i w:val="0"/>
+          <w:color w:val="000000"/>
+          <w:sz w:val="18"/>
+          <w:highlight w:val="lightGray"/>
+        </w:rPr>
+        <w:t>t</w:t>
+      </w:r>
+      <w:r>
+        <w:rPr>
+          <w:rFonts w:ascii="Arial" w:hAnsi="Arial" w:eastAsia="Arial" w:cs="Arial"/>
+          <w:b w:val="0"/>
+          <w:i w:val="0"/>
+          <w:color w:val="000000"/>
+          <w:sz w:val="18"/>
+          <w:highlight w:val="lightGray"/>
+        </w:rPr>
+        <w:t>G</w:t>
+      </w:r>
+      <w:r>
+        <w:rPr>
+          <w:rFonts w:ascii="Arial" w:hAnsi="Arial" w:eastAsia="Arial" w:cs="Arial"/>
+          <w:b w:val="0"/>
+          <w:i w:val="0"/>
+          <w:color w:val="000000"/>
+          <w:sz w:val="18"/>
+          <w:highlight w:val="lightGray"/>
+        </w:rPr>
+        <w:t>P</w:t>
+      </w:r>
+      <w:r>
+        <w:rPr>
+          <w:rFonts w:ascii="Arial" w:hAnsi="Arial" w:eastAsia="Arial" w:cs="Arial"/>
+          <w:b w:val="0"/>
+          <w:i w:val="0"/>
+          <w:color w:val="000000"/>
+          <w:sz w:val="18"/>
+          <w:highlight w:val="lightGray"/>
+        </w:rPr>
+        <w:t>T</w:t>
+      </w:r>
+      <w:r>
+        <w:rPr>
+          <w:rFonts w:ascii="Arial" w:hAnsi="Arial" w:eastAsia="Arial" w:cs="Arial"/>
+          <w:b w:val="0"/>
+          <w:i w:val="0"/>
+          <w:color w:val="000000"/>
+          <w:sz w:val="18"/>
+          <w:highlight w:val="lightGray"/>
+        </w:rPr>
+        <w:t>]</w:t>
+      </w:r>
+      <w:r>
+        <w:rPr>
+          <w:rFonts w:ascii="Arial" w:hAnsi="Arial"/>
+          <w:color w:val="000000"/>
+          <w:sz w:val="18"/>
+          <w:highlight w:val="lightGray"/>
+        </w:rPr>
+        <w:t xml:space="preserve"> </w:t>
+      </w:r>
+      <w:r>
+        <w:rPr>
+          <w:rFonts w:ascii="Arial" w:hAnsi="Arial"/>
           <w:b/>
           <w:color w:val="000000"/>
           <w:sz w:val="18"/>
@@ -912,7 +4808,7 @@
       </w:r>
       <w:r>
         <w:rPr>
-          <w:rFonts w:ascii="Arial" w:eastAsia="Arial" w:hAnsi="Arial"/>
+          <w:rFonts w:ascii="Arial" w:hAnsi="Arial"/>
           <w:sz w:val="18"/>
           <w:highlight w:val="lightGray"/>
         </w:rPr>
@@ -1536,103 +5432,1402 @@
       </w:pPr>
       <w:r>
         <w:rPr>
-          <w:rFonts w:ascii="Arial" w:eastAsia="Arial" w:hAnsi="Arial" w:cs="Arial"/>
-          <w:b/>
-          <w:color w:val="000000"/>
-          <w:sz w:val="18"/>
-          <w:highlight w:val="lightGray"/>
-        </w:rPr>
-        <w:t># Source: AI Source: Provided by: [Data Path</w:t>
-      </w:r>
-      <w:r>
-        <w:rPr>
-          <w:rFonts w:ascii="Arial" w:eastAsia="Arial" w:hAnsi="Arial" w:cs="Arial"/>
-          <w:color w:val="000000"/>
-          <w:sz w:val="18"/>
-          <w:highlight w:val="lightGray"/>
-        </w:rPr>
-        <w:t xml:space="preserve">: Persons Table -&gt; ID Column: 1, </w:t>
-      </w:r>
-      <w:proofErr w:type="spellStart"/>
-      <w:r>
-        <w:rPr>
-          <w:rFonts w:ascii="Arial" w:eastAsia="Arial" w:hAnsi="Arial" w:cs="Arial"/>
-          <w:color w:val="000000"/>
-          <w:sz w:val="18"/>
-          <w:highlight w:val="lightGray"/>
-        </w:rPr>
-        <w:t>Name_En</w:t>
-      </w:r>
-      <w:proofErr w:type="spellEnd"/>
-      <w:r>
-        <w:rPr>
-          <w:rFonts w:ascii="Arial" w:eastAsia="Arial" w:hAnsi="Arial" w:cs="Arial"/>
-          <w:color w:val="000000"/>
-          <w:sz w:val="18"/>
-          <w:highlight w:val="lightGray"/>
-        </w:rPr>
-        <w:t xml:space="preserve"> Column: Motasem Essam] -&gt; </w:t>
-      </w:r>
-      <w:r>
-        <w:rPr>
-          <w:rFonts w:ascii="Arial" w:eastAsia="Arial" w:hAnsi="Arial" w:cs="Arial"/>
-          <w:b/>
-          <w:color w:val="000000"/>
-          <w:sz w:val="18"/>
-          <w:highlight w:val="lightGray"/>
-        </w:rPr>
-        <w:t>From:</w:t>
-      </w:r>
-      <w:r>
-        <w:rPr>
-          <w:rFonts w:ascii="Arial" w:eastAsia="Arial" w:hAnsi="Arial" w:cs="Arial"/>
-          <w:color w:val="000000"/>
-          <w:sz w:val="18"/>
-          <w:highlight w:val="lightGray"/>
-        </w:rPr>
-        <w:t xml:space="preserve"> [</w:t>
-      </w:r>
-      <w:proofErr w:type="spellStart"/>
-      <w:r>
-        <w:rPr>
-          <w:rFonts w:ascii="Arial" w:eastAsia="Arial" w:hAnsi="Arial" w:cs="Arial"/>
-          <w:color w:val="000000"/>
-          <w:sz w:val="18"/>
-          <w:highlight w:val="lightGray"/>
-        </w:rPr>
-        <w:t>Chatgpt</w:t>
-      </w:r>
-      <w:proofErr w:type="spellEnd"/>
-      <w:r>
-        <w:rPr>
-          <w:rFonts w:ascii="Arial" w:eastAsia="Arial" w:hAnsi="Arial" w:cs="Arial"/>
-          <w:color w:val="000000"/>
-          <w:sz w:val="18"/>
-          <w:highlight w:val="lightGray"/>
-        </w:rPr>
-        <w:t xml:space="preserve"> (GPT</w:t>
-      </w:r>
-      <w:r>
-        <w:rPr>
-          <w:rFonts w:ascii="Arial" w:eastAsia="Arial" w:hAnsi="Arial" w:cs="Cambria Math"/>
-          <w:color w:val="000000"/>
-          <w:sz w:val="18"/>
-          <w:highlight w:val="lightGray"/>
-        </w:rPr>
-        <w:t>‑</w:t>
-      </w:r>
-      <w:r>
-        <w:rPr>
-          <w:rFonts w:ascii="Arial" w:eastAsia="Arial" w:hAnsi="Arial" w:cs="Arial"/>
-          <w:color w:val="000000"/>
-          <w:sz w:val="18"/>
-          <w:highlight w:val="lightGray"/>
-        </w:rPr>
-        <w:t xml:space="preserve">5 Mini)] </w:t>
-      </w:r>
-      <w:r>
-        <w:rPr>
-          <w:rFonts w:ascii="Arial" w:eastAsia="Arial" w:hAnsi="Arial" w:cs="Arial"/>
+          <w:rFonts w:ascii="Arial" w:hAnsi="Arial" w:eastAsia="Arial" w:cs="Arial"/>
+          <w:b/>
+          <w:i w:val="0"/>
+          <w:color w:val="000000"/>
+          <w:sz w:val="18"/>
+          <w:highlight w:val="lightGray"/>
+        </w:rPr>
+        <w:t>#</w:t>
+      </w:r>
+      <w:r>
+        <w:rPr>
+          <w:rFonts w:ascii="Arial" w:hAnsi="Arial" w:eastAsia="Arial" w:cs="Arial"/>
+          <w:b/>
+          <w:i w:val="0"/>
+          <w:color w:val="000000"/>
+          <w:sz w:val="18"/>
+          <w:highlight w:val="lightGray"/>
+        </w:rPr>
+        <w:t xml:space="preserve"> </w:t>
+      </w:r>
+      <w:r>
+        <w:rPr>
+          <w:rFonts w:ascii="Arial" w:hAnsi="Arial" w:eastAsia="Arial" w:cs="Arial"/>
+          <w:b/>
+          <w:i w:val="0"/>
+          <w:color w:val="000000"/>
+          <w:sz w:val="18"/>
+          <w:highlight w:val="lightGray"/>
+        </w:rPr>
+        <w:t>S</w:t>
+      </w:r>
+      <w:r>
+        <w:rPr>
+          <w:rFonts w:ascii="Arial" w:hAnsi="Arial" w:eastAsia="Arial" w:cs="Arial"/>
+          <w:b/>
+          <w:i w:val="0"/>
+          <w:color w:val="000000"/>
+          <w:sz w:val="18"/>
+          <w:highlight w:val="lightGray"/>
+        </w:rPr>
+        <w:t>o</w:t>
+      </w:r>
+      <w:r>
+        <w:rPr>
+          <w:rFonts w:ascii="Arial" w:hAnsi="Arial" w:eastAsia="Arial" w:cs="Arial"/>
+          <w:b/>
+          <w:i w:val="0"/>
+          <w:color w:val="000000"/>
+          <w:sz w:val="18"/>
+          <w:highlight w:val="lightGray"/>
+        </w:rPr>
+        <w:t>u</w:t>
+      </w:r>
+      <w:r>
+        <w:rPr>
+          <w:rFonts w:ascii="Arial" w:hAnsi="Arial" w:eastAsia="Arial" w:cs="Arial"/>
+          <w:b/>
+          <w:i w:val="0"/>
+          <w:color w:val="000000"/>
+          <w:sz w:val="18"/>
+          <w:highlight w:val="lightGray"/>
+        </w:rPr>
+        <w:t>r</w:t>
+      </w:r>
+      <w:r>
+        <w:rPr>
+          <w:rFonts w:ascii="Arial" w:hAnsi="Arial" w:eastAsia="Arial" w:cs="Arial"/>
+          <w:b/>
+          <w:i w:val="0"/>
+          <w:color w:val="000000"/>
+          <w:sz w:val="18"/>
+          <w:highlight w:val="lightGray"/>
+        </w:rPr>
+        <w:t>c</w:t>
+      </w:r>
+      <w:r>
+        <w:rPr>
+          <w:rFonts w:ascii="Arial" w:hAnsi="Arial" w:eastAsia="Arial" w:cs="Arial"/>
+          <w:b/>
+          <w:i w:val="0"/>
+          <w:color w:val="000000"/>
+          <w:sz w:val="18"/>
+          <w:highlight w:val="lightGray"/>
+        </w:rPr>
+        <w:t>e</w:t>
+      </w:r>
+      <w:r>
+        <w:rPr>
+          <w:rFonts w:ascii="Arial" w:hAnsi="Arial" w:eastAsia="Arial" w:cs="Arial"/>
+          <w:b/>
+          <w:i w:val="0"/>
+          <w:color w:val="000000"/>
+          <w:sz w:val="18"/>
+          <w:highlight w:val="lightGray"/>
+        </w:rPr>
+        <w:t>:</w:t>
+      </w:r>
+      <w:r>
+        <w:rPr>
+          <w:rFonts w:ascii="Arial" w:hAnsi="Arial" w:eastAsia="Arial" w:cs="Arial"/>
+          <w:b/>
+          <w:i w:val="0"/>
+          <w:color w:val="000000"/>
+          <w:sz w:val="18"/>
+          <w:highlight w:val="lightGray"/>
+        </w:rPr>
+        <w:t xml:space="preserve"> </w:t>
+      </w:r>
+      <w:r>
+        <w:rPr>
+          <w:rFonts w:ascii="Arial" w:hAnsi="Arial" w:eastAsia="Arial" w:cs="Arial"/>
+          <w:b/>
+          <w:i w:val="0"/>
+          <w:color w:val="000000"/>
+          <w:sz w:val="18"/>
+          <w:highlight w:val="lightGray"/>
+        </w:rPr>
+        <w:t>A</w:t>
+      </w:r>
+      <w:r>
+        <w:rPr>
+          <w:rFonts w:ascii="Arial" w:hAnsi="Arial" w:eastAsia="Arial" w:cs="Arial"/>
+          <w:b/>
+          <w:i w:val="0"/>
+          <w:color w:val="000000"/>
+          <w:sz w:val="18"/>
+          <w:highlight w:val="lightGray"/>
+        </w:rPr>
+        <w:t>I</w:t>
+      </w:r>
+      <w:r>
+        <w:rPr>
+          <w:rFonts w:ascii="Arial" w:hAnsi="Arial" w:eastAsia="Arial" w:cs="Arial"/>
+          <w:b/>
+          <w:i w:val="0"/>
+          <w:color w:val="000000"/>
+          <w:sz w:val="18"/>
+          <w:highlight w:val="lightGray"/>
+        </w:rPr>
+        <w:t xml:space="preserve"> </w:t>
+      </w:r>
+      <w:r>
+        <w:rPr>
+          <w:rFonts w:ascii="Arial" w:hAnsi="Arial" w:eastAsia="Arial" w:cs="Arial"/>
+          <w:b/>
+          <w:i w:val="0"/>
+          <w:color w:val="000000"/>
+          <w:sz w:val="18"/>
+          <w:highlight w:val="lightGray"/>
+        </w:rPr>
+        <w:t>S</w:t>
+      </w:r>
+      <w:r>
+        <w:rPr>
+          <w:rFonts w:ascii="Arial" w:hAnsi="Arial" w:eastAsia="Arial" w:cs="Arial"/>
+          <w:b/>
+          <w:i w:val="0"/>
+          <w:color w:val="000000"/>
+          <w:sz w:val="18"/>
+          <w:highlight w:val="lightGray"/>
+        </w:rPr>
+        <w:t>o</w:t>
+      </w:r>
+      <w:r>
+        <w:rPr>
+          <w:rFonts w:ascii="Arial" w:hAnsi="Arial" w:eastAsia="Arial" w:cs="Arial"/>
+          <w:b/>
+          <w:i w:val="0"/>
+          <w:color w:val="000000"/>
+          <w:sz w:val="18"/>
+          <w:highlight w:val="lightGray"/>
+        </w:rPr>
+        <w:t>u</w:t>
+      </w:r>
+      <w:r>
+        <w:rPr>
+          <w:rFonts w:ascii="Arial" w:hAnsi="Arial" w:eastAsia="Arial" w:cs="Arial"/>
+          <w:b/>
+          <w:i w:val="0"/>
+          <w:color w:val="000000"/>
+          <w:sz w:val="18"/>
+          <w:highlight w:val="lightGray"/>
+        </w:rPr>
+        <w:t>r</w:t>
+      </w:r>
+      <w:r>
+        <w:rPr>
+          <w:rFonts w:ascii="Arial" w:hAnsi="Arial" w:eastAsia="Arial" w:cs="Arial"/>
+          <w:b/>
+          <w:i w:val="0"/>
+          <w:color w:val="000000"/>
+          <w:sz w:val="18"/>
+          <w:highlight w:val="lightGray"/>
+        </w:rPr>
+        <w:t>c</w:t>
+      </w:r>
+      <w:r>
+        <w:rPr>
+          <w:rFonts w:ascii="Arial" w:hAnsi="Arial" w:eastAsia="Arial" w:cs="Arial"/>
+          <w:b/>
+          <w:i w:val="0"/>
+          <w:color w:val="000000"/>
+          <w:sz w:val="18"/>
+          <w:highlight w:val="lightGray"/>
+        </w:rPr>
+        <w:t>e</w:t>
+      </w:r>
+      <w:r>
+        <w:rPr>
+          <w:rFonts w:ascii="Arial" w:hAnsi="Arial" w:eastAsia="Arial" w:cs="Arial"/>
+          <w:b/>
+          <w:i w:val="0"/>
+          <w:color w:val="000000"/>
+          <w:sz w:val="18"/>
+          <w:highlight w:val="lightGray"/>
+        </w:rPr>
+        <w:t>:</w:t>
+      </w:r>
+      <w:r>
+        <w:rPr>
+          <w:rFonts w:ascii="Arial" w:hAnsi="Arial" w:eastAsia="Arial" w:cs="Arial"/>
+          <w:b/>
+          <w:i w:val="0"/>
+          <w:color w:val="000000"/>
+          <w:sz w:val="18"/>
+          <w:highlight w:val="lightGray"/>
+        </w:rPr>
+        <w:t xml:space="preserve"> </w:t>
+      </w:r>
+      <w:r>
+        <w:rPr>
+          <w:rFonts w:ascii="Arial" w:hAnsi="Arial" w:eastAsia="Arial" w:cs="Arial"/>
+          <w:b/>
+          <w:i w:val="0"/>
+          <w:color w:val="000000"/>
+          <w:sz w:val="18"/>
+          <w:highlight w:val="lightGray"/>
+        </w:rPr>
+        <w:t>P</w:t>
+      </w:r>
+      <w:r>
+        <w:rPr>
+          <w:rFonts w:ascii="Arial" w:hAnsi="Arial" w:eastAsia="Arial" w:cs="Arial"/>
+          <w:b/>
+          <w:i w:val="0"/>
+          <w:color w:val="000000"/>
+          <w:sz w:val="18"/>
+          <w:highlight w:val="lightGray"/>
+        </w:rPr>
+        <w:t>r</w:t>
+      </w:r>
+      <w:r>
+        <w:rPr>
+          <w:rFonts w:ascii="Arial" w:hAnsi="Arial" w:eastAsia="Arial" w:cs="Arial"/>
+          <w:b/>
+          <w:i w:val="0"/>
+          <w:color w:val="000000"/>
+          <w:sz w:val="18"/>
+          <w:highlight w:val="lightGray"/>
+        </w:rPr>
+        <w:t>o</w:t>
+      </w:r>
+      <w:r>
+        <w:rPr>
+          <w:rFonts w:ascii="Arial" w:hAnsi="Arial" w:eastAsia="Arial" w:cs="Arial"/>
+          <w:b/>
+          <w:i w:val="0"/>
+          <w:color w:val="000000"/>
+          <w:sz w:val="18"/>
+          <w:highlight w:val="lightGray"/>
+        </w:rPr>
+        <w:t>v</w:t>
+      </w:r>
+      <w:r>
+        <w:rPr>
+          <w:rFonts w:ascii="Arial" w:hAnsi="Arial" w:eastAsia="Arial" w:cs="Arial"/>
+          <w:b/>
+          <w:i w:val="0"/>
+          <w:color w:val="000000"/>
+          <w:sz w:val="18"/>
+          <w:highlight w:val="lightGray"/>
+        </w:rPr>
+        <w:t>i</w:t>
+      </w:r>
+      <w:r>
+        <w:rPr>
+          <w:rFonts w:ascii="Arial" w:hAnsi="Arial" w:eastAsia="Arial" w:cs="Arial"/>
+          <w:b/>
+          <w:i w:val="0"/>
+          <w:color w:val="000000"/>
+          <w:sz w:val="18"/>
+          <w:highlight w:val="lightGray"/>
+        </w:rPr>
+        <w:t>d</w:t>
+      </w:r>
+      <w:r>
+        <w:rPr>
+          <w:rFonts w:ascii="Arial" w:hAnsi="Arial" w:eastAsia="Arial" w:cs="Arial"/>
+          <w:b/>
+          <w:i w:val="0"/>
+          <w:color w:val="000000"/>
+          <w:sz w:val="18"/>
+          <w:highlight w:val="lightGray"/>
+        </w:rPr>
+        <w:t>e</w:t>
+      </w:r>
+      <w:r>
+        <w:rPr>
+          <w:rFonts w:ascii="Arial" w:hAnsi="Arial" w:eastAsia="Arial" w:cs="Arial"/>
+          <w:b/>
+          <w:i w:val="0"/>
+          <w:color w:val="000000"/>
+          <w:sz w:val="18"/>
+          <w:highlight w:val="lightGray"/>
+        </w:rPr>
+        <w:t>d</w:t>
+      </w:r>
+      <w:r>
+        <w:rPr>
+          <w:rFonts w:ascii="Arial" w:hAnsi="Arial" w:eastAsia="Arial" w:cs="Arial"/>
+          <w:b/>
+          <w:i w:val="0"/>
+          <w:color w:val="000000"/>
+          <w:sz w:val="18"/>
+          <w:highlight w:val="lightGray"/>
+        </w:rPr>
+        <w:t xml:space="preserve"> </w:t>
+      </w:r>
+      <w:r>
+        <w:rPr>
+          <w:rFonts w:ascii="Arial" w:hAnsi="Arial" w:eastAsia="Arial" w:cs="Arial"/>
+          <w:b/>
+          <w:i w:val="0"/>
+          <w:color w:val="000000"/>
+          <w:sz w:val="18"/>
+          <w:highlight w:val="lightGray"/>
+        </w:rPr>
+        <w:t>b</w:t>
+      </w:r>
+      <w:r>
+        <w:rPr>
+          <w:rFonts w:ascii="Arial" w:hAnsi="Arial" w:eastAsia="Arial" w:cs="Arial"/>
+          <w:b/>
+          <w:i w:val="0"/>
+          <w:color w:val="000000"/>
+          <w:sz w:val="18"/>
+          <w:highlight w:val="lightGray"/>
+        </w:rPr>
+        <w:t>y</w:t>
+      </w:r>
+      <w:r>
+        <w:rPr>
+          <w:rFonts w:ascii="Arial" w:hAnsi="Arial" w:eastAsia="Arial" w:cs="Arial"/>
+          <w:b/>
+          <w:i w:val="0"/>
+          <w:color w:val="000000"/>
+          <w:sz w:val="18"/>
+          <w:highlight w:val="lightGray"/>
+        </w:rPr>
+        <w:t>:</w:t>
+      </w:r>
+      <w:r>
+        <w:rPr>
+          <w:rFonts w:ascii="Arial" w:hAnsi="Arial" w:eastAsia="Arial" w:cs="Arial"/>
+          <w:b/>
+          <w:i w:val="0"/>
+          <w:color w:val="000000"/>
+          <w:sz w:val="18"/>
+          <w:highlight w:val="lightGray"/>
+        </w:rPr>
+        <w:t xml:space="preserve"> </w:t>
+      </w:r>
+      <w:r>
+        <w:rPr>
+          <w:rFonts w:ascii="Arial" w:hAnsi="Arial" w:eastAsia="Arial" w:cs="Arial"/>
+          <w:b/>
+          <w:i w:val="0"/>
+          <w:color w:val="000000"/>
+          <w:sz w:val="18"/>
+          <w:highlight w:val="lightGray"/>
+        </w:rPr>
+        <w:t>[</w:t>
+      </w:r>
+      <w:r>
+        <w:rPr>
+          <w:rFonts w:ascii="Arial" w:hAnsi="Arial" w:eastAsia="Arial" w:cs="Arial"/>
+          <w:b/>
+          <w:i w:val="0"/>
+          <w:color w:val="000000"/>
+          <w:sz w:val="18"/>
+          <w:highlight w:val="lightGray"/>
+        </w:rPr>
+        <w:t>D</w:t>
+      </w:r>
+      <w:r>
+        <w:rPr>
+          <w:rFonts w:ascii="Arial" w:hAnsi="Arial" w:eastAsia="Arial" w:cs="Arial"/>
+          <w:b/>
+          <w:i w:val="0"/>
+          <w:color w:val="000000"/>
+          <w:sz w:val="18"/>
+          <w:highlight w:val="lightGray"/>
+        </w:rPr>
+        <w:t>a</w:t>
+      </w:r>
+      <w:r>
+        <w:rPr>
+          <w:rFonts w:ascii="Arial" w:hAnsi="Arial" w:eastAsia="Arial" w:cs="Arial"/>
+          <w:b/>
+          <w:i w:val="0"/>
+          <w:color w:val="000000"/>
+          <w:sz w:val="18"/>
+          <w:highlight w:val="lightGray"/>
+        </w:rPr>
+        <w:t>t</w:t>
+      </w:r>
+      <w:r>
+        <w:rPr>
+          <w:rFonts w:ascii="Arial" w:hAnsi="Arial" w:eastAsia="Arial" w:cs="Arial"/>
+          <w:b/>
+          <w:i w:val="0"/>
+          <w:color w:val="000000"/>
+          <w:sz w:val="18"/>
+          <w:highlight w:val="lightGray"/>
+        </w:rPr>
+        <w:t>a</w:t>
+      </w:r>
+      <w:r>
+        <w:rPr>
+          <w:rFonts w:ascii="Arial" w:hAnsi="Arial" w:eastAsia="Arial" w:cs="Arial"/>
+          <w:b/>
+          <w:i w:val="0"/>
+          <w:color w:val="000000"/>
+          <w:sz w:val="18"/>
+          <w:highlight w:val="lightGray"/>
+        </w:rPr>
+        <w:t xml:space="preserve"> </w:t>
+      </w:r>
+      <w:r>
+        <w:rPr>
+          <w:rFonts w:ascii="Arial" w:hAnsi="Arial" w:eastAsia="Arial" w:cs="Arial"/>
+          <w:b/>
+          <w:i w:val="0"/>
+          <w:color w:val="000000"/>
+          <w:sz w:val="18"/>
+          <w:highlight w:val="lightGray"/>
+        </w:rPr>
+        <w:t>P</w:t>
+      </w:r>
+      <w:r>
+        <w:rPr>
+          <w:rFonts w:ascii="Arial" w:hAnsi="Arial" w:eastAsia="Arial" w:cs="Arial"/>
+          <w:b/>
+          <w:i w:val="0"/>
+          <w:color w:val="000000"/>
+          <w:sz w:val="18"/>
+          <w:highlight w:val="lightGray"/>
+        </w:rPr>
+        <w:t>a</w:t>
+      </w:r>
+      <w:r>
+        <w:rPr>
+          <w:rFonts w:ascii="Arial" w:hAnsi="Arial" w:eastAsia="Arial" w:cs="Arial"/>
+          <w:b/>
+          <w:i w:val="0"/>
+          <w:color w:val="000000"/>
+          <w:sz w:val="18"/>
+          <w:highlight w:val="lightGray"/>
+        </w:rPr>
+        <w:t>t</w:t>
+      </w:r>
+      <w:r>
+        <w:rPr>
+          <w:rFonts w:ascii="Arial" w:hAnsi="Arial" w:eastAsia="Arial" w:cs="Arial"/>
+          <w:b/>
+          <w:i w:val="0"/>
+          <w:color w:val="000000"/>
+          <w:sz w:val="18"/>
+          <w:highlight w:val="lightGray"/>
+        </w:rPr>
+        <w:t>h</w:t>
+      </w:r>
+      <w:r>
+        <w:rPr>
+          <w:rFonts w:ascii="Arial" w:hAnsi="Arial" w:eastAsia="Arial" w:cs="Arial"/>
+          <w:b w:val="0"/>
+          <w:i w:val="0"/>
+          <w:color w:val="000000"/>
+          <w:sz w:val="18"/>
+          <w:highlight w:val="lightGray"/>
+        </w:rPr>
+        <w:t>:</w:t>
+      </w:r>
+      <w:r>
+        <w:rPr>
+          <w:rFonts w:ascii="Arial" w:hAnsi="Arial" w:eastAsia="Arial" w:cs="Arial"/>
+          <w:b w:val="0"/>
+          <w:i w:val="0"/>
+          <w:color w:val="000000"/>
+          <w:sz w:val="18"/>
+          <w:highlight w:val="lightGray"/>
+        </w:rPr>
+        <w:t xml:space="preserve"> </w:t>
+      </w:r>
+      <w:r>
+        <w:rPr>
+          <w:rFonts w:ascii="Arial" w:hAnsi="Arial" w:eastAsia="Arial" w:cs="Arial"/>
+          <w:b w:val="0"/>
+          <w:i w:val="0"/>
+          <w:color w:val="000000"/>
+          <w:sz w:val="18"/>
+          <w:highlight w:val="lightGray"/>
+        </w:rPr>
+        <w:t>P</w:t>
+      </w:r>
+      <w:r>
+        <w:rPr>
+          <w:rFonts w:ascii="Arial" w:hAnsi="Arial" w:eastAsia="Arial" w:cs="Arial"/>
+          <w:b w:val="0"/>
+          <w:i w:val="0"/>
+          <w:color w:val="000000"/>
+          <w:sz w:val="18"/>
+          <w:highlight w:val="lightGray"/>
+        </w:rPr>
+        <w:t>e</w:t>
+      </w:r>
+      <w:r>
+        <w:rPr>
+          <w:rFonts w:ascii="Arial" w:hAnsi="Arial" w:eastAsia="Arial" w:cs="Arial"/>
+          <w:b w:val="0"/>
+          <w:i w:val="0"/>
+          <w:color w:val="000000"/>
+          <w:sz w:val="18"/>
+          <w:highlight w:val="lightGray"/>
+        </w:rPr>
+        <w:t>r</w:t>
+      </w:r>
+      <w:r>
+        <w:rPr>
+          <w:rFonts w:ascii="Arial" w:hAnsi="Arial" w:eastAsia="Arial" w:cs="Arial"/>
+          <w:b w:val="0"/>
+          <w:i w:val="0"/>
+          <w:color w:val="000000"/>
+          <w:sz w:val="18"/>
+          <w:highlight w:val="lightGray"/>
+        </w:rPr>
+        <w:t>s</w:t>
+      </w:r>
+      <w:r>
+        <w:rPr>
+          <w:rFonts w:ascii="Arial" w:hAnsi="Arial" w:eastAsia="Arial" w:cs="Arial"/>
+          <w:b w:val="0"/>
+          <w:i w:val="0"/>
+          <w:color w:val="000000"/>
+          <w:sz w:val="18"/>
+          <w:highlight w:val="lightGray"/>
+        </w:rPr>
+        <w:t>o</w:t>
+      </w:r>
+      <w:r>
+        <w:rPr>
+          <w:rFonts w:ascii="Arial" w:hAnsi="Arial" w:eastAsia="Arial" w:cs="Arial"/>
+          <w:b w:val="0"/>
+          <w:i w:val="0"/>
+          <w:color w:val="000000"/>
+          <w:sz w:val="18"/>
+          <w:highlight w:val="lightGray"/>
+        </w:rPr>
+        <w:t>n</w:t>
+      </w:r>
+      <w:r>
+        <w:rPr>
+          <w:rFonts w:ascii="Arial" w:hAnsi="Arial" w:eastAsia="Arial" w:cs="Arial"/>
+          <w:b w:val="0"/>
+          <w:i w:val="0"/>
+          <w:color w:val="000000"/>
+          <w:sz w:val="18"/>
+          <w:highlight w:val="lightGray"/>
+        </w:rPr>
+        <w:t>s</w:t>
+      </w:r>
+      <w:r>
+        <w:rPr>
+          <w:rFonts w:ascii="Arial" w:hAnsi="Arial" w:eastAsia="Arial" w:cs="Arial"/>
+          <w:b w:val="0"/>
+          <w:i w:val="0"/>
+          <w:color w:val="000000"/>
+          <w:sz w:val="18"/>
+          <w:highlight w:val="lightGray"/>
+        </w:rPr>
+        <w:t xml:space="preserve"> </w:t>
+      </w:r>
+      <w:r>
+        <w:rPr>
+          <w:rFonts w:ascii="Arial" w:hAnsi="Arial" w:eastAsia="Arial" w:cs="Arial"/>
+          <w:b w:val="0"/>
+          <w:i w:val="0"/>
+          <w:color w:val="000000"/>
+          <w:sz w:val="18"/>
+          <w:highlight w:val="lightGray"/>
+        </w:rPr>
+        <w:t>T</w:t>
+      </w:r>
+      <w:r>
+        <w:rPr>
+          <w:rFonts w:ascii="Arial" w:hAnsi="Arial" w:eastAsia="Arial" w:cs="Arial"/>
+          <w:b w:val="0"/>
+          <w:i w:val="0"/>
+          <w:color w:val="000000"/>
+          <w:sz w:val="18"/>
+          <w:highlight w:val="lightGray"/>
+        </w:rPr>
+        <w:t>a</w:t>
+      </w:r>
+      <w:r>
+        <w:rPr>
+          <w:rFonts w:ascii="Arial" w:hAnsi="Arial" w:eastAsia="Arial" w:cs="Arial"/>
+          <w:b w:val="0"/>
+          <w:i w:val="0"/>
+          <w:color w:val="000000"/>
+          <w:sz w:val="18"/>
+          <w:highlight w:val="lightGray"/>
+        </w:rPr>
+        <w:t>b</w:t>
+      </w:r>
+      <w:r>
+        <w:rPr>
+          <w:rFonts w:ascii="Arial" w:hAnsi="Arial" w:eastAsia="Arial" w:cs="Arial"/>
+          <w:b w:val="0"/>
+          <w:i w:val="0"/>
+          <w:color w:val="000000"/>
+          <w:sz w:val="18"/>
+          <w:highlight w:val="lightGray"/>
+        </w:rPr>
+        <w:t>l</w:t>
+      </w:r>
+      <w:r>
+        <w:rPr>
+          <w:rFonts w:ascii="Arial" w:hAnsi="Arial" w:eastAsia="Arial" w:cs="Arial"/>
+          <w:b w:val="0"/>
+          <w:i w:val="0"/>
+          <w:color w:val="000000"/>
+          <w:sz w:val="18"/>
+          <w:highlight w:val="lightGray"/>
+        </w:rPr>
+        <w:t>e</w:t>
+      </w:r>
+      <w:r>
+        <w:rPr>
+          <w:rFonts w:ascii="Arial" w:hAnsi="Arial" w:eastAsia="Arial" w:cs="Arial"/>
+          <w:b w:val="0"/>
+          <w:i w:val="0"/>
+          <w:color w:val="000000"/>
+          <w:sz w:val="18"/>
+          <w:highlight w:val="lightGray"/>
+        </w:rPr>
+        <w:t xml:space="preserve"> </w:t>
+      </w:r>
+      <w:r>
+        <w:rPr>
+          <w:rFonts w:ascii="Arial" w:hAnsi="Arial" w:eastAsia="Arial" w:cs="Arial"/>
+          <w:b w:val="0"/>
+          <w:i w:val="0"/>
+          <w:color w:val="000000"/>
+          <w:sz w:val="18"/>
+          <w:highlight w:val="lightGray"/>
+        </w:rPr>
+        <w:t>-</w:t>
+      </w:r>
+      <w:r>
+        <w:rPr>
+          <w:rFonts w:ascii="Arial" w:hAnsi="Arial" w:eastAsia="Arial" w:cs="Arial"/>
+          <w:b w:val="0"/>
+          <w:i w:val="0"/>
+          <w:color w:val="000000"/>
+          <w:sz w:val="18"/>
+          <w:highlight w:val="lightGray"/>
+        </w:rPr>
+        <w:t>&gt;</w:t>
+      </w:r>
+      <w:r>
+        <w:rPr>
+          <w:rFonts w:ascii="Arial" w:hAnsi="Arial" w:eastAsia="Arial" w:cs="Arial"/>
+          <w:b w:val="0"/>
+          <w:i w:val="0"/>
+          <w:color w:val="000000"/>
+          <w:sz w:val="18"/>
+          <w:highlight w:val="lightGray"/>
+        </w:rPr>
+        <w:t xml:space="preserve"> </w:t>
+      </w:r>
+      <w:r>
+        <w:rPr>
+          <w:rFonts w:ascii="Arial" w:hAnsi="Arial" w:eastAsia="Arial" w:cs="Arial"/>
+          <w:b w:val="0"/>
+          <w:i w:val="0"/>
+          <w:color w:val="000000"/>
+          <w:sz w:val="18"/>
+          <w:highlight w:val="lightGray"/>
+        </w:rPr>
+        <w:t>I</w:t>
+      </w:r>
+      <w:r>
+        <w:rPr>
+          <w:rFonts w:ascii="Arial" w:hAnsi="Arial" w:eastAsia="Arial" w:cs="Arial"/>
+          <w:b w:val="0"/>
+          <w:i w:val="0"/>
+          <w:color w:val="000000"/>
+          <w:sz w:val="18"/>
+          <w:highlight w:val="lightGray"/>
+        </w:rPr>
+        <w:t>D</w:t>
+      </w:r>
+      <w:r>
+        <w:rPr>
+          <w:rFonts w:ascii="Arial" w:hAnsi="Arial" w:eastAsia="Arial" w:cs="Arial"/>
+          <w:b w:val="0"/>
+          <w:i w:val="0"/>
+          <w:color w:val="000000"/>
+          <w:sz w:val="18"/>
+          <w:highlight w:val="lightGray"/>
+        </w:rPr>
+        <w:t xml:space="preserve"> </w:t>
+      </w:r>
+      <w:r>
+        <w:rPr>
+          <w:rFonts w:ascii="Arial" w:hAnsi="Arial" w:eastAsia="Arial" w:cs="Arial"/>
+          <w:b w:val="0"/>
+          <w:i w:val="0"/>
+          <w:color w:val="000000"/>
+          <w:sz w:val="18"/>
+          <w:highlight w:val="lightGray"/>
+        </w:rPr>
+        <w:t>C</w:t>
+      </w:r>
+      <w:r>
+        <w:rPr>
+          <w:rFonts w:ascii="Arial" w:hAnsi="Arial" w:eastAsia="Arial" w:cs="Arial"/>
+          <w:b w:val="0"/>
+          <w:i w:val="0"/>
+          <w:color w:val="000000"/>
+          <w:sz w:val="18"/>
+          <w:highlight w:val="lightGray"/>
+        </w:rPr>
+        <w:t>o</w:t>
+      </w:r>
+      <w:r>
+        <w:rPr>
+          <w:rFonts w:ascii="Arial" w:hAnsi="Arial" w:eastAsia="Arial" w:cs="Arial"/>
+          <w:b w:val="0"/>
+          <w:i w:val="0"/>
+          <w:color w:val="000000"/>
+          <w:sz w:val="18"/>
+          <w:highlight w:val="lightGray"/>
+        </w:rPr>
+        <w:t>l</w:t>
+      </w:r>
+      <w:r>
+        <w:rPr>
+          <w:rFonts w:ascii="Arial" w:hAnsi="Arial" w:eastAsia="Arial" w:cs="Arial"/>
+          <w:b w:val="0"/>
+          <w:i w:val="0"/>
+          <w:color w:val="000000"/>
+          <w:sz w:val="18"/>
+          <w:highlight w:val="lightGray"/>
+        </w:rPr>
+        <w:t>u</w:t>
+      </w:r>
+      <w:r>
+        <w:rPr>
+          <w:rFonts w:ascii="Arial" w:hAnsi="Arial" w:eastAsia="Arial" w:cs="Arial"/>
+          <w:b w:val="0"/>
+          <w:i w:val="0"/>
+          <w:color w:val="000000"/>
+          <w:sz w:val="18"/>
+          <w:highlight w:val="lightGray"/>
+        </w:rPr>
+        <w:t>m</w:t>
+      </w:r>
+      <w:r>
+        <w:rPr>
+          <w:rFonts w:ascii="Arial" w:hAnsi="Arial" w:eastAsia="Arial" w:cs="Arial"/>
+          <w:b w:val="0"/>
+          <w:i w:val="0"/>
+          <w:color w:val="000000"/>
+          <w:sz w:val="18"/>
+          <w:highlight w:val="lightGray"/>
+        </w:rPr>
+        <w:t>n</w:t>
+      </w:r>
+      <w:r>
+        <w:rPr>
+          <w:rFonts w:ascii="Arial" w:hAnsi="Arial" w:eastAsia="Arial" w:cs="Arial"/>
+          <w:b w:val="0"/>
+          <w:i w:val="0"/>
+          <w:color w:val="000000"/>
+          <w:sz w:val="18"/>
+          <w:highlight w:val="lightGray"/>
+        </w:rPr>
+        <w:t>:</w:t>
+      </w:r>
+      <w:r>
+        <w:rPr>
+          <w:rFonts w:ascii="Arial" w:hAnsi="Arial" w:eastAsia="Arial" w:cs="Arial"/>
+          <w:b w:val="0"/>
+          <w:i w:val="0"/>
+          <w:color w:val="000000"/>
+          <w:sz w:val="18"/>
+          <w:highlight w:val="lightGray"/>
+        </w:rPr>
+        <w:t xml:space="preserve"> </w:t>
+      </w:r>
+      <w:r>
+        <w:rPr>
+          <w:rFonts w:ascii="Arial" w:hAnsi="Arial" w:eastAsia="Arial" w:cs="Arial"/>
+          <w:b w:val="0"/>
+          <w:i w:val="0"/>
+          <w:color w:val="000000"/>
+          <w:sz w:val="18"/>
+          <w:highlight w:val="lightGray"/>
+        </w:rPr>
+        <w:t>1</w:t>
+      </w:r>
+      <w:r>
+        <w:rPr>
+          <w:rFonts w:ascii="Arial" w:hAnsi="Arial" w:eastAsia="Arial" w:cs="Arial"/>
+          <w:b w:val="0"/>
+          <w:i w:val="0"/>
+          <w:color w:val="000000"/>
+          <w:sz w:val="18"/>
+          <w:highlight w:val="lightGray"/>
+        </w:rPr>
+        <w:t>,</w:t>
+      </w:r>
+      <w:r>
+        <w:rPr>
+          <w:rFonts w:ascii="Arial" w:hAnsi="Arial" w:eastAsia="Arial" w:cs="Arial"/>
+          <w:b w:val="0"/>
+          <w:i w:val="0"/>
+          <w:color w:val="000000"/>
+          <w:sz w:val="18"/>
+          <w:highlight w:val="lightGray"/>
+        </w:rPr>
+        <w:t xml:space="preserve"> </w:t>
+      </w:r>
+      <w:r>
+        <w:rPr>
+          <w:rFonts w:ascii="Arial" w:hAnsi="Arial" w:eastAsia="Arial" w:cs="Arial"/>
+          <w:b w:val="0"/>
+          <w:i w:val="0"/>
+          <w:color w:val="000000"/>
+          <w:sz w:val="18"/>
+          <w:highlight w:val="lightGray"/>
+        </w:rPr>
+        <w:t>N</w:t>
+      </w:r>
+      <w:r>
+        <w:rPr>
+          <w:rFonts w:ascii="Arial" w:hAnsi="Arial" w:eastAsia="Arial" w:cs="Arial"/>
+          <w:b w:val="0"/>
+          <w:i w:val="0"/>
+          <w:color w:val="000000"/>
+          <w:sz w:val="18"/>
+          <w:highlight w:val="lightGray"/>
+        </w:rPr>
+        <w:t>a</w:t>
+      </w:r>
+      <w:r>
+        <w:rPr>
+          <w:rFonts w:ascii="Arial" w:hAnsi="Arial" w:eastAsia="Arial" w:cs="Arial"/>
+          <w:b w:val="0"/>
+          <w:i w:val="0"/>
+          <w:color w:val="000000"/>
+          <w:sz w:val="18"/>
+          <w:highlight w:val="lightGray"/>
+        </w:rPr>
+        <w:t>m</w:t>
+      </w:r>
+      <w:r>
+        <w:rPr>
+          <w:rFonts w:ascii="Arial" w:hAnsi="Arial" w:eastAsia="Arial" w:cs="Arial"/>
+          <w:b w:val="0"/>
+          <w:i w:val="0"/>
+          <w:color w:val="000000"/>
+          <w:sz w:val="18"/>
+          <w:highlight w:val="lightGray"/>
+        </w:rPr>
+        <w:t>e</w:t>
+      </w:r>
+      <w:r>
+        <w:rPr>
+          <w:rFonts w:ascii="Arial" w:hAnsi="Arial" w:eastAsia="Arial" w:cs="Arial"/>
+          <w:b w:val="0"/>
+          <w:i w:val="0"/>
+          <w:color w:val="000000"/>
+          <w:sz w:val="18"/>
+          <w:highlight w:val="lightGray"/>
+        </w:rPr>
+        <w:t>_</w:t>
+      </w:r>
+      <w:r>
+        <w:rPr>
+          <w:rFonts w:ascii="Arial" w:hAnsi="Arial" w:eastAsia="Arial" w:cs="Arial"/>
+          <w:b w:val="0"/>
+          <w:i w:val="0"/>
+          <w:color w:val="000000"/>
+          <w:sz w:val="18"/>
+          <w:highlight w:val="lightGray"/>
+        </w:rPr>
+        <w:t>E</w:t>
+      </w:r>
+      <w:r>
+        <w:rPr>
+          <w:rFonts w:ascii="Arial" w:hAnsi="Arial" w:eastAsia="Arial" w:cs="Arial"/>
+          <w:b w:val="0"/>
+          <w:i w:val="0"/>
+          <w:color w:val="000000"/>
+          <w:sz w:val="18"/>
+          <w:highlight w:val="lightGray"/>
+        </w:rPr>
+        <w:t>n</w:t>
+      </w:r>
+      <w:r>
+        <w:rPr>
+          <w:rFonts w:ascii="Arial" w:hAnsi="Arial" w:eastAsia="Arial" w:cs="Arial"/>
+          <w:b w:val="0"/>
+          <w:i w:val="0"/>
+          <w:color w:val="000000"/>
+          <w:sz w:val="18"/>
+          <w:highlight w:val="lightGray"/>
+        </w:rPr>
+        <w:t xml:space="preserve"> </w:t>
+      </w:r>
+      <w:r>
+        <w:rPr>
+          <w:rFonts w:ascii="Arial" w:hAnsi="Arial" w:eastAsia="Arial" w:cs="Arial"/>
+          <w:b w:val="0"/>
+          <w:i w:val="0"/>
+          <w:color w:val="000000"/>
+          <w:sz w:val="18"/>
+          <w:highlight w:val="lightGray"/>
+        </w:rPr>
+        <w:t>C</w:t>
+      </w:r>
+      <w:r>
+        <w:rPr>
+          <w:rFonts w:ascii="Arial" w:hAnsi="Arial" w:eastAsia="Arial" w:cs="Arial"/>
+          <w:b w:val="0"/>
+          <w:i w:val="0"/>
+          <w:color w:val="000000"/>
+          <w:sz w:val="18"/>
+          <w:highlight w:val="lightGray"/>
+        </w:rPr>
+        <w:t>o</w:t>
+      </w:r>
+      <w:r>
+        <w:rPr>
+          <w:rFonts w:ascii="Arial" w:hAnsi="Arial" w:eastAsia="Arial" w:cs="Arial"/>
+          <w:b w:val="0"/>
+          <w:i w:val="0"/>
+          <w:color w:val="000000"/>
+          <w:sz w:val="18"/>
+          <w:highlight w:val="lightGray"/>
+        </w:rPr>
+        <w:t>l</w:t>
+      </w:r>
+      <w:r>
+        <w:rPr>
+          <w:rFonts w:ascii="Arial" w:hAnsi="Arial" w:eastAsia="Arial" w:cs="Arial"/>
+          <w:b w:val="0"/>
+          <w:i w:val="0"/>
+          <w:color w:val="000000"/>
+          <w:sz w:val="18"/>
+          <w:highlight w:val="lightGray"/>
+        </w:rPr>
+        <w:t>u</w:t>
+      </w:r>
+      <w:r>
+        <w:rPr>
+          <w:rFonts w:ascii="Arial" w:hAnsi="Arial" w:eastAsia="Arial" w:cs="Arial"/>
+          <w:b w:val="0"/>
+          <w:i w:val="0"/>
+          <w:color w:val="000000"/>
+          <w:sz w:val="18"/>
+          <w:highlight w:val="lightGray"/>
+        </w:rPr>
+        <w:t>m</w:t>
+      </w:r>
+      <w:r>
+        <w:rPr>
+          <w:rFonts w:ascii="Arial" w:hAnsi="Arial" w:eastAsia="Arial" w:cs="Arial"/>
+          <w:b w:val="0"/>
+          <w:i w:val="0"/>
+          <w:color w:val="000000"/>
+          <w:sz w:val="18"/>
+          <w:highlight w:val="lightGray"/>
+        </w:rPr>
+        <w:t>n</w:t>
+      </w:r>
+      <w:r>
+        <w:rPr>
+          <w:rFonts w:ascii="Arial" w:hAnsi="Arial" w:eastAsia="Arial" w:cs="Arial"/>
+          <w:b w:val="0"/>
+          <w:i w:val="0"/>
+          <w:color w:val="000000"/>
+          <w:sz w:val="18"/>
+          <w:highlight w:val="lightGray"/>
+        </w:rPr>
+        <w:t>:</w:t>
+      </w:r>
+      <w:r>
+        <w:rPr>
+          <w:rFonts w:ascii="Arial" w:hAnsi="Arial" w:eastAsia="Arial" w:cs="Arial"/>
+          <w:b w:val="0"/>
+          <w:i w:val="0"/>
+          <w:color w:val="000000"/>
+          <w:sz w:val="18"/>
+          <w:highlight w:val="lightGray"/>
+        </w:rPr>
+        <w:t xml:space="preserve"> </w:t>
+      </w:r>
+      <w:r>
+        <w:rPr>
+          <w:rFonts w:ascii="Arial" w:hAnsi="Arial" w:eastAsia="Arial" w:cs="Arial"/>
+          <w:b w:val="0"/>
+          <w:i w:val="0"/>
+          <w:color w:val="000000"/>
+          <w:sz w:val="18"/>
+          <w:highlight w:val="lightGray"/>
+        </w:rPr>
+        <w:t>M</w:t>
+      </w:r>
+      <w:r>
+        <w:rPr>
+          <w:rFonts w:ascii="Arial" w:hAnsi="Arial" w:eastAsia="Arial" w:cs="Arial"/>
+          <w:b w:val="0"/>
+          <w:i w:val="0"/>
+          <w:color w:val="000000"/>
+          <w:sz w:val="18"/>
+          <w:highlight w:val="lightGray"/>
+        </w:rPr>
+        <w:t>o</w:t>
+      </w:r>
+      <w:r>
+        <w:rPr>
+          <w:rFonts w:ascii="Arial" w:hAnsi="Arial" w:eastAsia="Arial" w:cs="Arial"/>
+          <w:b w:val="0"/>
+          <w:i w:val="0"/>
+          <w:color w:val="000000"/>
+          <w:sz w:val="18"/>
+          <w:highlight w:val="lightGray"/>
+        </w:rPr>
+        <w:t>t</w:t>
+      </w:r>
+      <w:r>
+        <w:rPr>
+          <w:rFonts w:ascii="Arial" w:hAnsi="Arial" w:eastAsia="Arial" w:cs="Arial"/>
+          <w:b w:val="0"/>
+          <w:i w:val="0"/>
+          <w:color w:val="000000"/>
+          <w:sz w:val="18"/>
+          <w:highlight w:val="lightGray"/>
+        </w:rPr>
+        <w:t>a</w:t>
+      </w:r>
+      <w:r>
+        <w:rPr>
+          <w:rFonts w:ascii="Arial" w:hAnsi="Arial" w:eastAsia="Arial" w:cs="Arial"/>
+          <w:b w:val="0"/>
+          <w:i w:val="0"/>
+          <w:color w:val="000000"/>
+          <w:sz w:val="18"/>
+          <w:highlight w:val="lightGray"/>
+        </w:rPr>
+        <w:t>s</w:t>
+      </w:r>
+      <w:r>
+        <w:rPr>
+          <w:rFonts w:ascii="Arial" w:hAnsi="Arial" w:eastAsia="Arial" w:cs="Arial"/>
+          <w:b w:val="0"/>
+          <w:i w:val="0"/>
+          <w:color w:val="000000"/>
+          <w:sz w:val="18"/>
+          <w:highlight w:val="lightGray"/>
+        </w:rPr>
+        <w:t>e</w:t>
+      </w:r>
+      <w:r>
+        <w:rPr>
+          <w:rFonts w:ascii="Arial" w:hAnsi="Arial" w:eastAsia="Arial" w:cs="Arial"/>
+          <w:b w:val="0"/>
+          <w:i w:val="0"/>
+          <w:color w:val="000000"/>
+          <w:sz w:val="18"/>
+          <w:highlight w:val="lightGray"/>
+        </w:rPr>
+        <w:t>m</w:t>
+      </w:r>
+      <w:r>
+        <w:rPr>
+          <w:rFonts w:ascii="Arial" w:hAnsi="Arial" w:eastAsia="Arial" w:cs="Arial"/>
+          <w:b w:val="0"/>
+          <w:i w:val="0"/>
+          <w:color w:val="000000"/>
+          <w:sz w:val="18"/>
+          <w:highlight w:val="lightGray"/>
+        </w:rPr>
+        <w:t xml:space="preserve"> </w:t>
+      </w:r>
+      <w:r>
+        <w:rPr>
+          <w:rFonts w:ascii="Arial" w:hAnsi="Arial" w:eastAsia="Arial" w:cs="Arial"/>
+          <w:b w:val="0"/>
+          <w:i w:val="0"/>
+          <w:color w:val="000000"/>
+          <w:sz w:val="18"/>
+          <w:highlight w:val="lightGray"/>
+        </w:rPr>
+        <w:t>E</w:t>
+      </w:r>
+      <w:r>
+        <w:rPr>
+          <w:rFonts w:ascii="Arial" w:hAnsi="Arial" w:eastAsia="Arial" w:cs="Arial"/>
+          <w:b w:val="0"/>
+          <w:i w:val="0"/>
+          <w:color w:val="000000"/>
+          <w:sz w:val="18"/>
+          <w:highlight w:val="lightGray"/>
+        </w:rPr>
+        <w:t>s</w:t>
+      </w:r>
+      <w:r>
+        <w:rPr>
+          <w:rFonts w:ascii="Arial" w:hAnsi="Arial" w:eastAsia="Arial" w:cs="Arial"/>
+          <w:b w:val="0"/>
+          <w:i w:val="0"/>
+          <w:color w:val="000000"/>
+          <w:sz w:val="18"/>
+          <w:highlight w:val="lightGray"/>
+        </w:rPr>
+        <w:t>s</w:t>
+      </w:r>
+      <w:r>
+        <w:rPr>
+          <w:rFonts w:ascii="Arial" w:hAnsi="Arial" w:eastAsia="Arial" w:cs="Arial"/>
+          <w:b w:val="0"/>
+          <w:i w:val="0"/>
+          <w:color w:val="000000"/>
+          <w:sz w:val="18"/>
+          <w:highlight w:val="lightGray"/>
+        </w:rPr>
+        <w:t>a</w:t>
+      </w:r>
+      <w:r>
+        <w:rPr>
+          <w:rFonts w:ascii="Arial" w:hAnsi="Arial" w:eastAsia="Arial" w:cs="Arial"/>
+          <w:b w:val="0"/>
+          <w:i w:val="0"/>
+          <w:color w:val="000000"/>
+          <w:sz w:val="18"/>
+          <w:highlight w:val="lightGray"/>
+        </w:rPr>
+        <w:t>m</w:t>
+      </w:r>
+      <w:r>
+        <w:rPr>
+          <w:rFonts w:ascii="Arial" w:hAnsi="Arial" w:eastAsia="Arial" w:cs="Arial"/>
+          <w:b w:val="0"/>
+          <w:i w:val="0"/>
+          <w:color w:val="000000"/>
+          <w:sz w:val="18"/>
+          <w:highlight w:val="lightGray"/>
+        </w:rPr>
+        <w:t>]</w:t>
+      </w:r>
+      <w:r>
+        <w:rPr>
+          <w:rFonts w:ascii="Arial" w:hAnsi="Arial" w:eastAsia="Arial" w:cs="Arial"/>
+          <w:b w:val="0"/>
+          <w:i w:val="0"/>
+          <w:color w:val="000000"/>
+          <w:sz w:val="18"/>
+          <w:highlight w:val="lightGray"/>
+        </w:rPr>
+        <w:t xml:space="preserve"> </w:t>
+      </w:r>
+      <w:r>
+        <w:rPr>
+          <w:rFonts w:ascii="Arial" w:hAnsi="Arial" w:eastAsia="Arial" w:cs="Arial"/>
+          <w:b w:val="0"/>
+          <w:i w:val="0"/>
+          <w:color w:val="000000"/>
+          <w:sz w:val="18"/>
+          <w:highlight w:val="lightGray"/>
+        </w:rPr>
+        <w:t>-</w:t>
+      </w:r>
+      <w:r>
+        <w:rPr>
+          <w:rFonts w:ascii="Arial" w:hAnsi="Arial" w:eastAsia="Arial" w:cs="Arial"/>
+          <w:b w:val="0"/>
+          <w:i w:val="0"/>
+          <w:color w:val="000000"/>
+          <w:sz w:val="18"/>
+          <w:highlight w:val="lightGray"/>
+        </w:rPr>
+        <w:t>&gt;</w:t>
+      </w:r>
+      <w:r>
+        <w:rPr>
+          <w:rFonts w:ascii="Arial" w:hAnsi="Arial" w:eastAsia="Arial" w:cs="Arial"/>
+          <w:b w:val="0"/>
+          <w:i w:val="0"/>
+          <w:color w:val="000000"/>
+          <w:sz w:val="18"/>
+          <w:highlight w:val="lightGray"/>
+        </w:rPr>
+        <w:t xml:space="preserve"> </w:t>
+      </w:r>
+      <w:r>
+        <w:rPr>
+          <w:rFonts w:ascii="Arial" w:hAnsi="Arial" w:eastAsia="Arial" w:cs="Arial"/>
+          <w:b/>
+          <w:i w:val="0"/>
+          <w:color w:val="000000"/>
+          <w:sz w:val="18"/>
+          <w:highlight w:val="lightGray"/>
+        </w:rPr>
+        <w:t>F</w:t>
+      </w:r>
+      <w:r>
+        <w:rPr>
+          <w:rFonts w:ascii="Arial" w:hAnsi="Arial" w:eastAsia="Arial" w:cs="Arial"/>
+          <w:b/>
+          <w:i w:val="0"/>
+          <w:color w:val="000000"/>
+          <w:sz w:val="18"/>
+          <w:highlight w:val="lightGray"/>
+        </w:rPr>
+        <w:t>r</w:t>
+      </w:r>
+      <w:r>
+        <w:rPr>
+          <w:rFonts w:ascii="Arial" w:hAnsi="Arial" w:eastAsia="Arial" w:cs="Arial"/>
+          <w:b/>
+          <w:i w:val="0"/>
+          <w:color w:val="000000"/>
+          <w:sz w:val="18"/>
+          <w:highlight w:val="lightGray"/>
+        </w:rPr>
+        <w:t>o</w:t>
+      </w:r>
+      <w:r>
+        <w:rPr>
+          <w:rFonts w:ascii="Arial" w:hAnsi="Arial" w:eastAsia="Arial" w:cs="Arial"/>
+          <w:b/>
+          <w:i w:val="0"/>
+          <w:color w:val="000000"/>
+          <w:sz w:val="18"/>
+          <w:highlight w:val="lightGray"/>
+        </w:rPr>
+        <w:t>m</w:t>
+      </w:r>
+      <w:r>
+        <w:rPr>
+          <w:rFonts w:ascii="Arial" w:hAnsi="Arial" w:eastAsia="Arial" w:cs="Arial"/>
+          <w:b/>
+          <w:i w:val="0"/>
+          <w:color w:val="000000"/>
+          <w:sz w:val="18"/>
+          <w:highlight w:val="lightGray"/>
+        </w:rPr>
+        <w:t>:</w:t>
+      </w:r>
+      <w:r>
+        <w:rPr>
+          <w:rFonts w:ascii="Arial" w:hAnsi="Arial" w:eastAsia="Arial" w:cs="Arial"/>
+          <w:b w:val="0"/>
+          <w:i w:val="0"/>
+          <w:color w:val="000000"/>
+          <w:sz w:val="18"/>
+          <w:highlight w:val="lightGray"/>
+        </w:rPr>
+        <w:t xml:space="preserve"> </w:t>
+      </w:r>
+      <w:r>
+        <w:rPr>
+          <w:rFonts w:ascii="Arial" w:hAnsi="Arial" w:eastAsia="Arial" w:cs="Arial"/>
+          <w:b w:val="0"/>
+          <w:i w:val="0"/>
+          <w:color w:val="000000"/>
+          <w:sz w:val="18"/>
+          <w:highlight w:val="lightGray"/>
+        </w:rPr>
+        <w:t>[</w:t>
+      </w:r>
+      <w:r>
+        <w:rPr>
+          <w:rFonts w:ascii="Arial" w:hAnsi="Arial" w:eastAsia="Arial" w:cs="Arial"/>
+          <w:b w:val="0"/>
+          <w:i w:val="0"/>
+          <w:color w:val="000000"/>
+          <w:sz w:val="18"/>
+          <w:highlight w:val="lightGray"/>
+        </w:rPr>
+        <w:t>C</w:t>
+      </w:r>
+      <w:r>
+        <w:rPr>
+          <w:rFonts w:ascii="Arial" w:hAnsi="Arial" w:eastAsia="Arial" w:cs="Arial"/>
+          <w:b w:val="0"/>
+          <w:i w:val="0"/>
+          <w:color w:val="000000"/>
+          <w:sz w:val="18"/>
+          <w:highlight w:val="lightGray"/>
+        </w:rPr>
+        <w:t>h</w:t>
+      </w:r>
+      <w:r>
+        <w:rPr>
+          <w:rFonts w:ascii="Arial" w:hAnsi="Arial" w:eastAsia="Arial" w:cs="Arial"/>
+          <w:b w:val="0"/>
+          <w:i w:val="0"/>
+          <w:color w:val="000000"/>
+          <w:sz w:val="18"/>
+          <w:highlight w:val="lightGray"/>
+        </w:rPr>
+        <w:t>a</w:t>
+      </w:r>
+      <w:r>
+        <w:rPr>
+          <w:rFonts w:ascii="Arial" w:hAnsi="Arial" w:eastAsia="Arial" w:cs="Arial"/>
+          <w:b w:val="0"/>
+          <w:i w:val="0"/>
+          <w:color w:val="000000"/>
+          <w:sz w:val="18"/>
+          <w:highlight w:val="lightGray"/>
+        </w:rPr>
+        <w:t>t</w:t>
+      </w:r>
+      <w:r>
+        <w:rPr>
+          <w:rFonts w:ascii="Arial" w:hAnsi="Arial" w:eastAsia="Arial" w:cs="Arial"/>
+          <w:b w:val="0"/>
+          <w:i w:val="0"/>
+          <w:color w:val="000000"/>
+          <w:sz w:val="18"/>
+          <w:highlight w:val="lightGray"/>
+        </w:rPr>
+        <w:t>G</w:t>
+      </w:r>
+      <w:r>
+        <w:rPr>
+          <w:rFonts w:ascii="Arial" w:hAnsi="Arial" w:eastAsia="Arial" w:cs="Arial"/>
+          <w:b w:val="0"/>
+          <w:i w:val="0"/>
+          <w:color w:val="000000"/>
+          <w:sz w:val="18"/>
+          <w:highlight w:val="lightGray"/>
+        </w:rPr>
+        <w:t>P</w:t>
+      </w:r>
+      <w:r>
+        <w:rPr>
+          <w:rFonts w:ascii="Arial" w:hAnsi="Arial" w:eastAsia="Arial" w:cs="Arial"/>
+          <w:b w:val="0"/>
+          <w:i w:val="0"/>
+          <w:color w:val="000000"/>
+          <w:sz w:val="18"/>
+          <w:highlight w:val="lightGray"/>
+        </w:rPr>
+        <w:t>T</w:t>
+      </w:r>
+      <w:r>
+        <w:rPr>
+          <w:rFonts w:ascii="Arial" w:hAnsi="Arial" w:eastAsia="Arial" w:cs="Arial"/>
+          <w:b w:val="0"/>
+          <w:i w:val="0"/>
+          <w:color w:val="000000"/>
+          <w:sz w:val="18"/>
+          <w:highlight w:val="lightGray"/>
+        </w:rPr>
+        <w:t>]</w:t>
+      </w:r>
+      <w:r>
+        <w:rPr>
+          <w:rFonts w:ascii="Arial" w:hAnsi="Arial"/>
+          <w:color w:val="000000"/>
+          <w:sz w:val="18"/>
+          <w:highlight w:val="lightGray"/>
+        </w:rPr>
+        <w:t xml:space="preserve"> </w:t>
+      </w:r>
+      <w:r>
+        <w:rPr>
+          <w:rFonts w:ascii="Arial" w:hAnsi="Arial"/>
           <w:b/>
           <w:color w:val="000000"/>
           <w:sz w:val="18"/>
@@ -1642,7 +6837,7 @@
       </w:r>
       <w:r>
         <w:rPr>
-          <w:rFonts w:ascii="Arial" w:eastAsia="Arial" w:hAnsi="Arial"/>
+          <w:rFonts w:ascii="Arial" w:hAnsi="Arial"/>
           <w:sz w:val="18"/>
           <w:highlight w:val="lightGray"/>
         </w:rPr>
@@ -1788,103 +6983,1402 @@
       </w:pPr>
       <w:r>
         <w:rPr>
-          <w:rFonts w:ascii="Arial" w:eastAsia="Arial" w:hAnsi="Arial" w:cs="Arial"/>
-          <w:b/>
-          <w:color w:val="000000"/>
-          <w:sz w:val="18"/>
-          <w:highlight w:val="lightGray"/>
-        </w:rPr>
-        <w:t># Source: AI Source: Provided by: [Data Path</w:t>
-      </w:r>
-      <w:r>
-        <w:rPr>
-          <w:rFonts w:ascii="Arial" w:eastAsia="Arial" w:hAnsi="Arial" w:cs="Arial"/>
-          <w:color w:val="000000"/>
-          <w:sz w:val="18"/>
-          <w:highlight w:val="lightGray"/>
-        </w:rPr>
-        <w:t xml:space="preserve">: Persons Table -&gt; ID Column: 1, </w:t>
-      </w:r>
-      <w:proofErr w:type="spellStart"/>
-      <w:r>
-        <w:rPr>
-          <w:rFonts w:ascii="Arial" w:eastAsia="Arial" w:hAnsi="Arial" w:cs="Arial"/>
-          <w:color w:val="000000"/>
-          <w:sz w:val="18"/>
-          <w:highlight w:val="lightGray"/>
-        </w:rPr>
-        <w:t>Name_En</w:t>
-      </w:r>
-      <w:proofErr w:type="spellEnd"/>
-      <w:r>
-        <w:rPr>
-          <w:rFonts w:ascii="Arial" w:eastAsia="Arial" w:hAnsi="Arial" w:cs="Arial"/>
-          <w:color w:val="000000"/>
-          <w:sz w:val="18"/>
-          <w:highlight w:val="lightGray"/>
-        </w:rPr>
-        <w:t xml:space="preserve"> Column: Motasem Essam] -&gt; </w:t>
-      </w:r>
-      <w:r>
-        <w:rPr>
-          <w:rFonts w:ascii="Arial" w:eastAsia="Arial" w:hAnsi="Arial" w:cs="Arial"/>
-          <w:b/>
-          <w:color w:val="000000"/>
-          <w:sz w:val="18"/>
-          <w:highlight w:val="lightGray"/>
-        </w:rPr>
-        <w:t>From:</w:t>
-      </w:r>
-      <w:r>
-        <w:rPr>
-          <w:rFonts w:ascii="Arial" w:eastAsia="Arial" w:hAnsi="Arial" w:cs="Arial"/>
-          <w:color w:val="000000"/>
-          <w:sz w:val="18"/>
-          <w:highlight w:val="lightGray"/>
-        </w:rPr>
-        <w:t xml:space="preserve"> [</w:t>
-      </w:r>
-      <w:proofErr w:type="spellStart"/>
-      <w:r>
-        <w:rPr>
-          <w:rFonts w:ascii="Arial" w:eastAsia="Arial" w:hAnsi="Arial" w:cs="Arial"/>
-          <w:color w:val="000000"/>
-          <w:sz w:val="18"/>
-          <w:highlight w:val="lightGray"/>
-        </w:rPr>
-        <w:t>Chatgpt</w:t>
-      </w:r>
-      <w:proofErr w:type="spellEnd"/>
-      <w:r>
-        <w:rPr>
-          <w:rFonts w:ascii="Arial" w:eastAsia="Arial" w:hAnsi="Arial" w:cs="Arial"/>
-          <w:color w:val="000000"/>
-          <w:sz w:val="18"/>
-          <w:highlight w:val="lightGray"/>
-        </w:rPr>
-        <w:t xml:space="preserve"> (GPT</w:t>
-      </w:r>
-      <w:r>
-        <w:rPr>
-          <w:rFonts w:ascii="Arial" w:eastAsia="Arial" w:hAnsi="Arial" w:cs="Cambria Math"/>
-          <w:color w:val="000000"/>
-          <w:sz w:val="18"/>
-          <w:highlight w:val="lightGray"/>
-        </w:rPr>
-        <w:t>‑</w:t>
-      </w:r>
-      <w:r>
-        <w:rPr>
-          <w:rFonts w:ascii="Arial" w:eastAsia="Arial" w:hAnsi="Arial" w:cs="Arial"/>
-          <w:color w:val="000000"/>
-          <w:sz w:val="18"/>
-          <w:highlight w:val="lightGray"/>
-        </w:rPr>
-        <w:t xml:space="preserve">5 Mini)] </w:t>
-      </w:r>
-      <w:r>
-        <w:rPr>
-          <w:rFonts w:ascii="Arial" w:eastAsia="Arial" w:hAnsi="Arial" w:cs="Arial"/>
+          <w:rFonts w:ascii="Arial" w:hAnsi="Arial" w:eastAsia="Arial" w:cs="Arial"/>
+          <w:b/>
+          <w:i w:val="0"/>
+          <w:color w:val="000000"/>
+          <w:sz w:val="18"/>
+          <w:highlight w:val="lightGray"/>
+        </w:rPr>
+        <w:t>#</w:t>
+      </w:r>
+      <w:r>
+        <w:rPr>
+          <w:rFonts w:ascii="Arial" w:hAnsi="Arial" w:eastAsia="Arial" w:cs="Arial"/>
+          <w:b/>
+          <w:i w:val="0"/>
+          <w:color w:val="000000"/>
+          <w:sz w:val="18"/>
+          <w:highlight w:val="lightGray"/>
+        </w:rPr>
+        <w:t xml:space="preserve"> </w:t>
+      </w:r>
+      <w:r>
+        <w:rPr>
+          <w:rFonts w:ascii="Arial" w:hAnsi="Arial" w:eastAsia="Arial" w:cs="Arial"/>
+          <w:b/>
+          <w:i w:val="0"/>
+          <w:color w:val="000000"/>
+          <w:sz w:val="18"/>
+          <w:highlight w:val="lightGray"/>
+        </w:rPr>
+        <w:t>S</w:t>
+      </w:r>
+      <w:r>
+        <w:rPr>
+          <w:rFonts w:ascii="Arial" w:hAnsi="Arial" w:eastAsia="Arial" w:cs="Arial"/>
+          <w:b/>
+          <w:i w:val="0"/>
+          <w:color w:val="000000"/>
+          <w:sz w:val="18"/>
+          <w:highlight w:val="lightGray"/>
+        </w:rPr>
+        <w:t>o</w:t>
+      </w:r>
+      <w:r>
+        <w:rPr>
+          <w:rFonts w:ascii="Arial" w:hAnsi="Arial" w:eastAsia="Arial" w:cs="Arial"/>
+          <w:b/>
+          <w:i w:val="0"/>
+          <w:color w:val="000000"/>
+          <w:sz w:val="18"/>
+          <w:highlight w:val="lightGray"/>
+        </w:rPr>
+        <w:t>u</w:t>
+      </w:r>
+      <w:r>
+        <w:rPr>
+          <w:rFonts w:ascii="Arial" w:hAnsi="Arial" w:eastAsia="Arial" w:cs="Arial"/>
+          <w:b/>
+          <w:i w:val="0"/>
+          <w:color w:val="000000"/>
+          <w:sz w:val="18"/>
+          <w:highlight w:val="lightGray"/>
+        </w:rPr>
+        <w:t>r</w:t>
+      </w:r>
+      <w:r>
+        <w:rPr>
+          <w:rFonts w:ascii="Arial" w:hAnsi="Arial" w:eastAsia="Arial" w:cs="Arial"/>
+          <w:b/>
+          <w:i w:val="0"/>
+          <w:color w:val="000000"/>
+          <w:sz w:val="18"/>
+          <w:highlight w:val="lightGray"/>
+        </w:rPr>
+        <w:t>c</w:t>
+      </w:r>
+      <w:r>
+        <w:rPr>
+          <w:rFonts w:ascii="Arial" w:hAnsi="Arial" w:eastAsia="Arial" w:cs="Arial"/>
+          <w:b/>
+          <w:i w:val="0"/>
+          <w:color w:val="000000"/>
+          <w:sz w:val="18"/>
+          <w:highlight w:val="lightGray"/>
+        </w:rPr>
+        <w:t>e</w:t>
+      </w:r>
+      <w:r>
+        <w:rPr>
+          <w:rFonts w:ascii="Arial" w:hAnsi="Arial" w:eastAsia="Arial" w:cs="Arial"/>
+          <w:b/>
+          <w:i w:val="0"/>
+          <w:color w:val="000000"/>
+          <w:sz w:val="18"/>
+          <w:highlight w:val="lightGray"/>
+        </w:rPr>
+        <w:t>:</w:t>
+      </w:r>
+      <w:r>
+        <w:rPr>
+          <w:rFonts w:ascii="Arial" w:hAnsi="Arial" w:eastAsia="Arial" w:cs="Arial"/>
+          <w:b/>
+          <w:i w:val="0"/>
+          <w:color w:val="000000"/>
+          <w:sz w:val="18"/>
+          <w:highlight w:val="lightGray"/>
+        </w:rPr>
+        <w:t xml:space="preserve"> </w:t>
+      </w:r>
+      <w:r>
+        <w:rPr>
+          <w:rFonts w:ascii="Arial" w:hAnsi="Arial" w:eastAsia="Arial" w:cs="Arial"/>
+          <w:b/>
+          <w:i w:val="0"/>
+          <w:color w:val="000000"/>
+          <w:sz w:val="18"/>
+          <w:highlight w:val="lightGray"/>
+        </w:rPr>
+        <w:t>A</w:t>
+      </w:r>
+      <w:r>
+        <w:rPr>
+          <w:rFonts w:ascii="Arial" w:hAnsi="Arial" w:eastAsia="Arial" w:cs="Arial"/>
+          <w:b/>
+          <w:i w:val="0"/>
+          <w:color w:val="000000"/>
+          <w:sz w:val="18"/>
+          <w:highlight w:val="lightGray"/>
+        </w:rPr>
+        <w:t>I</w:t>
+      </w:r>
+      <w:r>
+        <w:rPr>
+          <w:rFonts w:ascii="Arial" w:hAnsi="Arial" w:eastAsia="Arial" w:cs="Arial"/>
+          <w:b/>
+          <w:i w:val="0"/>
+          <w:color w:val="000000"/>
+          <w:sz w:val="18"/>
+          <w:highlight w:val="lightGray"/>
+        </w:rPr>
+        <w:t xml:space="preserve"> </w:t>
+      </w:r>
+      <w:r>
+        <w:rPr>
+          <w:rFonts w:ascii="Arial" w:hAnsi="Arial" w:eastAsia="Arial" w:cs="Arial"/>
+          <w:b/>
+          <w:i w:val="0"/>
+          <w:color w:val="000000"/>
+          <w:sz w:val="18"/>
+          <w:highlight w:val="lightGray"/>
+        </w:rPr>
+        <w:t>S</w:t>
+      </w:r>
+      <w:r>
+        <w:rPr>
+          <w:rFonts w:ascii="Arial" w:hAnsi="Arial" w:eastAsia="Arial" w:cs="Arial"/>
+          <w:b/>
+          <w:i w:val="0"/>
+          <w:color w:val="000000"/>
+          <w:sz w:val="18"/>
+          <w:highlight w:val="lightGray"/>
+        </w:rPr>
+        <w:t>o</w:t>
+      </w:r>
+      <w:r>
+        <w:rPr>
+          <w:rFonts w:ascii="Arial" w:hAnsi="Arial" w:eastAsia="Arial" w:cs="Arial"/>
+          <w:b/>
+          <w:i w:val="0"/>
+          <w:color w:val="000000"/>
+          <w:sz w:val="18"/>
+          <w:highlight w:val="lightGray"/>
+        </w:rPr>
+        <w:t>u</w:t>
+      </w:r>
+      <w:r>
+        <w:rPr>
+          <w:rFonts w:ascii="Arial" w:hAnsi="Arial" w:eastAsia="Arial" w:cs="Arial"/>
+          <w:b/>
+          <w:i w:val="0"/>
+          <w:color w:val="000000"/>
+          <w:sz w:val="18"/>
+          <w:highlight w:val="lightGray"/>
+        </w:rPr>
+        <w:t>r</w:t>
+      </w:r>
+      <w:r>
+        <w:rPr>
+          <w:rFonts w:ascii="Arial" w:hAnsi="Arial" w:eastAsia="Arial" w:cs="Arial"/>
+          <w:b/>
+          <w:i w:val="0"/>
+          <w:color w:val="000000"/>
+          <w:sz w:val="18"/>
+          <w:highlight w:val="lightGray"/>
+        </w:rPr>
+        <w:t>c</w:t>
+      </w:r>
+      <w:r>
+        <w:rPr>
+          <w:rFonts w:ascii="Arial" w:hAnsi="Arial" w:eastAsia="Arial" w:cs="Arial"/>
+          <w:b/>
+          <w:i w:val="0"/>
+          <w:color w:val="000000"/>
+          <w:sz w:val="18"/>
+          <w:highlight w:val="lightGray"/>
+        </w:rPr>
+        <w:t>e</w:t>
+      </w:r>
+      <w:r>
+        <w:rPr>
+          <w:rFonts w:ascii="Arial" w:hAnsi="Arial" w:eastAsia="Arial" w:cs="Arial"/>
+          <w:b/>
+          <w:i w:val="0"/>
+          <w:color w:val="000000"/>
+          <w:sz w:val="18"/>
+          <w:highlight w:val="lightGray"/>
+        </w:rPr>
+        <w:t>:</w:t>
+      </w:r>
+      <w:r>
+        <w:rPr>
+          <w:rFonts w:ascii="Arial" w:hAnsi="Arial" w:eastAsia="Arial" w:cs="Arial"/>
+          <w:b/>
+          <w:i w:val="0"/>
+          <w:color w:val="000000"/>
+          <w:sz w:val="18"/>
+          <w:highlight w:val="lightGray"/>
+        </w:rPr>
+        <w:t xml:space="preserve"> </w:t>
+      </w:r>
+      <w:r>
+        <w:rPr>
+          <w:rFonts w:ascii="Arial" w:hAnsi="Arial" w:eastAsia="Arial" w:cs="Arial"/>
+          <w:b/>
+          <w:i w:val="0"/>
+          <w:color w:val="000000"/>
+          <w:sz w:val="18"/>
+          <w:highlight w:val="lightGray"/>
+        </w:rPr>
+        <w:t>P</w:t>
+      </w:r>
+      <w:r>
+        <w:rPr>
+          <w:rFonts w:ascii="Arial" w:hAnsi="Arial" w:eastAsia="Arial" w:cs="Arial"/>
+          <w:b/>
+          <w:i w:val="0"/>
+          <w:color w:val="000000"/>
+          <w:sz w:val="18"/>
+          <w:highlight w:val="lightGray"/>
+        </w:rPr>
+        <w:t>r</w:t>
+      </w:r>
+      <w:r>
+        <w:rPr>
+          <w:rFonts w:ascii="Arial" w:hAnsi="Arial" w:eastAsia="Arial" w:cs="Arial"/>
+          <w:b/>
+          <w:i w:val="0"/>
+          <w:color w:val="000000"/>
+          <w:sz w:val="18"/>
+          <w:highlight w:val="lightGray"/>
+        </w:rPr>
+        <w:t>o</w:t>
+      </w:r>
+      <w:r>
+        <w:rPr>
+          <w:rFonts w:ascii="Arial" w:hAnsi="Arial" w:eastAsia="Arial" w:cs="Arial"/>
+          <w:b/>
+          <w:i w:val="0"/>
+          <w:color w:val="000000"/>
+          <w:sz w:val="18"/>
+          <w:highlight w:val="lightGray"/>
+        </w:rPr>
+        <w:t>v</w:t>
+      </w:r>
+      <w:r>
+        <w:rPr>
+          <w:rFonts w:ascii="Arial" w:hAnsi="Arial" w:eastAsia="Arial" w:cs="Arial"/>
+          <w:b/>
+          <w:i w:val="0"/>
+          <w:color w:val="000000"/>
+          <w:sz w:val="18"/>
+          <w:highlight w:val="lightGray"/>
+        </w:rPr>
+        <w:t>i</w:t>
+      </w:r>
+      <w:r>
+        <w:rPr>
+          <w:rFonts w:ascii="Arial" w:hAnsi="Arial" w:eastAsia="Arial" w:cs="Arial"/>
+          <w:b/>
+          <w:i w:val="0"/>
+          <w:color w:val="000000"/>
+          <w:sz w:val="18"/>
+          <w:highlight w:val="lightGray"/>
+        </w:rPr>
+        <w:t>d</w:t>
+      </w:r>
+      <w:r>
+        <w:rPr>
+          <w:rFonts w:ascii="Arial" w:hAnsi="Arial" w:eastAsia="Arial" w:cs="Arial"/>
+          <w:b/>
+          <w:i w:val="0"/>
+          <w:color w:val="000000"/>
+          <w:sz w:val="18"/>
+          <w:highlight w:val="lightGray"/>
+        </w:rPr>
+        <w:t>e</w:t>
+      </w:r>
+      <w:r>
+        <w:rPr>
+          <w:rFonts w:ascii="Arial" w:hAnsi="Arial" w:eastAsia="Arial" w:cs="Arial"/>
+          <w:b/>
+          <w:i w:val="0"/>
+          <w:color w:val="000000"/>
+          <w:sz w:val="18"/>
+          <w:highlight w:val="lightGray"/>
+        </w:rPr>
+        <w:t>d</w:t>
+      </w:r>
+      <w:r>
+        <w:rPr>
+          <w:rFonts w:ascii="Arial" w:hAnsi="Arial" w:eastAsia="Arial" w:cs="Arial"/>
+          <w:b/>
+          <w:i w:val="0"/>
+          <w:color w:val="000000"/>
+          <w:sz w:val="18"/>
+          <w:highlight w:val="lightGray"/>
+        </w:rPr>
+        <w:t xml:space="preserve"> </w:t>
+      </w:r>
+      <w:r>
+        <w:rPr>
+          <w:rFonts w:ascii="Arial" w:hAnsi="Arial" w:eastAsia="Arial" w:cs="Arial"/>
+          <w:b/>
+          <w:i w:val="0"/>
+          <w:color w:val="000000"/>
+          <w:sz w:val="18"/>
+          <w:highlight w:val="lightGray"/>
+        </w:rPr>
+        <w:t>b</w:t>
+      </w:r>
+      <w:r>
+        <w:rPr>
+          <w:rFonts w:ascii="Arial" w:hAnsi="Arial" w:eastAsia="Arial" w:cs="Arial"/>
+          <w:b/>
+          <w:i w:val="0"/>
+          <w:color w:val="000000"/>
+          <w:sz w:val="18"/>
+          <w:highlight w:val="lightGray"/>
+        </w:rPr>
+        <w:t>y</w:t>
+      </w:r>
+      <w:r>
+        <w:rPr>
+          <w:rFonts w:ascii="Arial" w:hAnsi="Arial" w:eastAsia="Arial" w:cs="Arial"/>
+          <w:b/>
+          <w:i w:val="0"/>
+          <w:color w:val="000000"/>
+          <w:sz w:val="18"/>
+          <w:highlight w:val="lightGray"/>
+        </w:rPr>
+        <w:t>:</w:t>
+      </w:r>
+      <w:r>
+        <w:rPr>
+          <w:rFonts w:ascii="Arial" w:hAnsi="Arial" w:eastAsia="Arial" w:cs="Arial"/>
+          <w:b/>
+          <w:i w:val="0"/>
+          <w:color w:val="000000"/>
+          <w:sz w:val="18"/>
+          <w:highlight w:val="lightGray"/>
+        </w:rPr>
+        <w:t xml:space="preserve"> </w:t>
+      </w:r>
+      <w:r>
+        <w:rPr>
+          <w:rFonts w:ascii="Arial" w:hAnsi="Arial" w:eastAsia="Arial" w:cs="Arial"/>
+          <w:b/>
+          <w:i w:val="0"/>
+          <w:color w:val="000000"/>
+          <w:sz w:val="18"/>
+          <w:highlight w:val="lightGray"/>
+        </w:rPr>
+        <w:t>[</w:t>
+      </w:r>
+      <w:r>
+        <w:rPr>
+          <w:rFonts w:ascii="Arial" w:hAnsi="Arial" w:eastAsia="Arial" w:cs="Arial"/>
+          <w:b/>
+          <w:i w:val="0"/>
+          <w:color w:val="000000"/>
+          <w:sz w:val="18"/>
+          <w:highlight w:val="lightGray"/>
+        </w:rPr>
+        <w:t>D</w:t>
+      </w:r>
+      <w:r>
+        <w:rPr>
+          <w:rFonts w:ascii="Arial" w:hAnsi="Arial" w:eastAsia="Arial" w:cs="Arial"/>
+          <w:b/>
+          <w:i w:val="0"/>
+          <w:color w:val="000000"/>
+          <w:sz w:val="18"/>
+          <w:highlight w:val="lightGray"/>
+        </w:rPr>
+        <w:t>a</w:t>
+      </w:r>
+      <w:r>
+        <w:rPr>
+          <w:rFonts w:ascii="Arial" w:hAnsi="Arial" w:eastAsia="Arial" w:cs="Arial"/>
+          <w:b/>
+          <w:i w:val="0"/>
+          <w:color w:val="000000"/>
+          <w:sz w:val="18"/>
+          <w:highlight w:val="lightGray"/>
+        </w:rPr>
+        <w:t>t</w:t>
+      </w:r>
+      <w:r>
+        <w:rPr>
+          <w:rFonts w:ascii="Arial" w:hAnsi="Arial" w:eastAsia="Arial" w:cs="Arial"/>
+          <w:b/>
+          <w:i w:val="0"/>
+          <w:color w:val="000000"/>
+          <w:sz w:val="18"/>
+          <w:highlight w:val="lightGray"/>
+        </w:rPr>
+        <w:t>a</w:t>
+      </w:r>
+      <w:r>
+        <w:rPr>
+          <w:rFonts w:ascii="Arial" w:hAnsi="Arial" w:eastAsia="Arial" w:cs="Arial"/>
+          <w:b/>
+          <w:i w:val="0"/>
+          <w:color w:val="000000"/>
+          <w:sz w:val="18"/>
+          <w:highlight w:val="lightGray"/>
+        </w:rPr>
+        <w:t xml:space="preserve"> </w:t>
+      </w:r>
+      <w:r>
+        <w:rPr>
+          <w:rFonts w:ascii="Arial" w:hAnsi="Arial" w:eastAsia="Arial" w:cs="Arial"/>
+          <w:b/>
+          <w:i w:val="0"/>
+          <w:color w:val="000000"/>
+          <w:sz w:val="18"/>
+          <w:highlight w:val="lightGray"/>
+        </w:rPr>
+        <w:t>P</w:t>
+      </w:r>
+      <w:r>
+        <w:rPr>
+          <w:rFonts w:ascii="Arial" w:hAnsi="Arial" w:eastAsia="Arial" w:cs="Arial"/>
+          <w:b/>
+          <w:i w:val="0"/>
+          <w:color w:val="000000"/>
+          <w:sz w:val="18"/>
+          <w:highlight w:val="lightGray"/>
+        </w:rPr>
+        <w:t>a</w:t>
+      </w:r>
+      <w:r>
+        <w:rPr>
+          <w:rFonts w:ascii="Arial" w:hAnsi="Arial" w:eastAsia="Arial" w:cs="Arial"/>
+          <w:b/>
+          <w:i w:val="0"/>
+          <w:color w:val="000000"/>
+          <w:sz w:val="18"/>
+          <w:highlight w:val="lightGray"/>
+        </w:rPr>
+        <w:t>t</w:t>
+      </w:r>
+      <w:r>
+        <w:rPr>
+          <w:rFonts w:ascii="Arial" w:hAnsi="Arial" w:eastAsia="Arial" w:cs="Arial"/>
+          <w:b/>
+          <w:i w:val="0"/>
+          <w:color w:val="000000"/>
+          <w:sz w:val="18"/>
+          <w:highlight w:val="lightGray"/>
+        </w:rPr>
+        <w:t>h</w:t>
+      </w:r>
+      <w:r>
+        <w:rPr>
+          <w:rFonts w:ascii="Arial" w:hAnsi="Arial" w:eastAsia="Arial" w:cs="Arial"/>
+          <w:b w:val="0"/>
+          <w:i w:val="0"/>
+          <w:color w:val="000000"/>
+          <w:sz w:val="18"/>
+          <w:highlight w:val="lightGray"/>
+        </w:rPr>
+        <w:t>:</w:t>
+      </w:r>
+      <w:r>
+        <w:rPr>
+          <w:rFonts w:ascii="Arial" w:hAnsi="Arial" w:eastAsia="Arial" w:cs="Arial"/>
+          <w:b w:val="0"/>
+          <w:i w:val="0"/>
+          <w:color w:val="000000"/>
+          <w:sz w:val="18"/>
+          <w:highlight w:val="lightGray"/>
+        </w:rPr>
+        <w:t xml:space="preserve"> </w:t>
+      </w:r>
+      <w:r>
+        <w:rPr>
+          <w:rFonts w:ascii="Arial" w:hAnsi="Arial" w:eastAsia="Arial" w:cs="Arial"/>
+          <w:b w:val="0"/>
+          <w:i w:val="0"/>
+          <w:color w:val="000000"/>
+          <w:sz w:val="18"/>
+          <w:highlight w:val="lightGray"/>
+        </w:rPr>
+        <w:t>P</w:t>
+      </w:r>
+      <w:r>
+        <w:rPr>
+          <w:rFonts w:ascii="Arial" w:hAnsi="Arial" w:eastAsia="Arial" w:cs="Arial"/>
+          <w:b w:val="0"/>
+          <w:i w:val="0"/>
+          <w:color w:val="000000"/>
+          <w:sz w:val="18"/>
+          <w:highlight w:val="lightGray"/>
+        </w:rPr>
+        <w:t>e</w:t>
+      </w:r>
+      <w:r>
+        <w:rPr>
+          <w:rFonts w:ascii="Arial" w:hAnsi="Arial" w:eastAsia="Arial" w:cs="Arial"/>
+          <w:b w:val="0"/>
+          <w:i w:val="0"/>
+          <w:color w:val="000000"/>
+          <w:sz w:val="18"/>
+          <w:highlight w:val="lightGray"/>
+        </w:rPr>
+        <w:t>r</w:t>
+      </w:r>
+      <w:r>
+        <w:rPr>
+          <w:rFonts w:ascii="Arial" w:hAnsi="Arial" w:eastAsia="Arial" w:cs="Arial"/>
+          <w:b w:val="0"/>
+          <w:i w:val="0"/>
+          <w:color w:val="000000"/>
+          <w:sz w:val="18"/>
+          <w:highlight w:val="lightGray"/>
+        </w:rPr>
+        <w:t>s</w:t>
+      </w:r>
+      <w:r>
+        <w:rPr>
+          <w:rFonts w:ascii="Arial" w:hAnsi="Arial" w:eastAsia="Arial" w:cs="Arial"/>
+          <w:b w:val="0"/>
+          <w:i w:val="0"/>
+          <w:color w:val="000000"/>
+          <w:sz w:val="18"/>
+          <w:highlight w:val="lightGray"/>
+        </w:rPr>
+        <w:t>o</w:t>
+      </w:r>
+      <w:r>
+        <w:rPr>
+          <w:rFonts w:ascii="Arial" w:hAnsi="Arial" w:eastAsia="Arial" w:cs="Arial"/>
+          <w:b w:val="0"/>
+          <w:i w:val="0"/>
+          <w:color w:val="000000"/>
+          <w:sz w:val="18"/>
+          <w:highlight w:val="lightGray"/>
+        </w:rPr>
+        <w:t>n</w:t>
+      </w:r>
+      <w:r>
+        <w:rPr>
+          <w:rFonts w:ascii="Arial" w:hAnsi="Arial" w:eastAsia="Arial" w:cs="Arial"/>
+          <w:b w:val="0"/>
+          <w:i w:val="0"/>
+          <w:color w:val="000000"/>
+          <w:sz w:val="18"/>
+          <w:highlight w:val="lightGray"/>
+        </w:rPr>
+        <w:t>s</w:t>
+      </w:r>
+      <w:r>
+        <w:rPr>
+          <w:rFonts w:ascii="Arial" w:hAnsi="Arial" w:eastAsia="Arial" w:cs="Arial"/>
+          <w:b w:val="0"/>
+          <w:i w:val="0"/>
+          <w:color w:val="000000"/>
+          <w:sz w:val="18"/>
+          <w:highlight w:val="lightGray"/>
+        </w:rPr>
+        <w:t xml:space="preserve"> </w:t>
+      </w:r>
+      <w:r>
+        <w:rPr>
+          <w:rFonts w:ascii="Arial" w:hAnsi="Arial" w:eastAsia="Arial" w:cs="Arial"/>
+          <w:b w:val="0"/>
+          <w:i w:val="0"/>
+          <w:color w:val="000000"/>
+          <w:sz w:val="18"/>
+          <w:highlight w:val="lightGray"/>
+        </w:rPr>
+        <w:t>T</w:t>
+      </w:r>
+      <w:r>
+        <w:rPr>
+          <w:rFonts w:ascii="Arial" w:hAnsi="Arial" w:eastAsia="Arial" w:cs="Arial"/>
+          <w:b w:val="0"/>
+          <w:i w:val="0"/>
+          <w:color w:val="000000"/>
+          <w:sz w:val="18"/>
+          <w:highlight w:val="lightGray"/>
+        </w:rPr>
+        <w:t>a</w:t>
+      </w:r>
+      <w:r>
+        <w:rPr>
+          <w:rFonts w:ascii="Arial" w:hAnsi="Arial" w:eastAsia="Arial" w:cs="Arial"/>
+          <w:b w:val="0"/>
+          <w:i w:val="0"/>
+          <w:color w:val="000000"/>
+          <w:sz w:val="18"/>
+          <w:highlight w:val="lightGray"/>
+        </w:rPr>
+        <w:t>b</w:t>
+      </w:r>
+      <w:r>
+        <w:rPr>
+          <w:rFonts w:ascii="Arial" w:hAnsi="Arial" w:eastAsia="Arial" w:cs="Arial"/>
+          <w:b w:val="0"/>
+          <w:i w:val="0"/>
+          <w:color w:val="000000"/>
+          <w:sz w:val="18"/>
+          <w:highlight w:val="lightGray"/>
+        </w:rPr>
+        <w:t>l</w:t>
+      </w:r>
+      <w:r>
+        <w:rPr>
+          <w:rFonts w:ascii="Arial" w:hAnsi="Arial" w:eastAsia="Arial" w:cs="Arial"/>
+          <w:b w:val="0"/>
+          <w:i w:val="0"/>
+          <w:color w:val="000000"/>
+          <w:sz w:val="18"/>
+          <w:highlight w:val="lightGray"/>
+        </w:rPr>
+        <w:t>e</w:t>
+      </w:r>
+      <w:r>
+        <w:rPr>
+          <w:rFonts w:ascii="Arial" w:hAnsi="Arial" w:eastAsia="Arial" w:cs="Arial"/>
+          <w:b w:val="0"/>
+          <w:i w:val="0"/>
+          <w:color w:val="000000"/>
+          <w:sz w:val="18"/>
+          <w:highlight w:val="lightGray"/>
+        </w:rPr>
+        <w:t xml:space="preserve"> </w:t>
+      </w:r>
+      <w:r>
+        <w:rPr>
+          <w:rFonts w:ascii="Arial" w:hAnsi="Arial" w:eastAsia="Arial" w:cs="Arial"/>
+          <w:b w:val="0"/>
+          <w:i w:val="0"/>
+          <w:color w:val="000000"/>
+          <w:sz w:val="18"/>
+          <w:highlight w:val="lightGray"/>
+        </w:rPr>
+        <w:t>-</w:t>
+      </w:r>
+      <w:r>
+        <w:rPr>
+          <w:rFonts w:ascii="Arial" w:hAnsi="Arial" w:eastAsia="Arial" w:cs="Arial"/>
+          <w:b w:val="0"/>
+          <w:i w:val="0"/>
+          <w:color w:val="000000"/>
+          <w:sz w:val="18"/>
+          <w:highlight w:val="lightGray"/>
+        </w:rPr>
+        <w:t>&gt;</w:t>
+      </w:r>
+      <w:r>
+        <w:rPr>
+          <w:rFonts w:ascii="Arial" w:hAnsi="Arial" w:eastAsia="Arial" w:cs="Arial"/>
+          <w:b w:val="0"/>
+          <w:i w:val="0"/>
+          <w:color w:val="000000"/>
+          <w:sz w:val="18"/>
+          <w:highlight w:val="lightGray"/>
+        </w:rPr>
+        <w:t xml:space="preserve"> </w:t>
+      </w:r>
+      <w:r>
+        <w:rPr>
+          <w:rFonts w:ascii="Arial" w:hAnsi="Arial" w:eastAsia="Arial" w:cs="Arial"/>
+          <w:b w:val="0"/>
+          <w:i w:val="0"/>
+          <w:color w:val="000000"/>
+          <w:sz w:val="18"/>
+          <w:highlight w:val="lightGray"/>
+        </w:rPr>
+        <w:t>I</w:t>
+      </w:r>
+      <w:r>
+        <w:rPr>
+          <w:rFonts w:ascii="Arial" w:hAnsi="Arial" w:eastAsia="Arial" w:cs="Arial"/>
+          <w:b w:val="0"/>
+          <w:i w:val="0"/>
+          <w:color w:val="000000"/>
+          <w:sz w:val="18"/>
+          <w:highlight w:val="lightGray"/>
+        </w:rPr>
+        <w:t>D</w:t>
+      </w:r>
+      <w:r>
+        <w:rPr>
+          <w:rFonts w:ascii="Arial" w:hAnsi="Arial" w:eastAsia="Arial" w:cs="Arial"/>
+          <w:b w:val="0"/>
+          <w:i w:val="0"/>
+          <w:color w:val="000000"/>
+          <w:sz w:val="18"/>
+          <w:highlight w:val="lightGray"/>
+        </w:rPr>
+        <w:t xml:space="preserve"> </w:t>
+      </w:r>
+      <w:r>
+        <w:rPr>
+          <w:rFonts w:ascii="Arial" w:hAnsi="Arial" w:eastAsia="Arial" w:cs="Arial"/>
+          <w:b w:val="0"/>
+          <w:i w:val="0"/>
+          <w:color w:val="000000"/>
+          <w:sz w:val="18"/>
+          <w:highlight w:val="lightGray"/>
+        </w:rPr>
+        <w:t>C</w:t>
+      </w:r>
+      <w:r>
+        <w:rPr>
+          <w:rFonts w:ascii="Arial" w:hAnsi="Arial" w:eastAsia="Arial" w:cs="Arial"/>
+          <w:b w:val="0"/>
+          <w:i w:val="0"/>
+          <w:color w:val="000000"/>
+          <w:sz w:val="18"/>
+          <w:highlight w:val="lightGray"/>
+        </w:rPr>
+        <w:t>o</w:t>
+      </w:r>
+      <w:r>
+        <w:rPr>
+          <w:rFonts w:ascii="Arial" w:hAnsi="Arial" w:eastAsia="Arial" w:cs="Arial"/>
+          <w:b w:val="0"/>
+          <w:i w:val="0"/>
+          <w:color w:val="000000"/>
+          <w:sz w:val="18"/>
+          <w:highlight w:val="lightGray"/>
+        </w:rPr>
+        <w:t>l</w:t>
+      </w:r>
+      <w:r>
+        <w:rPr>
+          <w:rFonts w:ascii="Arial" w:hAnsi="Arial" w:eastAsia="Arial" w:cs="Arial"/>
+          <w:b w:val="0"/>
+          <w:i w:val="0"/>
+          <w:color w:val="000000"/>
+          <w:sz w:val="18"/>
+          <w:highlight w:val="lightGray"/>
+        </w:rPr>
+        <w:t>u</w:t>
+      </w:r>
+      <w:r>
+        <w:rPr>
+          <w:rFonts w:ascii="Arial" w:hAnsi="Arial" w:eastAsia="Arial" w:cs="Arial"/>
+          <w:b w:val="0"/>
+          <w:i w:val="0"/>
+          <w:color w:val="000000"/>
+          <w:sz w:val="18"/>
+          <w:highlight w:val="lightGray"/>
+        </w:rPr>
+        <w:t>m</w:t>
+      </w:r>
+      <w:r>
+        <w:rPr>
+          <w:rFonts w:ascii="Arial" w:hAnsi="Arial" w:eastAsia="Arial" w:cs="Arial"/>
+          <w:b w:val="0"/>
+          <w:i w:val="0"/>
+          <w:color w:val="000000"/>
+          <w:sz w:val="18"/>
+          <w:highlight w:val="lightGray"/>
+        </w:rPr>
+        <w:t>n</w:t>
+      </w:r>
+      <w:r>
+        <w:rPr>
+          <w:rFonts w:ascii="Arial" w:hAnsi="Arial" w:eastAsia="Arial" w:cs="Arial"/>
+          <w:b w:val="0"/>
+          <w:i w:val="0"/>
+          <w:color w:val="000000"/>
+          <w:sz w:val="18"/>
+          <w:highlight w:val="lightGray"/>
+        </w:rPr>
+        <w:t>:</w:t>
+      </w:r>
+      <w:r>
+        <w:rPr>
+          <w:rFonts w:ascii="Arial" w:hAnsi="Arial" w:eastAsia="Arial" w:cs="Arial"/>
+          <w:b w:val="0"/>
+          <w:i w:val="0"/>
+          <w:color w:val="000000"/>
+          <w:sz w:val="18"/>
+          <w:highlight w:val="lightGray"/>
+        </w:rPr>
+        <w:t xml:space="preserve"> </w:t>
+      </w:r>
+      <w:r>
+        <w:rPr>
+          <w:rFonts w:ascii="Arial" w:hAnsi="Arial" w:eastAsia="Arial" w:cs="Arial"/>
+          <w:b w:val="0"/>
+          <w:i w:val="0"/>
+          <w:color w:val="000000"/>
+          <w:sz w:val="18"/>
+          <w:highlight w:val="lightGray"/>
+        </w:rPr>
+        <w:t>1</w:t>
+      </w:r>
+      <w:r>
+        <w:rPr>
+          <w:rFonts w:ascii="Arial" w:hAnsi="Arial" w:eastAsia="Arial" w:cs="Arial"/>
+          <w:b w:val="0"/>
+          <w:i w:val="0"/>
+          <w:color w:val="000000"/>
+          <w:sz w:val="18"/>
+          <w:highlight w:val="lightGray"/>
+        </w:rPr>
+        <w:t>,</w:t>
+      </w:r>
+      <w:r>
+        <w:rPr>
+          <w:rFonts w:ascii="Arial" w:hAnsi="Arial" w:eastAsia="Arial" w:cs="Arial"/>
+          <w:b w:val="0"/>
+          <w:i w:val="0"/>
+          <w:color w:val="000000"/>
+          <w:sz w:val="18"/>
+          <w:highlight w:val="lightGray"/>
+        </w:rPr>
+        <w:t xml:space="preserve"> </w:t>
+      </w:r>
+      <w:r>
+        <w:rPr>
+          <w:rFonts w:ascii="Arial" w:hAnsi="Arial" w:eastAsia="Arial" w:cs="Arial"/>
+          <w:b w:val="0"/>
+          <w:i w:val="0"/>
+          <w:color w:val="000000"/>
+          <w:sz w:val="18"/>
+          <w:highlight w:val="lightGray"/>
+        </w:rPr>
+        <w:t>N</w:t>
+      </w:r>
+      <w:r>
+        <w:rPr>
+          <w:rFonts w:ascii="Arial" w:hAnsi="Arial" w:eastAsia="Arial" w:cs="Arial"/>
+          <w:b w:val="0"/>
+          <w:i w:val="0"/>
+          <w:color w:val="000000"/>
+          <w:sz w:val="18"/>
+          <w:highlight w:val="lightGray"/>
+        </w:rPr>
+        <w:t>a</w:t>
+      </w:r>
+      <w:r>
+        <w:rPr>
+          <w:rFonts w:ascii="Arial" w:hAnsi="Arial" w:eastAsia="Arial" w:cs="Arial"/>
+          <w:b w:val="0"/>
+          <w:i w:val="0"/>
+          <w:color w:val="000000"/>
+          <w:sz w:val="18"/>
+          <w:highlight w:val="lightGray"/>
+        </w:rPr>
+        <w:t>m</w:t>
+      </w:r>
+      <w:r>
+        <w:rPr>
+          <w:rFonts w:ascii="Arial" w:hAnsi="Arial" w:eastAsia="Arial" w:cs="Arial"/>
+          <w:b w:val="0"/>
+          <w:i w:val="0"/>
+          <w:color w:val="000000"/>
+          <w:sz w:val="18"/>
+          <w:highlight w:val="lightGray"/>
+        </w:rPr>
+        <w:t>e</w:t>
+      </w:r>
+      <w:r>
+        <w:rPr>
+          <w:rFonts w:ascii="Arial" w:hAnsi="Arial" w:eastAsia="Arial" w:cs="Arial"/>
+          <w:b w:val="0"/>
+          <w:i w:val="0"/>
+          <w:color w:val="000000"/>
+          <w:sz w:val="18"/>
+          <w:highlight w:val="lightGray"/>
+        </w:rPr>
+        <w:t>_</w:t>
+      </w:r>
+      <w:r>
+        <w:rPr>
+          <w:rFonts w:ascii="Arial" w:hAnsi="Arial" w:eastAsia="Arial" w:cs="Arial"/>
+          <w:b w:val="0"/>
+          <w:i w:val="0"/>
+          <w:color w:val="000000"/>
+          <w:sz w:val="18"/>
+          <w:highlight w:val="lightGray"/>
+        </w:rPr>
+        <w:t>E</w:t>
+      </w:r>
+      <w:r>
+        <w:rPr>
+          <w:rFonts w:ascii="Arial" w:hAnsi="Arial" w:eastAsia="Arial" w:cs="Arial"/>
+          <w:b w:val="0"/>
+          <w:i w:val="0"/>
+          <w:color w:val="000000"/>
+          <w:sz w:val="18"/>
+          <w:highlight w:val="lightGray"/>
+        </w:rPr>
+        <w:t>n</w:t>
+      </w:r>
+      <w:r>
+        <w:rPr>
+          <w:rFonts w:ascii="Arial" w:hAnsi="Arial" w:eastAsia="Arial" w:cs="Arial"/>
+          <w:b w:val="0"/>
+          <w:i w:val="0"/>
+          <w:color w:val="000000"/>
+          <w:sz w:val="18"/>
+          <w:highlight w:val="lightGray"/>
+        </w:rPr>
+        <w:t xml:space="preserve"> </w:t>
+      </w:r>
+      <w:r>
+        <w:rPr>
+          <w:rFonts w:ascii="Arial" w:hAnsi="Arial" w:eastAsia="Arial" w:cs="Arial"/>
+          <w:b w:val="0"/>
+          <w:i w:val="0"/>
+          <w:color w:val="000000"/>
+          <w:sz w:val="18"/>
+          <w:highlight w:val="lightGray"/>
+        </w:rPr>
+        <w:t>C</w:t>
+      </w:r>
+      <w:r>
+        <w:rPr>
+          <w:rFonts w:ascii="Arial" w:hAnsi="Arial" w:eastAsia="Arial" w:cs="Arial"/>
+          <w:b w:val="0"/>
+          <w:i w:val="0"/>
+          <w:color w:val="000000"/>
+          <w:sz w:val="18"/>
+          <w:highlight w:val="lightGray"/>
+        </w:rPr>
+        <w:t>o</w:t>
+      </w:r>
+      <w:r>
+        <w:rPr>
+          <w:rFonts w:ascii="Arial" w:hAnsi="Arial" w:eastAsia="Arial" w:cs="Arial"/>
+          <w:b w:val="0"/>
+          <w:i w:val="0"/>
+          <w:color w:val="000000"/>
+          <w:sz w:val="18"/>
+          <w:highlight w:val="lightGray"/>
+        </w:rPr>
+        <w:t>l</w:t>
+      </w:r>
+      <w:r>
+        <w:rPr>
+          <w:rFonts w:ascii="Arial" w:hAnsi="Arial" w:eastAsia="Arial" w:cs="Arial"/>
+          <w:b w:val="0"/>
+          <w:i w:val="0"/>
+          <w:color w:val="000000"/>
+          <w:sz w:val="18"/>
+          <w:highlight w:val="lightGray"/>
+        </w:rPr>
+        <w:t>u</w:t>
+      </w:r>
+      <w:r>
+        <w:rPr>
+          <w:rFonts w:ascii="Arial" w:hAnsi="Arial" w:eastAsia="Arial" w:cs="Arial"/>
+          <w:b w:val="0"/>
+          <w:i w:val="0"/>
+          <w:color w:val="000000"/>
+          <w:sz w:val="18"/>
+          <w:highlight w:val="lightGray"/>
+        </w:rPr>
+        <w:t>m</w:t>
+      </w:r>
+      <w:r>
+        <w:rPr>
+          <w:rFonts w:ascii="Arial" w:hAnsi="Arial" w:eastAsia="Arial" w:cs="Arial"/>
+          <w:b w:val="0"/>
+          <w:i w:val="0"/>
+          <w:color w:val="000000"/>
+          <w:sz w:val="18"/>
+          <w:highlight w:val="lightGray"/>
+        </w:rPr>
+        <w:t>n</w:t>
+      </w:r>
+      <w:r>
+        <w:rPr>
+          <w:rFonts w:ascii="Arial" w:hAnsi="Arial" w:eastAsia="Arial" w:cs="Arial"/>
+          <w:b w:val="0"/>
+          <w:i w:val="0"/>
+          <w:color w:val="000000"/>
+          <w:sz w:val="18"/>
+          <w:highlight w:val="lightGray"/>
+        </w:rPr>
+        <w:t>:</w:t>
+      </w:r>
+      <w:r>
+        <w:rPr>
+          <w:rFonts w:ascii="Arial" w:hAnsi="Arial" w:eastAsia="Arial" w:cs="Arial"/>
+          <w:b w:val="0"/>
+          <w:i w:val="0"/>
+          <w:color w:val="000000"/>
+          <w:sz w:val="18"/>
+          <w:highlight w:val="lightGray"/>
+        </w:rPr>
+        <w:t xml:space="preserve"> </w:t>
+      </w:r>
+      <w:r>
+        <w:rPr>
+          <w:rFonts w:ascii="Arial" w:hAnsi="Arial" w:eastAsia="Arial" w:cs="Arial"/>
+          <w:b w:val="0"/>
+          <w:i w:val="0"/>
+          <w:color w:val="000000"/>
+          <w:sz w:val="18"/>
+          <w:highlight w:val="lightGray"/>
+        </w:rPr>
+        <w:t>M</w:t>
+      </w:r>
+      <w:r>
+        <w:rPr>
+          <w:rFonts w:ascii="Arial" w:hAnsi="Arial" w:eastAsia="Arial" w:cs="Arial"/>
+          <w:b w:val="0"/>
+          <w:i w:val="0"/>
+          <w:color w:val="000000"/>
+          <w:sz w:val="18"/>
+          <w:highlight w:val="lightGray"/>
+        </w:rPr>
+        <w:t>o</w:t>
+      </w:r>
+      <w:r>
+        <w:rPr>
+          <w:rFonts w:ascii="Arial" w:hAnsi="Arial" w:eastAsia="Arial" w:cs="Arial"/>
+          <w:b w:val="0"/>
+          <w:i w:val="0"/>
+          <w:color w:val="000000"/>
+          <w:sz w:val="18"/>
+          <w:highlight w:val="lightGray"/>
+        </w:rPr>
+        <w:t>t</w:t>
+      </w:r>
+      <w:r>
+        <w:rPr>
+          <w:rFonts w:ascii="Arial" w:hAnsi="Arial" w:eastAsia="Arial" w:cs="Arial"/>
+          <w:b w:val="0"/>
+          <w:i w:val="0"/>
+          <w:color w:val="000000"/>
+          <w:sz w:val="18"/>
+          <w:highlight w:val="lightGray"/>
+        </w:rPr>
+        <w:t>a</w:t>
+      </w:r>
+      <w:r>
+        <w:rPr>
+          <w:rFonts w:ascii="Arial" w:hAnsi="Arial" w:eastAsia="Arial" w:cs="Arial"/>
+          <w:b w:val="0"/>
+          <w:i w:val="0"/>
+          <w:color w:val="000000"/>
+          <w:sz w:val="18"/>
+          <w:highlight w:val="lightGray"/>
+        </w:rPr>
+        <w:t>s</w:t>
+      </w:r>
+      <w:r>
+        <w:rPr>
+          <w:rFonts w:ascii="Arial" w:hAnsi="Arial" w:eastAsia="Arial" w:cs="Arial"/>
+          <w:b w:val="0"/>
+          <w:i w:val="0"/>
+          <w:color w:val="000000"/>
+          <w:sz w:val="18"/>
+          <w:highlight w:val="lightGray"/>
+        </w:rPr>
+        <w:t>e</w:t>
+      </w:r>
+      <w:r>
+        <w:rPr>
+          <w:rFonts w:ascii="Arial" w:hAnsi="Arial" w:eastAsia="Arial" w:cs="Arial"/>
+          <w:b w:val="0"/>
+          <w:i w:val="0"/>
+          <w:color w:val="000000"/>
+          <w:sz w:val="18"/>
+          <w:highlight w:val="lightGray"/>
+        </w:rPr>
+        <w:t>m</w:t>
+      </w:r>
+      <w:r>
+        <w:rPr>
+          <w:rFonts w:ascii="Arial" w:hAnsi="Arial" w:eastAsia="Arial" w:cs="Arial"/>
+          <w:b w:val="0"/>
+          <w:i w:val="0"/>
+          <w:color w:val="000000"/>
+          <w:sz w:val="18"/>
+          <w:highlight w:val="lightGray"/>
+        </w:rPr>
+        <w:t xml:space="preserve"> </w:t>
+      </w:r>
+      <w:r>
+        <w:rPr>
+          <w:rFonts w:ascii="Arial" w:hAnsi="Arial" w:eastAsia="Arial" w:cs="Arial"/>
+          <w:b w:val="0"/>
+          <w:i w:val="0"/>
+          <w:color w:val="000000"/>
+          <w:sz w:val="18"/>
+          <w:highlight w:val="lightGray"/>
+        </w:rPr>
+        <w:t>E</w:t>
+      </w:r>
+      <w:r>
+        <w:rPr>
+          <w:rFonts w:ascii="Arial" w:hAnsi="Arial" w:eastAsia="Arial" w:cs="Arial"/>
+          <w:b w:val="0"/>
+          <w:i w:val="0"/>
+          <w:color w:val="000000"/>
+          <w:sz w:val="18"/>
+          <w:highlight w:val="lightGray"/>
+        </w:rPr>
+        <w:t>s</w:t>
+      </w:r>
+      <w:r>
+        <w:rPr>
+          <w:rFonts w:ascii="Arial" w:hAnsi="Arial" w:eastAsia="Arial" w:cs="Arial"/>
+          <w:b w:val="0"/>
+          <w:i w:val="0"/>
+          <w:color w:val="000000"/>
+          <w:sz w:val="18"/>
+          <w:highlight w:val="lightGray"/>
+        </w:rPr>
+        <w:t>s</w:t>
+      </w:r>
+      <w:r>
+        <w:rPr>
+          <w:rFonts w:ascii="Arial" w:hAnsi="Arial" w:eastAsia="Arial" w:cs="Arial"/>
+          <w:b w:val="0"/>
+          <w:i w:val="0"/>
+          <w:color w:val="000000"/>
+          <w:sz w:val="18"/>
+          <w:highlight w:val="lightGray"/>
+        </w:rPr>
+        <w:t>a</w:t>
+      </w:r>
+      <w:r>
+        <w:rPr>
+          <w:rFonts w:ascii="Arial" w:hAnsi="Arial" w:eastAsia="Arial" w:cs="Arial"/>
+          <w:b w:val="0"/>
+          <w:i w:val="0"/>
+          <w:color w:val="000000"/>
+          <w:sz w:val="18"/>
+          <w:highlight w:val="lightGray"/>
+        </w:rPr>
+        <w:t>m</w:t>
+      </w:r>
+      <w:r>
+        <w:rPr>
+          <w:rFonts w:ascii="Arial" w:hAnsi="Arial" w:eastAsia="Arial" w:cs="Arial"/>
+          <w:b w:val="0"/>
+          <w:i w:val="0"/>
+          <w:color w:val="000000"/>
+          <w:sz w:val="18"/>
+          <w:highlight w:val="lightGray"/>
+        </w:rPr>
+        <w:t>]</w:t>
+      </w:r>
+      <w:r>
+        <w:rPr>
+          <w:rFonts w:ascii="Arial" w:hAnsi="Arial" w:eastAsia="Arial" w:cs="Arial"/>
+          <w:b w:val="0"/>
+          <w:i w:val="0"/>
+          <w:color w:val="000000"/>
+          <w:sz w:val="18"/>
+          <w:highlight w:val="lightGray"/>
+        </w:rPr>
+        <w:t xml:space="preserve"> </w:t>
+      </w:r>
+      <w:r>
+        <w:rPr>
+          <w:rFonts w:ascii="Arial" w:hAnsi="Arial" w:eastAsia="Arial" w:cs="Arial"/>
+          <w:b w:val="0"/>
+          <w:i w:val="0"/>
+          <w:color w:val="000000"/>
+          <w:sz w:val="18"/>
+          <w:highlight w:val="lightGray"/>
+        </w:rPr>
+        <w:t>-</w:t>
+      </w:r>
+      <w:r>
+        <w:rPr>
+          <w:rFonts w:ascii="Arial" w:hAnsi="Arial" w:eastAsia="Arial" w:cs="Arial"/>
+          <w:b w:val="0"/>
+          <w:i w:val="0"/>
+          <w:color w:val="000000"/>
+          <w:sz w:val="18"/>
+          <w:highlight w:val="lightGray"/>
+        </w:rPr>
+        <w:t>&gt;</w:t>
+      </w:r>
+      <w:r>
+        <w:rPr>
+          <w:rFonts w:ascii="Arial" w:hAnsi="Arial" w:eastAsia="Arial" w:cs="Arial"/>
+          <w:b w:val="0"/>
+          <w:i w:val="0"/>
+          <w:color w:val="000000"/>
+          <w:sz w:val="18"/>
+          <w:highlight w:val="lightGray"/>
+        </w:rPr>
+        <w:t xml:space="preserve"> </w:t>
+      </w:r>
+      <w:r>
+        <w:rPr>
+          <w:rFonts w:ascii="Arial" w:hAnsi="Arial" w:eastAsia="Arial" w:cs="Arial"/>
+          <w:b/>
+          <w:i w:val="0"/>
+          <w:color w:val="000000"/>
+          <w:sz w:val="18"/>
+          <w:highlight w:val="lightGray"/>
+        </w:rPr>
+        <w:t>F</w:t>
+      </w:r>
+      <w:r>
+        <w:rPr>
+          <w:rFonts w:ascii="Arial" w:hAnsi="Arial" w:eastAsia="Arial" w:cs="Arial"/>
+          <w:b/>
+          <w:i w:val="0"/>
+          <w:color w:val="000000"/>
+          <w:sz w:val="18"/>
+          <w:highlight w:val="lightGray"/>
+        </w:rPr>
+        <w:t>r</w:t>
+      </w:r>
+      <w:r>
+        <w:rPr>
+          <w:rFonts w:ascii="Arial" w:hAnsi="Arial" w:eastAsia="Arial" w:cs="Arial"/>
+          <w:b/>
+          <w:i w:val="0"/>
+          <w:color w:val="000000"/>
+          <w:sz w:val="18"/>
+          <w:highlight w:val="lightGray"/>
+        </w:rPr>
+        <w:t>o</w:t>
+      </w:r>
+      <w:r>
+        <w:rPr>
+          <w:rFonts w:ascii="Arial" w:hAnsi="Arial" w:eastAsia="Arial" w:cs="Arial"/>
+          <w:b/>
+          <w:i w:val="0"/>
+          <w:color w:val="000000"/>
+          <w:sz w:val="18"/>
+          <w:highlight w:val="lightGray"/>
+        </w:rPr>
+        <w:t>m</w:t>
+      </w:r>
+      <w:r>
+        <w:rPr>
+          <w:rFonts w:ascii="Arial" w:hAnsi="Arial" w:eastAsia="Arial" w:cs="Arial"/>
+          <w:b/>
+          <w:i w:val="0"/>
+          <w:color w:val="000000"/>
+          <w:sz w:val="18"/>
+          <w:highlight w:val="lightGray"/>
+        </w:rPr>
+        <w:t>:</w:t>
+      </w:r>
+      <w:r>
+        <w:rPr>
+          <w:rFonts w:ascii="Arial" w:hAnsi="Arial" w:eastAsia="Arial" w:cs="Arial"/>
+          <w:b w:val="0"/>
+          <w:i w:val="0"/>
+          <w:color w:val="000000"/>
+          <w:sz w:val="18"/>
+          <w:highlight w:val="lightGray"/>
+        </w:rPr>
+        <w:t xml:space="preserve"> </w:t>
+      </w:r>
+      <w:r>
+        <w:rPr>
+          <w:rFonts w:ascii="Arial" w:hAnsi="Arial" w:eastAsia="Arial" w:cs="Arial"/>
+          <w:b w:val="0"/>
+          <w:i w:val="0"/>
+          <w:color w:val="000000"/>
+          <w:sz w:val="18"/>
+          <w:highlight w:val="lightGray"/>
+        </w:rPr>
+        <w:t>[</w:t>
+      </w:r>
+      <w:r>
+        <w:rPr>
+          <w:rFonts w:ascii="Arial" w:hAnsi="Arial" w:eastAsia="Arial" w:cs="Arial"/>
+          <w:b w:val="0"/>
+          <w:i w:val="0"/>
+          <w:color w:val="000000"/>
+          <w:sz w:val="18"/>
+          <w:highlight w:val="lightGray"/>
+        </w:rPr>
+        <w:t>C</w:t>
+      </w:r>
+      <w:r>
+        <w:rPr>
+          <w:rFonts w:ascii="Arial" w:hAnsi="Arial" w:eastAsia="Arial" w:cs="Arial"/>
+          <w:b w:val="0"/>
+          <w:i w:val="0"/>
+          <w:color w:val="000000"/>
+          <w:sz w:val="18"/>
+          <w:highlight w:val="lightGray"/>
+        </w:rPr>
+        <w:t>h</w:t>
+      </w:r>
+      <w:r>
+        <w:rPr>
+          <w:rFonts w:ascii="Arial" w:hAnsi="Arial" w:eastAsia="Arial" w:cs="Arial"/>
+          <w:b w:val="0"/>
+          <w:i w:val="0"/>
+          <w:color w:val="000000"/>
+          <w:sz w:val="18"/>
+          <w:highlight w:val="lightGray"/>
+        </w:rPr>
+        <w:t>a</w:t>
+      </w:r>
+      <w:r>
+        <w:rPr>
+          <w:rFonts w:ascii="Arial" w:hAnsi="Arial" w:eastAsia="Arial" w:cs="Arial"/>
+          <w:b w:val="0"/>
+          <w:i w:val="0"/>
+          <w:color w:val="000000"/>
+          <w:sz w:val="18"/>
+          <w:highlight w:val="lightGray"/>
+        </w:rPr>
+        <w:t>t</w:t>
+      </w:r>
+      <w:r>
+        <w:rPr>
+          <w:rFonts w:ascii="Arial" w:hAnsi="Arial" w:eastAsia="Arial" w:cs="Arial"/>
+          <w:b w:val="0"/>
+          <w:i w:val="0"/>
+          <w:color w:val="000000"/>
+          <w:sz w:val="18"/>
+          <w:highlight w:val="lightGray"/>
+        </w:rPr>
+        <w:t>G</w:t>
+      </w:r>
+      <w:r>
+        <w:rPr>
+          <w:rFonts w:ascii="Arial" w:hAnsi="Arial" w:eastAsia="Arial" w:cs="Arial"/>
+          <w:b w:val="0"/>
+          <w:i w:val="0"/>
+          <w:color w:val="000000"/>
+          <w:sz w:val="18"/>
+          <w:highlight w:val="lightGray"/>
+        </w:rPr>
+        <w:t>P</w:t>
+      </w:r>
+      <w:r>
+        <w:rPr>
+          <w:rFonts w:ascii="Arial" w:hAnsi="Arial" w:eastAsia="Arial" w:cs="Arial"/>
+          <w:b w:val="0"/>
+          <w:i w:val="0"/>
+          <w:color w:val="000000"/>
+          <w:sz w:val="18"/>
+          <w:highlight w:val="lightGray"/>
+        </w:rPr>
+        <w:t>T</w:t>
+      </w:r>
+      <w:r>
+        <w:rPr>
+          <w:rFonts w:ascii="Arial" w:hAnsi="Arial" w:eastAsia="Arial" w:cs="Arial"/>
+          <w:b w:val="0"/>
+          <w:i w:val="0"/>
+          <w:color w:val="000000"/>
+          <w:sz w:val="18"/>
+          <w:highlight w:val="lightGray"/>
+        </w:rPr>
+        <w:t>]</w:t>
+      </w:r>
+      <w:r>
+        <w:rPr>
+          <w:rFonts w:ascii="Arial" w:hAnsi="Arial"/>
+          <w:color w:val="000000"/>
+          <w:sz w:val="18"/>
+          <w:highlight w:val="lightGray"/>
+        </w:rPr>
+        <w:t xml:space="preserve"> </w:t>
+      </w:r>
+      <w:r>
+        <w:rPr>
+          <w:rFonts w:ascii="Arial" w:hAnsi="Arial"/>
           <w:b/>
           <w:color w:val="000000"/>
           <w:sz w:val="18"/>
@@ -1894,7 +8388,7 @@
       </w:r>
       <w:r>
         <w:rPr>
-          <w:rFonts w:ascii="Arial" w:eastAsia="Arial" w:hAnsi="Arial"/>
+          <w:rFonts w:ascii="Arial" w:hAnsi="Arial"/>
           <w:b/>
           <w:sz w:val="18"/>
         </w:rPr>
@@ -1902,14 +8396,14 @@
       </w:r>
       <w:r>
         <w:rPr>
-          <w:rFonts w:ascii="Arial" w:eastAsia="Arial" w:hAnsi="Arial"/>
+          <w:rFonts w:ascii="Arial" w:hAnsi="Arial"/>
           <w:sz w:val="18"/>
         </w:rPr>
         <w:br/>
       </w:r>
       <w:r>
         <w:rPr>
-          <w:rFonts w:ascii="Arial" w:eastAsia="Arial" w:hAnsi="Arial"/>
+          <w:rFonts w:ascii="Arial" w:hAnsi="Arial"/>
           <w:b/>
           <w:sz w:val="18"/>
         </w:rPr>
@@ -1917,14 +8411,14 @@
       </w:r>
       <w:r>
         <w:rPr>
-          <w:rFonts w:ascii="Arial" w:eastAsia="Arial" w:hAnsi="Arial"/>
+          <w:rFonts w:ascii="Arial" w:hAnsi="Arial"/>
           <w:sz w:val="18"/>
         </w:rPr>
         <w:t xml:space="preserve"> = The </w:t>
       </w:r>
       <w:r>
         <w:rPr>
-          <w:rFonts w:ascii="Arial" w:eastAsia="Arial" w:hAnsi="Arial"/>
+          <w:rFonts w:ascii="Arial" w:hAnsi="Arial"/>
           <w:b/>
           <w:sz w:val="18"/>
         </w:rPr>
@@ -1932,7 +8426,7 @@
       </w:r>
       <w:r>
         <w:rPr>
-          <w:rFonts w:ascii="Arial" w:eastAsia="Arial" w:hAnsi="Arial"/>
+          <w:rFonts w:ascii="Arial" w:hAnsi="Arial"/>
           <w:sz w:val="18"/>
         </w:rPr>
         <w:t xml:space="preserve"> that make Wikipedia and other free knowledge websites possible.</w:t>
